--- a/08-传感器电路/06-湿度传感器电路/电阻式湿度传感器电路/电阻式湿度传感器电路.docx
+++ b/08-传感器电路/06-湿度传感器电路/电阻式湿度传感器电路/电阻式湿度传感器电路.docx
@@ -2300,6 +2300,20 @@
     </w:p>
     <w:bookmarkEnd w:id="26"/>
     <w:bookmarkEnd w:id="27"/>
+    <w:p>
+      <w:pPr>
+        <w:spacing w:before="360"/>
+        <w:jc w:val="center"/>
+      </w:pPr>
+      <w:r>
+        <w:rPr>
+          <w:rFonts w:ascii="Times New Roman" w:hAnsi="Times New Roman"/>
+          <w:color w:val="555555"/>
+          <w:sz w:val="21"/>
+        </w:rPr>
+        <w:t>材料收集者：杜文杰</w:t>
+      </w:r>
+    </w:p>
     <w:sectPr>
       <w:headerReference r:id="rId9" w:type="default"/>
       <w:footerReference r:id="rId10" w:type="default"/>

--- a/08-传感器电路/06-湿度传感器电路/电阻式湿度传感器电路/电阻式湿度传感器电路.docx
+++ b/08-传感器电路/06-湿度传感器电路/电阻式湿度传感器电路/电阻式湿度传感器电路.docx
@@ -1,6 +1,6 @@
 
 <file path=word/document.xml><?xml version="1.0" encoding="utf-8"?>
-<w:document xmlns:w="http://schemas.openxmlformats.org/wordprocessingml/2006/main" xmlns:m="http://schemas.openxmlformats.org/officeDocument/2006/math" xmlns:r="http://schemas.openxmlformats.org/officeDocument/2006/relationships" xmlns:o="urn:schemas-microsoft-com:office:office" xmlns:v="urn:schemas-microsoft-com:vml" xmlns:w10="urn:schemas-microsoft-com:office:word" xmlns:a="http://schemas.openxmlformats.org/drawingml/2006/main" xmlns:pic="http://schemas.openxmlformats.org/drawingml/2006/picture" xmlns:wp="http://schemas.openxmlformats.org/drawingml/2006/wordprocessingDrawing">
+<w:document xmlns:m="http://schemas.openxmlformats.org/officeDocument/2006/math" xmlns:r="http://schemas.openxmlformats.org/officeDocument/2006/relationships" xmlns:w="http://schemas.openxmlformats.org/wordprocessingml/2006/main" xmlns:o="urn:schemas-microsoft-com:office:office" xmlns:v="urn:schemas-microsoft-com:vml" xmlns:w10="urn:schemas-microsoft-com:office:word" xmlns:a="http://schemas.openxmlformats.org/drawingml/2006/main" xmlns:pic="http://schemas.openxmlformats.org/drawingml/2006/picture" xmlns:wp="http://schemas.openxmlformats.org/drawingml/2006/wordprocessingDrawing">
   <w:body>
     <w:bookmarkStart w:id="27" w:name="电阻式湿度传感器电路"/>
     <w:p>
@@ -9,7 +9,7 @@
       </w:pPr>
       <w:r>
         <w:rPr>
-          <w:rFonts w:hint="eastAsia"/>
+          <w:rFonts w:hint="eastAsia" w:eastAsia="黑体"/>
         </w:rPr>
         <w:t xml:space="preserve">电阻式湿度传感器电路</w:t>
       </w:r>
@@ -21,7 +21,7 @@
       </w:pPr>
       <w:r>
         <w:rPr>
-          <w:rFonts w:hint="eastAsia"/>
+          <w:rFonts w:hint="eastAsia" w:eastAsia="黑体"/>
         </w:rPr>
         <w:t xml:space="preserve">拓扑描述</w:t>
       </w:r>
@@ -32,13 +32,13 @@
       </w:pPr>
       <w:r>
         <w:rPr>
-          <w:rFonts w:hint="eastAsia"/>
+          <w:rFonts w:hint="eastAsia" w:eastAsia="黑体"/>
         </w:rPr>
         <w:t xml:space="preserve">元件组成与节点定义：电路由</w:t>
       </w:r>
       <w:r>
         <w:rPr>
-          <w:rFonts w:hint="eastAsia"/>
+          <w:rFonts w:hint="eastAsia" w:eastAsia="黑体"/>
           <w:b/>
           <w:bCs/>
         </w:rPr>
@@ -46,6 +46,7 @@
       </w:r>
       <w:r>
         <w:rPr>
+          <w:rFonts w:eastAsia="黑体"/>
           <w:b/>
           <w:bCs/>
         </w:rPr>
@@ -67,13 +68,13 @@
       </m:oMath>
       <w:r>
         <w:rPr>
-          <w:rFonts w:hint="eastAsia"/>
+          <w:rFonts w:hint="eastAsia" w:eastAsia="黑体"/>
         </w:rPr>
         <w:t xml:space="preserve">（吸湿性电解质/陶瓷/高分子材料）、</w:t>
       </w:r>
       <w:r>
         <w:rPr>
-          <w:rFonts w:hint="eastAsia"/>
+          <w:rFonts w:hint="eastAsia" w:eastAsia="黑体"/>
           <w:b/>
           <w:bCs/>
         </w:rPr>
@@ -81,6 +82,7 @@
       </w:r>
       <w:r>
         <w:rPr>
+          <w:rFonts w:eastAsia="黑体"/>
           <w:b/>
           <w:bCs/>
         </w:rPr>
@@ -101,17 +103,20 @@
         </m:sSub>
       </m:oMath>
       <w:r>
+        <w:rPr>
+          <w:rFonts w:eastAsia="黑体"/>
+        </w:rPr>
         <w:t xml:space="preserve"> </w:t>
       </w:r>
       <w:r>
         <w:rPr>
-          <w:rFonts w:hint="eastAsia"/>
+          <w:rFonts w:hint="eastAsia" w:eastAsia="黑体"/>
         </w:rPr>
         <w:t xml:space="preserve">与</w:t>
       </w:r>
       <w:r>
         <w:rPr>
-          <w:rFonts w:hint="eastAsia"/>
+          <w:rFonts w:hint="eastAsia" w:eastAsia="黑体"/>
           <w:b/>
           <w:bCs/>
         </w:rPr>
@@ -119,83 +124,7 @@
       </w:r>
       <w:r>
         <w:rPr>
-          <w:b/>
-          <w:bCs/>
-        </w:rPr>
-        <w:t xml:space="preserve"> </w:t>
-      </w:r>
-      <m:oMath>
-        <m:sSub>
-          <m:e>
-            <m:r>
-              <m:t>V</m:t>
-            </m:r>
-          </m:e>
-          <m:sub>
-            <m:r>
-              <m:t>r</m:t>
-            </m:r>
-            <m:r>
-              <m:t>e</m:t>
-            </m:r>
-            <m:r>
-              <m:t>f</m:t>
-            </m:r>
-          </m:sub>
-        </m:sSub>
-      </m:oMath>
-      <w:r>
-        <w:t xml:space="preserve"> </w:t>
-      </w:r>
-      <w:r>
-        <w:rPr>
-          <w:rFonts w:hint="eastAsia"/>
-        </w:rPr>
-        <w:t xml:space="preserve">组成分压检测网络，输出送</w:t>
-      </w:r>
-      <w:r>
-        <w:t xml:space="preserve"> ADC </w:t>
-      </w:r>
-      <w:r>
-        <w:rPr>
-          <w:rFonts w:hint="eastAsia"/>
-        </w:rPr>
-        <w:t xml:space="preserve">或运放调理。电路共有</w:t>
-      </w:r>
-      <w:r>
-        <w:t xml:space="preserve"> 4 </w:t>
-      </w:r>
-      <w:r>
-        <w:rPr>
-          <w:rFonts w:hint="eastAsia"/>
-        </w:rPr>
-        <w:t xml:space="preserve">个关键节点：</w:t>
-      </w:r>
-      <w:r>
-        <w:rPr>
-          <w:rFonts w:hint="eastAsia"/>
-          <w:b/>
-          <w:bCs/>
-        </w:rPr>
-        <w:t xml:space="preserve">节点①</w:t>
-      </w:r>
-      <w:r>
-        <w:rPr>
-          <w:b/>
-          <w:bCs/>
-        </w:rPr>
-        <w:t xml:space="preserve"> </w:t>
-      </w:r>
-      <w:r>
-        <w:rPr>
-          <w:rFonts w:hint="eastAsia"/>
-          <w:b/>
-          <w:bCs/>
-        </w:rPr>
-        <w:t xml:space="preserve">激励节点</w:t>
-      </w:r>
-      <w:r>
-        <w:rPr>
+          <w:rFonts w:eastAsia="黑体"/>
           <w:b/>
           <w:bCs/>
         </w:rPr>
@@ -223,11 +152,102 @@
       </m:oMath>
       <w:r>
         <w:rPr>
-          <w:rFonts w:hint="eastAsia"/>
+          <w:rFonts w:eastAsia="黑体"/>
+        </w:rPr>
+        <w:t xml:space="preserve"> </w:t>
+      </w:r>
+      <w:r>
+        <w:rPr>
+          <w:rFonts w:hint="eastAsia" w:eastAsia="黑体"/>
+        </w:rPr>
+        <w:t xml:space="preserve">组成分压检测网络，输出送</w:t>
+      </w:r>
+      <w:r>
+        <w:rPr>
+          <w:rFonts w:eastAsia="黑体"/>
+        </w:rPr>
+        <w:t xml:space="preserve"> ADC </w:t>
+      </w:r>
+      <w:r>
+        <w:rPr>
+          <w:rFonts w:hint="eastAsia" w:eastAsia="黑体"/>
+        </w:rPr>
+        <w:t xml:space="preserve">或运放调理。电路共有</w:t>
+      </w:r>
+      <w:r>
+        <w:rPr>
+          <w:rFonts w:eastAsia="黑体"/>
+        </w:rPr>
+        <w:t xml:space="preserve"> 4 </w:t>
+      </w:r>
+      <w:r>
+        <w:rPr>
+          <w:rFonts w:hint="eastAsia" w:eastAsia="黑体"/>
+        </w:rPr>
+        <w:t xml:space="preserve">个关键节点：</w:t>
+      </w:r>
+      <w:r>
+        <w:rPr>
+          <w:rFonts w:hint="eastAsia" w:eastAsia="黑体"/>
+          <w:b/>
+          <w:bCs/>
+        </w:rPr>
+        <w:t xml:space="preserve">节点①</w:t>
+      </w:r>
+      <w:r>
+        <w:rPr>
+          <w:rFonts w:eastAsia="黑体"/>
+          <w:b/>
+          <w:bCs/>
+        </w:rPr>
+        <w:t xml:space="preserve"> </w:t>
+      </w:r>
+      <w:r>
+        <w:rPr>
+          <w:rFonts w:hint="eastAsia" w:eastAsia="黑体"/>
+          <w:b/>
+          <w:bCs/>
+        </w:rPr>
+        <w:t xml:space="preserve">激励节点</w:t>
+      </w:r>
+      <w:r>
+        <w:rPr>
+          <w:rFonts w:eastAsia="黑体"/>
+          <w:b/>
+          <w:bCs/>
+        </w:rPr>
+        <w:t xml:space="preserve"> </w:t>
+      </w:r>
+      <m:oMath>
+        <m:sSub>
+          <m:e>
+            <m:r>
+              <m:t>V</m:t>
+            </m:r>
+          </m:e>
+          <m:sub>
+            <m:r>
+              <m:t>r</m:t>
+            </m:r>
+            <m:r>
+              <m:t>e</m:t>
+            </m:r>
+            <m:r>
+              <m:t>f</m:t>
+            </m:r>
+          </m:sub>
+        </m:sSub>
+      </m:oMath>
+      <w:r>
+        <w:rPr>
+          <w:rFonts w:hint="eastAsia" w:eastAsia="黑体"/>
         </w:rPr>
         <w:t xml:space="preserve">（连交流激励/参考电压正端与</w:t>
       </w:r>
       <w:r>
+        <w:rPr>
+          <w:rFonts w:eastAsia="黑体"/>
+        </w:rPr>
         <w:t xml:space="preserve"> </w:t>
       </w:r>
       <m:oMath>
@@ -245,17 +265,20 @@
         </m:sSub>
       </m:oMath>
       <w:r>
+        <w:rPr>
+          <w:rFonts w:eastAsia="黑体"/>
+        </w:rPr>
         <w:t xml:space="preserve"> </w:t>
       </w:r>
       <w:r>
         <w:rPr>
-          <w:rFonts w:hint="eastAsia"/>
+          <w:rFonts w:hint="eastAsia" w:eastAsia="黑体"/>
         </w:rPr>
         <w:t xml:space="preserve">一端）；</w:t>
       </w:r>
       <w:r>
         <w:rPr>
-          <w:rFonts w:hint="eastAsia"/>
+          <w:rFonts w:hint="eastAsia" w:eastAsia="黑体"/>
           <w:b/>
           <w:bCs/>
         </w:rPr>
@@ -263,6 +286,7 @@
       </w:r>
       <w:r>
         <w:rPr>
+          <w:rFonts w:eastAsia="黑体"/>
           <w:b/>
           <w:bCs/>
         </w:rPr>
@@ -270,7 +294,7 @@
       </w:r>
       <w:r>
         <w:rPr>
-          <w:rFonts w:hint="eastAsia"/>
+          <w:rFonts w:hint="eastAsia" w:eastAsia="黑体"/>
           <w:b/>
           <w:bCs/>
         </w:rPr>
@@ -278,6 +302,7 @@
       </w:r>
       <w:r>
         <w:rPr>
+          <w:rFonts w:eastAsia="黑体"/>
           <w:b/>
           <w:bCs/>
         </w:rPr>
@@ -305,11 +330,14 @@
       </m:oMath>
       <w:r>
         <w:rPr>
-          <w:rFonts w:hint="eastAsia"/>
+          <w:rFonts w:hint="eastAsia" w:eastAsia="黑体"/>
         </w:rPr>
         <w:t xml:space="preserve">（连</w:t>
       </w:r>
       <w:r>
+        <w:rPr>
+          <w:rFonts w:eastAsia="黑体"/>
+        </w:rPr>
         <w:t xml:space="preserve"> </w:t>
       </w:r>
       <m:oMath>
@@ -327,15 +355,21 @@
         </m:sSub>
       </m:oMath>
       <w:r>
+        <w:rPr>
+          <w:rFonts w:eastAsia="黑体"/>
+        </w:rPr>
         <w:t xml:space="preserve"> </w:t>
       </w:r>
       <w:r>
         <w:rPr>
-          <w:rFonts w:hint="eastAsia"/>
+          <w:rFonts w:hint="eastAsia" w:eastAsia="黑体"/>
         </w:rPr>
         <w:t xml:space="preserve">另一端与</w:t>
       </w:r>
       <w:r>
+        <w:rPr>
+          <w:rFonts w:eastAsia="黑体"/>
+        </w:rPr>
         <w:t xml:space="preserve"> </w:t>
       </w:r>
       <m:oMath>
@@ -353,17 +387,20 @@
         </m:sSub>
       </m:oMath>
       <w:r>
+        <w:rPr>
+          <w:rFonts w:eastAsia="黑体"/>
+        </w:rPr>
         <w:t xml:space="preserve"> </w:t>
       </w:r>
       <w:r>
         <w:rPr>
-          <w:rFonts w:hint="eastAsia"/>
+          <w:rFonts w:hint="eastAsia" w:eastAsia="黑体"/>
         </w:rPr>
         <w:t xml:space="preserve">一端，为输出取样点）；</w:t>
       </w:r>
       <w:r>
         <w:rPr>
-          <w:rFonts w:hint="eastAsia"/>
+          <w:rFonts w:hint="eastAsia" w:eastAsia="黑体"/>
           <w:b/>
           <w:bCs/>
         </w:rPr>
@@ -371,6 +408,7 @@
       </w:r>
       <w:r>
         <w:rPr>
+          <w:rFonts w:eastAsia="黑体"/>
           <w:b/>
           <w:bCs/>
         </w:rPr>
@@ -378,7 +416,7 @@
       </w:r>
       <w:r>
         <w:rPr>
-          <w:rFonts w:hint="eastAsia"/>
+          <w:rFonts w:hint="eastAsia" w:eastAsia="黑体"/>
           <w:b/>
           <w:bCs/>
         </w:rPr>
@@ -386,6 +424,7 @@
       </w:r>
       <w:r>
         <w:rPr>
+          <w:rFonts w:eastAsia="黑体"/>
           <w:b/>
           <w:bCs/>
         </w:rPr>
@@ -393,11 +432,14 @@
       </w:r>
       <w:r>
         <w:rPr>
-          <w:rFonts w:hint="eastAsia"/>
+          <w:rFonts w:hint="eastAsia" w:eastAsia="黑体"/>
         </w:rPr>
         <w:t xml:space="preserve">（连</w:t>
       </w:r>
       <w:r>
+        <w:rPr>
+          <w:rFonts w:eastAsia="黑体"/>
+        </w:rPr>
         <w:t xml:space="preserve"> </w:t>
       </w:r>
       <m:oMath>
@@ -415,17 +457,20 @@
         </m:sSub>
       </m:oMath>
       <w:r>
+        <w:rPr>
+          <w:rFonts w:eastAsia="黑体"/>
+        </w:rPr>
         <w:t xml:space="preserve"> </w:t>
       </w:r>
       <w:r>
         <w:rPr>
-          <w:rFonts w:hint="eastAsia"/>
+          <w:rFonts w:hint="eastAsia" w:eastAsia="黑体"/>
         </w:rPr>
         <w:t xml:space="preserve">另一端与激励负端）；</w:t>
       </w:r>
       <w:r>
         <w:rPr>
-          <w:rFonts w:hint="eastAsia"/>
+          <w:rFonts w:hint="eastAsia" w:eastAsia="黑体"/>
           <w:b/>
           <w:bCs/>
         </w:rPr>
@@ -433,6 +478,7 @@
       </w:r>
       <w:r>
         <w:rPr>
+          <w:rFonts w:eastAsia="黑体"/>
           <w:b/>
           <w:bCs/>
         </w:rPr>
@@ -440,7 +486,7 @@
       </w:r>
       <w:r>
         <w:rPr>
-          <w:rFonts w:hint="eastAsia"/>
+          <w:rFonts w:hint="eastAsia" w:eastAsia="黑体"/>
           <w:b/>
           <w:bCs/>
         </w:rPr>
@@ -448,6 +494,7 @@
       </w:r>
       <w:r>
         <w:rPr>
+          <w:rFonts w:eastAsia="黑体"/>
           <w:b/>
           <w:bCs/>
         </w:rPr>
@@ -475,11 +522,14 @@
       </m:oMath>
       <w:r>
         <w:rPr>
-          <w:rFonts w:hint="eastAsia"/>
+          <w:rFonts w:hint="eastAsia" w:eastAsia="黑体"/>
         </w:rPr>
         <w:t xml:space="preserve">（连</w:t>
       </w:r>
       <w:r>
+        <w:rPr>
+          <w:rFonts w:eastAsia="黑体"/>
+        </w:rPr>
         <w:t xml:space="preserve"> </w:t>
       </w:r>
       <m:oMath>
@@ -503,20 +553,26 @@
         </m:sSub>
       </m:oMath>
       <w:r>
+        <w:rPr>
+          <w:rFonts w:eastAsia="黑体"/>
+        </w:rPr>
         <w:t xml:space="preserve"> </w:t>
       </w:r>
       <w:r>
         <w:rPr>
-          <w:rFonts w:hint="eastAsia"/>
+          <w:rFonts w:hint="eastAsia" w:eastAsia="黑体"/>
         </w:rPr>
         <w:t xml:space="preserve">经缓冲后接</w:t>
       </w:r>
       <w:r>
+        <w:rPr>
+          <w:rFonts w:eastAsia="黑体"/>
+        </w:rPr>
         <w:t xml:space="preserve"> </w:t>
       </w:r>
       <w:r>
         <w:rPr>
-          <w:rFonts w:hint="eastAsia"/>
+          <w:rFonts w:hint="eastAsia" w:eastAsia="黑体"/>
         </w:rPr>
         <w:t xml:space="preserve">ADC）。</w:t>
       </w:r>
@@ -525,7 +581,7 @@
       <w:pPr/>
       <w:r>
         <w:rPr>
-          <w:rFonts w:hint="eastAsia"/>
+          <w:rFonts w:hint="eastAsia" w:eastAsia="黑体"/>
         </w:rPr>
         <w:t xml:space="preserve">各元件管脚连接：</w:t>
       </w:r>
@@ -544,11 +600,14 @@
         </m:sSub>
       </m:oMath>
       <w:r>
+        <w:rPr>
+          <w:rFonts w:eastAsia="黑体"/>
+        </w:rPr>
         <w:t xml:space="preserve"> </w:t>
       </w:r>
       <w:r>
         <w:rPr>
-          <w:rFonts w:hint="eastAsia"/>
+          <w:rFonts w:hint="eastAsia" w:eastAsia="黑体"/>
         </w:rPr>
         <w:t xml:space="preserve">一端接节点①、另一端接节点②；</w:t>
       </w:r>
@@ -567,15 +626,21 @@
         </m:sSub>
       </m:oMath>
       <w:r>
+        <w:rPr>
+          <w:rFonts w:eastAsia="黑体"/>
+        </w:rPr>
         <w:t xml:space="preserve"> </w:t>
       </w:r>
       <w:r>
         <w:rPr>
-          <w:rFonts w:hint="eastAsia"/>
+          <w:rFonts w:hint="eastAsia" w:eastAsia="黑体"/>
         </w:rPr>
         <w:t xml:space="preserve">一端接节点②、另一端接节点③，与</w:t>
       </w:r>
       <w:r>
+        <w:rPr>
+          <w:rFonts w:eastAsia="黑体"/>
+        </w:rPr>
         <w:t xml:space="preserve"> </w:t>
       </w:r>
       <m:oMath>
@@ -593,15 +658,21 @@
         </m:sSub>
       </m:oMath>
       <w:r>
+        <w:rPr>
+          <w:rFonts w:eastAsia="黑体"/>
+        </w:rPr>
         <w:t xml:space="preserve"> </w:t>
       </w:r>
       <w:r>
         <w:rPr>
-          <w:rFonts w:hint="eastAsia"/>
+          <w:rFonts w:hint="eastAsia" w:eastAsia="黑体"/>
         </w:rPr>
         <w:t xml:space="preserve">串联分压；输出由节点②（或经运放缓冲后的节点④）取</w:t>
       </w:r>
       <w:r>
+        <w:rPr>
+          <w:rFonts w:eastAsia="黑体"/>
+        </w:rPr>
         <w:t xml:space="preserve"> </w:t>
       </w:r>
       <m:oMath>
@@ -716,11 +787,14 @@
       </m:oMath>
       <w:r>
         <w:rPr>
-          <w:rFonts w:hint="eastAsia"/>
+          <w:rFonts w:hint="eastAsia" w:eastAsia="黑体"/>
         </w:rPr>
         <w:t xml:space="preserve">（若</w:t>
       </w:r>
       <w:r>
+        <w:rPr>
+          <w:rFonts w:eastAsia="黑体"/>
+        </w:rPr>
         <w:t xml:space="preserve"> </w:t>
       </w:r>
       <m:oMath>
@@ -738,15 +812,21 @@
         </m:sSub>
       </m:oMath>
       <w:r>
+        <w:rPr>
+          <w:rFonts w:eastAsia="黑体"/>
+        </w:rPr>
         <w:t xml:space="preserve"> </w:t>
       </w:r>
       <w:r>
         <w:rPr>
-          <w:rFonts w:hint="eastAsia"/>
+          <w:rFonts w:hint="eastAsia" w:eastAsia="黑体"/>
         </w:rPr>
         <w:t xml:space="preserve">在上臂）或</w:t>
       </w:r>
       <w:r>
+        <w:rPr>
+          <w:rFonts w:eastAsia="黑体"/>
+        </w:rPr>
         <w:t xml:space="preserve"> </w:t>
       </w:r>
       <m:oMath>
@@ -861,7 +941,7 @@
       </m:oMath>
       <w:r>
         <w:rPr>
-          <w:rFonts w:hint="eastAsia"/>
+          <w:rFonts w:hint="eastAsia" w:eastAsia="黑体"/>
         </w:rPr>
         <w:t xml:space="preserve">（</w:t>
       </w:r>
@@ -880,11 +960,14 @@
         </m:sSub>
       </m:oMath>
       <w:r>
+        <w:rPr>
+          <w:rFonts w:eastAsia="黑体"/>
+        </w:rPr>
         <w:t xml:space="preserve"> </w:t>
       </w:r>
       <w:r>
         <w:rPr>
-          <w:rFonts w:hint="eastAsia"/>
+          <w:rFonts w:hint="eastAsia" w:eastAsia="黑体"/>
         </w:rPr>
         <w:t xml:space="preserve">在下臂）。水分子吸附使感湿材料离子电导增大、</w:t>
       </w:r>
@@ -903,11 +986,14 @@
         </m:sSub>
       </m:oMath>
       <w:r>
+        <w:rPr>
+          <w:rFonts w:eastAsia="黑体"/>
+        </w:rPr>
         <w:t xml:space="preserve"> </w:t>
       </w:r>
       <w:r>
         <w:rPr>
-          <w:rFonts w:hint="eastAsia"/>
+          <w:rFonts w:hint="eastAsia" w:eastAsia="黑体"/>
         </w:rPr>
         <w:t xml:space="preserve">随湿度升高而减小，分压比随之改变。</w:t>
       </w:r>
@@ -916,16 +1002,19 @@
       <w:pPr/>
       <w:r>
         <w:rPr>
-          <w:rFonts w:hint="eastAsia"/>
+          <w:rFonts w:hint="eastAsia" w:eastAsia="黑体"/>
         </w:rPr>
         <w:t xml:space="preserve">由此构成”感湿电阻与固定电阻串联分压</w:t>
       </w:r>
       <w:r>
+        <w:rPr>
+          <w:rFonts w:eastAsia="黑体"/>
+        </w:rPr>
         <w:t xml:space="preserve"> + </w:t>
       </w:r>
       <w:r>
         <w:rPr>
-          <w:rFonts w:hint="eastAsia"/>
+          <w:rFonts w:hint="eastAsia" w:eastAsia="黑体"/>
         </w:rPr>
         <w:t xml:space="preserve">ADC/运放调理”的电阻式湿度测量组态，把阻值随湿度的变化转换为电压，激励须用低频交流以避免电极极化。</w:t>
       </w:r>
@@ -938,7 +1027,7 @@
       </w:pPr>
       <w:r>
         <w:rPr>
-          <w:rFonts w:hint="eastAsia"/>
+          <w:rFonts w:hint="eastAsia" w:eastAsia="黑体"/>
         </w:rPr>
         <w:t xml:space="preserve">工作原理</w:t>
       </w:r>
@@ -949,16 +1038,19 @@
       </w:pPr>
       <w:r>
         <w:rPr>
-          <w:rFonts w:hint="eastAsia"/>
+          <w:rFonts w:hint="eastAsia" w:eastAsia="黑体"/>
         </w:rPr>
         <w:t xml:space="preserve">水分子吸附使感湿材料离子电导增大，电阻</w:t>
       </w:r>
       <w:r>
+        <w:rPr>
+          <w:rFonts w:eastAsia="黑体"/>
+        </w:rPr>
         <w:t xml:space="preserve"> R_H </w:t>
       </w:r>
       <w:r>
         <w:rPr>
-          <w:rFonts w:hint="eastAsia"/>
+          <w:rFonts w:hint="eastAsia" w:eastAsia="黑体"/>
         </w:rPr>
         <w:t xml:space="preserve">随湿度升高而减小；分压网络将阻值变化转换为电压变化，实现湿度—电压转换。</w:t>
       </w:r>
@@ -971,7 +1063,7 @@
       </w:pPr>
       <w:r>
         <w:rPr>
-          <w:rFonts w:hint="eastAsia"/>
+          <w:rFonts w:hint="eastAsia" w:eastAsia="黑体"/>
         </w:rPr>
         <w:t xml:space="preserve">关键计算公式</w:t>
       </w:r>
@@ -985,7 +1077,7 @@
       </w:pPr>
       <w:r>
         <w:rPr>
-          <w:rFonts w:hint="eastAsia"/>
+          <w:rFonts w:hint="eastAsia" w:eastAsia="黑体"/>
         </w:rPr>
         <w:t xml:space="preserve">分压输出：</w:t>
       </w:r>
@@ -1111,7 +1203,7 @@
       </w:pPr>
       <w:r>
         <w:rPr>
-          <w:rFonts w:hint="eastAsia"/>
+          <w:rFonts w:hint="eastAsia" w:eastAsia="黑体"/>
         </w:rPr>
         <w:t xml:space="preserve">阻值—湿度近似关系：</w:t>
       </w:r>
@@ -1186,7 +1278,7 @@
       </w:pPr>
       <w:r>
         <w:rPr>
-          <w:rFonts w:hint="eastAsia"/>
+          <w:rFonts w:hint="eastAsia" w:eastAsia="黑体"/>
         </w:rPr>
         <w:t xml:space="preserve">交流激励（避免极化）频率：</w:t>
       </w:r>
@@ -1228,16 +1320,19 @@
       </w:pPr>
       <w:r>
         <w:rPr>
-          <w:rFonts w:hint="eastAsia"/>
+          <w:rFonts w:hint="eastAsia" w:eastAsia="黑体"/>
         </w:rPr>
         <w:t xml:space="preserve">（典型</w:t>
       </w:r>
       <w:r>
+        <w:rPr>
+          <w:rFonts w:eastAsia="黑体"/>
+        </w:rPr>
         <w:t xml:space="preserve"> 1 kHz </w:t>
       </w:r>
       <w:r>
         <w:rPr>
-          <w:rFonts w:hint="eastAsia"/>
+          <w:rFonts w:hint="eastAsia" w:eastAsia="黑体"/>
         </w:rPr>
         <w:t xml:space="preserve">左右）</w:t>
       </w:r>
@@ -1273,7 +1368,7 @@
             </w:pPr>
             <w:r>
               <w:rPr>
-                <w:rFonts w:hint="eastAsia"/>
+                <w:rFonts w:hint="eastAsia" w:eastAsia="黑体"/>
               </w:rPr>
               <w:t xml:space="preserve">符号</w:t>
             </w:r>
@@ -1287,7 +1382,7 @@
             </w:pPr>
             <w:r>
               <w:rPr>
-                <w:rFonts w:hint="eastAsia"/>
+                <w:rFonts w:hint="eastAsia" w:eastAsia="黑体"/>
               </w:rPr>
               <w:t xml:space="preserve">含义</w:t>
             </w:r>
@@ -1301,7 +1396,7 @@
             </w:pPr>
             <w:r>
               <w:rPr>
-                <w:rFonts w:hint="eastAsia"/>
+                <w:rFonts w:hint="eastAsia" w:eastAsia="黑体"/>
               </w:rPr>
               <w:t xml:space="preserve">单位</w:t>
             </w:r>
@@ -1330,6 +1425,9 @@
               </m:sSub>
             </m:oMath>
             <w:r>
+              <w:rPr>
+                <w:rFonts w:eastAsia="黑体"/>
+              </w:rPr>
               <w:t xml:space="preserve">​</w:t>
             </w:r>
           </w:p>
@@ -1342,7 +1440,7 @@
             </w:pPr>
             <w:r>
               <w:rPr>
-                <w:rFonts w:hint="eastAsia"/>
+                <w:rFonts w:hint="eastAsia" w:eastAsia="黑体"/>
               </w:rPr>
               <w:t xml:space="preserve">感湿电阻</w:t>
             </w:r>
@@ -1355,6 +1453,9 @@
               <w:pStyle w:val="Compact"/>
             </w:pPr>
             <w:r>
+              <w:rPr>
+                <w:rFonts w:eastAsia="黑体"/>
+              </w:rPr>
               <w:t xml:space="preserve">Ω</w:t>
             </w:r>
           </w:p>
@@ -1382,6 +1483,9 @@
               </m:sSub>
             </m:oMath>
             <w:r>
+              <w:rPr>
+                <w:rFonts w:eastAsia="黑体"/>
+              </w:rPr>
               <w:t xml:space="preserve">​</w:t>
             </w:r>
           </w:p>
@@ -1394,7 +1498,7 @@
             </w:pPr>
             <w:r>
               <w:rPr>
-                <w:rFonts w:hint="eastAsia"/>
+                <w:rFonts w:hint="eastAsia" w:eastAsia="黑体"/>
               </w:rPr>
               <w:t xml:space="preserve">固定分压电阻</w:t>
             </w:r>
@@ -1407,6 +1511,9 @@
               <w:pStyle w:val="Compact"/>
             </w:pPr>
             <w:r>
+              <w:rPr>
+                <w:rFonts w:eastAsia="黑体"/>
+              </w:rPr>
               <w:t xml:space="preserve">Ω</w:t>
             </w:r>
           </w:p>
@@ -1440,6 +1547,9 @@
               </m:sSub>
             </m:oMath>
             <w:r>
+              <w:rPr>
+                <w:rFonts w:eastAsia="黑体"/>
+              </w:rPr>
               <w:t xml:space="preserve">​</w:t>
             </w:r>
           </w:p>
@@ -1452,7 +1562,7 @@
             </w:pPr>
             <w:r>
               <w:rPr>
-                <w:rFonts w:hint="eastAsia"/>
+                <w:rFonts w:hint="eastAsia" w:eastAsia="黑体"/>
               </w:rPr>
               <w:t xml:space="preserve">参考电压</w:t>
             </w:r>
@@ -1465,6 +1575,9 @@
               <w:pStyle w:val="Compact"/>
             </w:pPr>
             <w:r>
+              <w:rPr>
+                <w:rFonts w:eastAsia="黑体"/>
+              </w:rPr>
               <w:t xml:space="preserve">V</w:t>
             </w:r>
           </w:p>
@@ -1486,6 +1599,9 @@
               </m:r>
             </m:oMath>
             <w:r>
+              <w:rPr>
+                <w:rFonts w:eastAsia="黑体"/>
+              </w:rPr>
               <w:t xml:space="preserve">​</w:t>
             </w:r>
           </w:p>
@@ -1498,7 +1614,7 @@
             </w:pPr>
             <w:r>
               <w:rPr>
-                <w:rFonts w:hint="eastAsia"/>
+                <w:rFonts w:hint="eastAsia" w:eastAsia="黑体"/>
               </w:rPr>
               <w:t xml:space="preserve">相对湿度</w:t>
             </w:r>
@@ -1511,6 +1627,9 @@
               <w:pStyle w:val="Compact"/>
             </w:pPr>
             <w:r>
+              <w:rPr>
+                <w:rFonts w:eastAsia="黑体"/>
+              </w:rPr>
               <w:t xml:space="preserve">%RH</w:t>
             </w:r>
           </w:p>
@@ -1529,6 +1648,9 @@
               </m:r>
             </m:oMath>
             <w:r>
+              <w:rPr>
+                <w:rFonts w:eastAsia="黑体"/>
+              </w:rPr>
               <w:t xml:space="preserve">​</w:t>
             </w:r>
           </w:p>
@@ -1541,7 +1663,7 @@
             </w:pPr>
             <w:r>
               <w:rPr>
-                <w:rFonts w:hint="eastAsia"/>
+                <w:rFonts w:hint="eastAsia" w:eastAsia="黑体"/>
               </w:rPr>
               <w:t xml:space="preserve">器件常数</w:t>
             </w:r>
@@ -1554,6 +1676,9 @@
               <w:pStyle w:val="Compact"/>
             </w:pPr>
             <w:r>
+              <w:rPr>
+                <w:rFonts w:eastAsia="黑体"/>
+              </w:rPr>
               <w:t xml:space="preserve">Ω</w:t>
             </w:r>
           </w:p>
@@ -1572,6 +1697,9 @@
               </m:r>
             </m:oMath>
             <w:r>
+              <w:rPr>
+                <w:rFonts w:eastAsia="黑体"/>
+              </w:rPr>
               <w:t xml:space="preserve">​</w:t>
             </w:r>
           </w:p>
@@ -1584,7 +1712,7 @@
             </w:pPr>
             <w:r>
               <w:rPr>
-                <w:rFonts w:hint="eastAsia"/>
+                <w:rFonts w:hint="eastAsia" w:eastAsia="黑体"/>
               </w:rPr>
               <w:t xml:space="preserve">经验指数</w:t>
             </w:r>
@@ -1597,6 +1725,9 @@
               <w:pStyle w:val="Compact"/>
             </w:pPr>
             <w:r>
+              <w:rPr>
+                <w:rFonts w:eastAsia="黑体"/>
+              </w:rPr>
               <w:t xml:space="preserve">—</w:t>
             </w:r>
           </w:p>
@@ -1611,7 +1742,7 @@
       </w:pPr>
       <w:r>
         <w:rPr>
-          <w:rFonts w:hint="eastAsia"/>
+          <w:rFonts w:hint="eastAsia" w:eastAsia="黑体"/>
         </w:rPr>
         <w:t xml:space="preserve">元件调整影响</w:t>
       </w:r>
@@ -1626,38 +1757,51 @@
       </w:pPr>
       <w:r>
         <w:rPr>
+          <w:rFonts w:eastAsia="黑体"/>
           <w:b/>
           <w:bCs/>
         </w:rPr>
         <w:t xml:space="preserve">R1 ↑</w:t>
       </w:r>
       <w:r>
+        <w:rPr>
+          <w:rFonts w:eastAsia="黑体"/>
+        </w:rPr>
         <w:t xml:space="preserve"> </w:t>
       </w:r>
       <w:r>
+        <w:rPr>
+          <w:rFonts w:eastAsia="黑体"/>
+        </w:rPr>
         <w:t xml:space="preserve">→ </w:t>
       </w:r>
       <w:r>
         <w:rPr>
-          <w:rFonts w:hint="eastAsia"/>
+          <w:rFonts w:hint="eastAsia" w:eastAsia="黑体"/>
         </w:rPr>
         <w:t xml:space="preserve">分压灵敏度改变，最灵敏区出现在</w:t>
       </w:r>
       <w:r>
+        <w:rPr>
+          <w:rFonts w:eastAsia="黑体"/>
+        </w:rPr>
         <w:t xml:space="preserve"> R1 </w:t>
       </w:r>
       <w:r>
         <w:rPr>
-          <w:rFonts w:hint="eastAsia"/>
+          <w:rFonts w:hint="eastAsia" w:eastAsia="黑体"/>
         </w:rPr>
         <w:t xml:space="preserve">与</w:t>
       </w:r>
       <w:r>
+        <w:rPr>
+          <w:rFonts w:eastAsia="黑体"/>
+        </w:rPr>
         <w:t xml:space="preserve"> R_H </w:t>
       </w:r>
       <w:r>
         <w:rPr>
-          <w:rFonts w:hint="eastAsia"/>
+          <w:rFonts w:hint="eastAsia" w:eastAsia="黑体"/>
         </w:rPr>
         <w:t xml:space="preserve">相当时。</w:t>
       </w:r>
@@ -1672,7 +1816,7 @@
       </w:pPr>
       <w:r>
         <w:rPr>
-          <w:rFonts w:hint="eastAsia"/>
+          <w:rFonts w:hint="eastAsia" w:eastAsia="黑体"/>
           <w:b/>
           <w:bCs/>
         </w:rPr>
@@ -1680,20 +1824,27 @@
       </w:r>
       <w:r>
         <w:rPr>
+          <w:rFonts w:eastAsia="黑体"/>
           <w:b/>
           <w:bCs/>
         </w:rPr>
         <w:t xml:space="preserve"> ↑</w:t>
       </w:r>
       <w:r>
+        <w:rPr>
+          <w:rFonts w:eastAsia="黑体"/>
+        </w:rPr>
         <w:t xml:space="preserve"> </w:t>
       </w:r>
       <w:r>
+        <w:rPr>
+          <w:rFonts w:eastAsia="黑体"/>
+        </w:rPr>
         <w:t xml:space="preserve">→ R_H </w:t>
       </w:r>
       <w:r>
         <w:rPr>
-          <w:rFonts w:hint="eastAsia"/>
+          <w:rFonts w:hint="eastAsia" w:eastAsia="黑体"/>
         </w:rPr>
         <w:t xml:space="preserve">下降，输出电压随分压位置极性变化。</w:t>
       </w:r>
@@ -1708,7 +1859,7 @@
       </w:pPr>
       <w:r>
         <w:rPr>
-          <w:rFonts w:hint="eastAsia"/>
+          <w:rFonts w:hint="eastAsia" w:eastAsia="黑体"/>
           <w:b/>
           <w:bCs/>
         </w:rPr>
@@ -1716,20 +1867,27 @@
       </w:r>
       <w:r>
         <w:rPr>
+          <w:rFonts w:eastAsia="黑体"/>
           <w:b/>
           <w:bCs/>
         </w:rPr>
         <w:t xml:space="preserve"> ↑/↓</w:t>
       </w:r>
       <w:r>
+        <w:rPr>
+          <w:rFonts w:eastAsia="黑体"/>
+        </w:rPr>
         <w:t xml:space="preserve"> </w:t>
       </w:r>
       <w:r>
+        <w:rPr>
+          <w:rFonts w:eastAsia="黑体"/>
+        </w:rPr>
         <w:t xml:space="preserve">→ </w:t>
       </w:r>
       <w:r>
         <w:rPr>
-          <w:rFonts w:hint="eastAsia"/>
+          <w:rFonts w:hint="eastAsia" w:eastAsia="黑体"/>
         </w:rPr>
         <w:t xml:space="preserve">影响极化与稳定性，直流激励会加速电极极化破坏。</w:t>
       </w:r>
@@ -1744,7 +1902,7 @@
       </w:pPr>
       <w:r>
         <w:rPr>
-          <w:rFonts w:hint="eastAsia"/>
+          <w:rFonts w:hint="eastAsia" w:eastAsia="黑体"/>
         </w:rPr>
         <w:t xml:space="preserve">湿敏材料电阻变化范围可达数个数量级，需分段或对数处理。</w:t>
       </w:r>
@@ -1757,7 +1915,7 @@
       </w:pPr>
       <w:r>
         <w:rPr>
-          <w:rFonts w:hint="eastAsia"/>
+          <w:rFonts w:hint="eastAsia" w:eastAsia="黑体"/>
         </w:rPr>
         <w:t xml:space="preserve">典型参数示例</w:t>
       </w:r>
@@ -1772,11 +1930,14 @@
       </w:pPr>
       <w:r>
         <w:rPr>
-          <w:rFonts w:hint="eastAsia"/>
+          <w:rFonts w:hint="eastAsia" w:eastAsia="黑体"/>
         </w:rPr>
         <w:t xml:space="preserve">取</w:t>
       </w:r>
       <w:r>
+        <w:rPr>
+          <w:rFonts w:eastAsia="黑体"/>
+        </w:rPr>
         <w:t xml:space="preserve"> </w:t>
       </w:r>
       <m:oMath>
@@ -1819,6 +1980,9 @@
         </m:r>
       </m:oMath>
       <w:r>
+        <w:rPr>
+          <w:rFonts w:eastAsia="黑体"/>
+        </w:rPr>
         <w:t xml:space="preserve">、</w:t>
       </w:r>
       <m:oMath>
@@ -1856,20 +2020,26 @@
       </m:oMath>
       <w:r>
         <w:rPr>
-          <w:rFonts w:hint="eastAsia"/>
+          <w:rFonts w:hint="eastAsia" w:eastAsia="黑体"/>
         </w:rPr>
         <w:t xml:space="preserve">、湿度</w:t>
       </w:r>
       <w:r>
+        <w:rPr>
+          <w:rFonts w:eastAsia="黑体"/>
+        </w:rPr>
         <w:t xml:space="preserve"> 50% </w:t>
       </w:r>
       <w:r>
         <w:rPr>
-          <w:rFonts w:hint="eastAsia"/>
+          <w:rFonts w:hint="eastAsia" w:eastAsia="黑体"/>
         </w:rPr>
         <w:t xml:space="preserve">时</w:t>
       </w:r>
       <w:r>
+        <w:rPr>
+          <w:rFonts w:eastAsia="黑体"/>
+        </w:rPr>
         <w:t xml:space="preserve"> </w:t>
       </w:r>
       <m:oMath>
@@ -1907,16 +2077,19 @@
       </m:oMath>
       <w:r>
         <w:rPr>
-          <w:rFonts w:hint="eastAsia"/>
+          <w:rFonts w:hint="eastAsia" w:eastAsia="黑体"/>
         </w:rPr>
         <w:t xml:space="preserve">（R_H</w:t>
       </w:r>
       <w:r>
+        <w:rPr>
+          <w:rFonts w:eastAsia="黑体"/>
+        </w:rPr>
         <w:t xml:space="preserve"> </w:t>
       </w:r>
       <w:r>
         <w:rPr>
-          <w:rFonts w:hint="eastAsia"/>
+          <w:rFonts w:hint="eastAsia" w:eastAsia="黑体"/>
         </w:rPr>
         <w:t xml:space="preserve">接下臂）：</w:t>
       </w:r>
@@ -1999,6 +2172,9 @@
         </m:r>
       </m:oMath>
       <w:r>
+        <w:rPr>
+          <w:rFonts w:eastAsia="黑体"/>
+        </w:rPr>
         <w:t xml:space="preserve">。</w:t>
       </w:r>
     </w:p>
@@ -2012,20 +2188,26 @@
       </w:pPr>
       <w:r>
         <w:rPr>
-          <w:rFonts w:hint="eastAsia"/>
+          <w:rFonts w:hint="eastAsia" w:eastAsia="黑体"/>
         </w:rPr>
         <w:t xml:space="preserve">湿度升高到</w:t>
       </w:r>
       <w:r>
+        <w:rPr>
+          <w:rFonts w:eastAsia="黑体"/>
+        </w:rPr>
         <w:t xml:space="preserve"> 80% </w:t>
       </w:r>
       <w:r>
         <w:rPr>
-          <w:rFonts w:hint="eastAsia"/>
+          <w:rFonts w:hint="eastAsia" w:eastAsia="黑体"/>
         </w:rPr>
         <w:t xml:space="preserve">时</w:t>
       </w:r>
       <w:r>
+        <w:rPr>
+          <w:rFonts w:eastAsia="黑体"/>
+        </w:rPr>
         <w:t xml:space="preserve"> </w:t>
       </w:r>
       <m:oMath>
@@ -2043,20 +2225,26 @@
         </m:sSub>
       </m:oMath>
       <w:r>
+        <w:rPr>
+          <w:rFonts w:eastAsia="黑体"/>
+        </w:rPr>
         <w:t xml:space="preserve"> </w:t>
       </w:r>
       <w:r>
         <w:rPr>
-          <w:rFonts w:hint="eastAsia"/>
+          <w:rFonts w:hint="eastAsia" w:eastAsia="黑体"/>
         </w:rPr>
         <w:t xml:space="preserve">降至</w:t>
       </w:r>
       <w:r>
+        <w:rPr>
+          <w:rFonts w:eastAsia="黑体"/>
+        </w:rPr>
         <w:t xml:space="preserve"> 2 </w:t>
       </w:r>
       <w:r>
         <w:rPr>
-          <w:rFonts w:hint="eastAsia"/>
+          <w:rFonts w:hint="eastAsia" w:eastAsia="黑体"/>
         </w:rPr>
         <w:t xml:space="preserve">kΩ：</w:t>
       </w:r>
@@ -2139,6 +2327,9 @@
         </m:r>
       </m:oMath>
       <w:r>
+        <w:rPr>
+          <w:rFonts w:eastAsia="黑体"/>
+        </w:rPr>
         <w:t xml:space="preserve">。</w:t>
       </w:r>
     </w:p>
@@ -2150,7 +2341,7 @@
       </w:pPr>
       <w:r>
         <w:rPr>
-          <w:rFonts w:hint="eastAsia"/>
+          <w:rFonts w:hint="eastAsia" w:eastAsia="黑体"/>
         </w:rPr>
         <w:t xml:space="preserve">常见器件型号</w:t>
       </w:r>
@@ -2165,7 +2356,7 @@
       </w:pPr>
       <w:r>
         <w:rPr>
-          <w:rFonts w:hint="eastAsia"/>
+          <w:rFonts w:hint="eastAsia" w:eastAsia="黑体"/>
         </w:rPr>
         <w:t xml:space="preserve">电阻式湿度传感器：HR202、HR31（湿敏电阻）。</w:t>
       </w:r>
@@ -2180,7 +2371,7 @@
       </w:pPr>
       <w:r>
         <w:rPr>
-          <w:rFonts w:hint="eastAsia"/>
+          <w:rFonts w:hint="eastAsia" w:eastAsia="黑体"/>
         </w:rPr>
         <w:t xml:space="preserve">后级运放/比较器：LM358、LM393。</w:t>
       </w:r>
@@ -2193,7 +2384,7 @@
       </w:pPr>
       <w:r>
         <w:rPr>
-          <w:rFonts w:hint="eastAsia"/>
+          <w:rFonts w:hint="eastAsia" w:eastAsia="黑体"/>
         </w:rPr>
         <w:t xml:space="preserve">注意事项</w:t>
       </w:r>
@@ -2208,7 +2399,7 @@
       </w:pPr>
       <w:r>
         <w:rPr>
-          <w:rFonts w:hint="eastAsia"/>
+          <w:rFonts w:hint="eastAsia" w:eastAsia="黑体"/>
         </w:rPr>
         <w:t xml:space="preserve">必须用交流激励，直流会引发电极极化导致失效与漂移。</w:t>
       </w:r>
@@ -2223,7 +2414,7 @@
       </w:pPr>
       <w:r>
         <w:rPr>
-          <w:rFonts w:hint="eastAsia"/>
+          <w:rFonts w:hint="eastAsia" w:eastAsia="黑体"/>
         </w:rPr>
         <w:t xml:space="preserve">阻值受温度影响大，需温度补偿或查表校正。</w:t>
       </w:r>
@@ -2238,7 +2429,7 @@
       </w:pPr>
       <w:r>
         <w:rPr>
-          <w:rFonts w:hint="eastAsia"/>
+          <w:rFonts w:hint="eastAsia" w:eastAsia="黑体"/>
         </w:rPr>
         <w:t xml:space="preserve">传感器有响应时间与迟滞，不适合快速变化测量。</w:t>
       </w:r>
@@ -2253,7 +2444,7 @@
       </w:pPr>
       <w:r>
         <w:rPr>
-          <w:rFonts w:hint="eastAsia"/>
+          <w:rFonts w:hint="eastAsia" w:eastAsia="黑体"/>
         </w:rPr>
         <w:t xml:space="preserve">避免结露与污染，长期高湿会加速老化。</w:t>
       </w:r>
@@ -2266,7 +2457,7 @@
       </w:pPr>
       <w:r>
         <w:rPr>
-          <w:rFonts w:hint="eastAsia"/>
+          <w:rFonts w:hint="eastAsia" w:eastAsia="黑体"/>
         </w:rPr>
         <w:t xml:space="preserve">参考资料</w:t>
       </w:r>
@@ -2280,6 +2471,9 @@
         </w:numPr>
       </w:pPr>
       <w:r>
+        <w:rPr>
+          <w:rFonts w:eastAsia="黑体"/>
+        </w:rPr>
         <w:t xml:space="preserve">Wikipedia: Hygrometer。</w:t>
       </w:r>
     </w:p>
@@ -2293,7 +2487,7 @@
       </w:pPr>
       <w:r>
         <w:rPr>
-          <w:rFonts w:hint="eastAsia"/>
+          <w:rFonts w:hint="eastAsia" w:eastAsia="黑体"/>
         </w:rPr>
         <w:t xml:space="preserve">《传感器与检测技术》。</w:t>
       </w:r>
@@ -2307,11 +2501,11 @@
       </w:pPr>
       <w:r>
         <w:rPr>
-          <w:rFonts w:ascii="Times New Roman" w:hAnsi="Times New Roman"/>
+          <w:rFonts w:ascii="Times New Roman" w:hAnsi="Times New Roman" w:eastAsia="黑体"/>
           <w:color w:val="555555"/>
           <w:sz w:val="21"/>
         </w:rPr>
-        <w:t>材料收集者：杜文杰</w:t>
+        <w:t>材料收集者：杜文杰，WX手机：19519196569，QQ:3478827729</w:t>
       </w:r>
     </w:p>
     <w:sectPr>
@@ -2331,7 +2525,7 @@
 </file>
 
 <file path=word/footer1.xml><?xml version="1.0" encoding="utf-8"?>
-<w:ftr xmlns:m="http://schemas.openxmlformats.org/officeDocument/2006/math" xmlns:mc="http://schemas.openxmlformats.org/markup-compatibility/2006" xmlns:mo="http://schemas.microsoft.com/office/mac/office/2008/main" xmlns:mv="urn:schemas-microsoft-com:mac:vml" xmlns:o="urn:schemas-microsoft-com:office:office" xmlns:r="http://schemas.openxmlformats.org/officeDocument/2006/relationships" xmlns:v="urn:schemas-microsoft-com:vml" xmlns:w10="urn:schemas-microsoft-com:office:word" xmlns:w14="http://schemas.microsoft.com/office/word/2010/wordml" xmlns:w="http://schemas.openxmlformats.org/wordprocessingml/2006/main" xmlns:wne="http://schemas.microsoft.com/office/word/2006/wordml" xmlns:wp14="http://schemas.microsoft.com/office/word/2010/wordprocessingDrawing" xmlns:wp="http://schemas.openxmlformats.org/drawingml/2006/wordprocessingDrawing" xmlns:wpc="http://schemas.microsoft.com/office/word/2010/wordprocessingCanvas" xmlns:wpg="http://schemas.microsoft.com/office/word/2010/wordprocessingGroup" xmlns:wpi="http://schemas.microsoft.com/office/word/2010/wordprocessingInk" xmlns:wps="http://schemas.microsoft.com/office/word/2010/wordprocessingShape" mc:Ignorable="w14 wp14">
+<w:ftr xmlns:mc="http://schemas.openxmlformats.org/markup-compatibility/2006" xmlns:w="http://schemas.openxmlformats.org/wordprocessingml/2006/main" xmlns:m="http://schemas.openxmlformats.org/officeDocument/2006/math" xmlns:mo="http://schemas.microsoft.com/office/mac/office/2008/main" xmlns:mv="urn:schemas-microsoft-com:mac:vml" xmlns:o="urn:schemas-microsoft-com:office:office" xmlns:r="http://schemas.openxmlformats.org/officeDocument/2006/relationships" xmlns:v="urn:schemas-microsoft-com:vml" xmlns:w10="urn:schemas-microsoft-com:office:word" xmlns:w14="http://schemas.microsoft.com/office/word/2010/wordml" xmlns:wne="http://schemas.microsoft.com/office/word/2006/wordml" xmlns:wp14="http://schemas.microsoft.com/office/word/2010/wordprocessingDrawing" xmlns:wp="http://schemas.openxmlformats.org/drawingml/2006/wordprocessingDrawing" xmlns:wpc="http://schemas.microsoft.com/office/word/2010/wordprocessingCanvas" xmlns:wpg="http://schemas.microsoft.com/office/word/2010/wordprocessingGroup" xmlns:wpi="http://schemas.microsoft.com/office/word/2010/wordprocessingInk" xmlns:wps="http://schemas.microsoft.com/office/word/2010/wordprocessingShape" mc:Ignorable="w14 wp14">
   <w:p>
     <w:pPr>
       <w:pStyle w:val="Footer"/>
@@ -2339,12 +2533,14 @@
     </w:pPr>
     <w:r>
       <w:rPr>
+        <w:rFonts w:eastAsia="黑体"/>
         <w:sz w:val="18"/>
       </w:rPr>
       <w:t xml:space="preserve">第 </w:t>
     </w:r>
     <w:r>
       <w:rPr>
+        <w:rFonts w:eastAsia="黑体"/>
         <w:sz w:val="18"/>
       </w:rPr>
       <w:fldChar w:fldCharType="begin"/>
@@ -2353,6 +2549,7 @@
     </w:r>
     <w:r>
       <w:rPr>
+        <w:rFonts w:eastAsia="黑体"/>
         <w:sz w:val="18"/>
       </w:rPr>
       <w:t xml:space="preserve"> 页</w:t>
@@ -2366,6 +2563,9 @@
   <w:footnote w:type="continuationSeparator" w:id="0">
     <w:p>
       <w:r>
+        <w:rPr>
+          <w:rFonts w:eastAsia="黑体"/>
+        </w:rPr>
         <w:continuationSeparator/>
       </w:r>
     </w:p>
@@ -2373,6 +2573,9 @@
   <w:footnote w:type="separator" w:id="-1">
     <w:p>
       <w:r>
+        <w:rPr>
+          <w:rFonts w:eastAsia="黑体"/>
+        </w:rPr>
         <w:separator/>
       </w:r>
     </w:p>
@@ -2381,7 +2584,7 @@
 </file>
 
 <file path=word/header1.xml><?xml version="1.0" encoding="utf-8"?>
-<w:hdr xmlns:m="http://schemas.openxmlformats.org/officeDocument/2006/math" xmlns:mc="http://schemas.openxmlformats.org/markup-compatibility/2006" xmlns:mo="http://schemas.microsoft.com/office/mac/office/2008/main" xmlns:mv="urn:schemas-microsoft-com:mac:vml" xmlns:o="urn:schemas-microsoft-com:office:office" xmlns:r="http://schemas.openxmlformats.org/officeDocument/2006/relationships" xmlns:v="urn:schemas-microsoft-com:vml" xmlns:w10="urn:schemas-microsoft-com:office:word" xmlns:w14="http://schemas.microsoft.com/office/word/2010/wordml" xmlns:w="http://schemas.openxmlformats.org/wordprocessingml/2006/main" xmlns:wne="http://schemas.microsoft.com/office/word/2006/wordml" xmlns:wp14="http://schemas.microsoft.com/office/word/2010/wordprocessingDrawing" xmlns:wp="http://schemas.openxmlformats.org/drawingml/2006/wordprocessingDrawing" xmlns:wpc="http://schemas.microsoft.com/office/word/2010/wordprocessingCanvas" xmlns:wpg="http://schemas.microsoft.com/office/word/2010/wordprocessingGroup" xmlns:wpi="http://schemas.microsoft.com/office/word/2010/wordprocessingInk" xmlns:wps="http://schemas.microsoft.com/office/word/2010/wordprocessingShape" mc:Ignorable="w14 wp14">
+<w:hdr xmlns:mc="http://schemas.openxmlformats.org/markup-compatibility/2006" xmlns:w="http://schemas.openxmlformats.org/wordprocessingml/2006/main" xmlns:m="http://schemas.openxmlformats.org/officeDocument/2006/math" xmlns:mo="http://schemas.microsoft.com/office/mac/office/2008/main" xmlns:mv="urn:schemas-microsoft-com:mac:vml" xmlns:o="urn:schemas-microsoft-com:office:office" xmlns:r="http://schemas.openxmlformats.org/officeDocument/2006/relationships" xmlns:v="urn:schemas-microsoft-com:vml" xmlns:w10="urn:schemas-microsoft-com:office:word" xmlns:w14="http://schemas.microsoft.com/office/word/2010/wordml" xmlns:wne="http://schemas.microsoft.com/office/word/2006/wordml" xmlns:wp14="http://schemas.microsoft.com/office/word/2010/wordprocessingDrawing" xmlns:wp="http://schemas.openxmlformats.org/drawingml/2006/wordprocessingDrawing" xmlns:wpc="http://schemas.microsoft.com/office/word/2010/wordprocessingCanvas" xmlns:wpg="http://schemas.microsoft.com/office/word/2010/wordprocessingGroup" xmlns:wpi="http://schemas.microsoft.com/office/word/2010/wordprocessingInk" xmlns:wps="http://schemas.microsoft.com/office/word/2010/wordprocessingShape" mc:Ignorable="w14 wp14">
   <w:p>
     <w:pPr>
       <w:pStyle w:val="Header"/>
@@ -2389,7 +2592,7 @@
     </w:pPr>
     <w:r>
       <w:rPr>
-        <w:rFonts w:ascii="Times New Roman" w:hAnsi="Times New Roman"/>
+        <w:rFonts w:ascii="Times New Roman" w:hAnsi="Times New Roman" w:eastAsia="黑体"/>
         <w:sz w:val="18"/>
         <w:rFonts w:eastAsia="黑体"/>
         <w:rFonts w:eastAsia="黑体"/>
@@ -2401,7 +2604,7 @@
 </file>
 
 <file path=word/numbering.xml><?xml version="1.0" encoding="utf-8"?>
-<w:numbering xmlns:m="http://schemas.openxmlformats.org/officeDocument/2006/math" xmlns:mc="http://schemas.openxmlformats.org/markup-compatibility/2006" xmlns:mo="http://schemas.microsoft.com/office/mac/office/2008/main" xmlns:mv="urn:schemas-microsoft-com:mac:vml" xmlns:o="urn:schemas-microsoft-com:office:office" xmlns:r="http://schemas.openxmlformats.org/officeDocument/2006/relationships" xmlns:v="urn:schemas-microsoft-com:vml" xmlns:w="http://schemas.openxmlformats.org/wordprocessingml/2006/main" xmlns:w10="urn:schemas-microsoft-com:office:word" xmlns:w14="http://schemas.microsoft.com/office/word/2010/wordml" xmlns:wne="http://schemas.microsoft.com/office/word/2006/wordml" xmlns:wp="http://schemas.openxmlformats.org/drawingml/2006/wordprocessingDrawing" xmlns:wp14="http://schemas.microsoft.com/office/word/2010/wordprocessingDrawing" xmlns:wpc="http://schemas.microsoft.com/office/word/2010/wordprocessingCanvas" xmlns:wpg="http://schemas.microsoft.com/office/word/2010/wordprocessingGroup" xmlns:wpi="http://schemas.microsoft.com/office/word/2010/wordprocessingInk" xmlns:wps="http://schemas.microsoft.com/office/word/2010/wordprocessingShape" mc:Ignorable="w14 wp14">
+<w:numbering xmlns:mc="http://schemas.openxmlformats.org/markup-compatibility/2006" xmlns:w="http://schemas.openxmlformats.org/wordprocessingml/2006/main" xmlns:m="http://schemas.openxmlformats.org/officeDocument/2006/math" xmlns:mo="http://schemas.microsoft.com/office/mac/office/2008/main" xmlns:mv="urn:schemas-microsoft-com:mac:vml" xmlns:o="urn:schemas-microsoft-com:office:office" xmlns:r="http://schemas.openxmlformats.org/officeDocument/2006/relationships" xmlns:v="urn:schemas-microsoft-com:vml" xmlns:w10="urn:schemas-microsoft-com:office:word" xmlns:w14="http://schemas.microsoft.com/office/word/2010/wordml" xmlns:wne="http://schemas.microsoft.com/office/word/2006/wordml" xmlns:wp="http://schemas.openxmlformats.org/drawingml/2006/wordprocessingDrawing" xmlns:wp14="http://schemas.microsoft.com/office/word/2010/wordprocessingDrawing" xmlns:wpc="http://schemas.microsoft.com/office/word/2010/wordprocessingCanvas" xmlns:wpg="http://schemas.microsoft.com/office/word/2010/wordprocessingGroup" xmlns:wpi="http://schemas.microsoft.com/office/word/2010/wordprocessingInk" xmlns:wps="http://schemas.microsoft.com/office/word/2010/wordprocessingShape" mc:Ignorable="w14 wp14">
   <w:abstractNum w:abstractNumId="0">
     <w:nsid w:val="FFFFFF7C"/>
     <w:multiLevelType w:val="singleLevel"/>
@@ -2488,7 +2691,7 @@
         <w:ind w:hanging="360" w:left="1440"/>
       </w:pPr>
       <w:rPr>
-        <w:rFonts w:ascii="Symbol" w:hAnsi="Symbol" w:hint="default"/>
+        <w:rFonts w:ascii="Symbol" w:hAnsi="Symbol" w:hint="default" w:eastAsia="黑体"/>
       </w:rPr>
     </w:lvl>
   </w:abstractNum>
@@ -2509,7 +2712,7 @@
         <w:ind w:hanging="360" w:left="1080"/>
       </w:pPr>
       <w:rPr>
-        <w:rFonts w:ascii="Symbol" w:hAnsi="Symbol" w:hint="default"/>
+        <w:rFonts w:ascii="Symbol" w:hAnsi="Symbol" w:hint="default" w:eastAsia="黑体"/>
       </w:rPr>
     </w:lvl>
   </w:abstractNum>
@@ -2530,7 +2733,7 @@
         <w:ind w:hanging="360" w:left="720"/>
       </w:pPr>
       <w:rPr>
-        <w:rFonts w:ascii="Symbol" w:hAnsi="Symbol" w:hint="default"/>
+        <w:rFonts w:ascii="Symbol" w:hAnsi="Symbol" w:hint="default" w:eastAsia="黑体"/>
       </w:rPr>
     </w:lvl>
   </w:abstractNum>
@@ -2569,7 +2772,7 @@
         <w:ind w:hanging="360" w:left="360"/>
       </w:pPr>
       <w:rPr>
-        <w:rFonts w:ascii="Symbol" w:hAnsi="Symbol" w:hint="default"/>
+        <w:rFonts w:ascii="Symbol" w:hAnsi="Symbol" w:hint="default" w:eastAsia="黑体"/>
       </w:rPr>
     </w:lvl>
   </w:abstractNum>
@@ -2660,7 +2863,7 @@
         <w:ind w:left="720" w:hanging="360"/>
       </w:pPr>
       <w:rPr>
-        <w:rFonts w:ascii="Symbol" w:hAnsi="Symbol" w:cs="Symbol" w:hint="default"/>
+        <w:rFonts w:ascii="Symbol" w:hAnsi="Symbol" w:cs="Symbol" w:hint="default" w:eastAsia="黑体"/>
       </w:rPr>
     </w:lvl>
     <w:lvl w:ilvl="1">
@@ -2671,7 +2874,7 @@
         <w:ind w:left="1440" w:hanging="360"/>
       </w:pPr>
       <w:rPr>
-        <w:rFonts w:ascii="Courier New" w:hAnsi="Courier New" w:cs="Courier New" w:hint="default"/>
+        <w:rFonts w:ascii="Courier New" w:hAnsi="Courier New" w:cs="Courier New" w:hint="default" w:eastAsia="黑体"/>
       </w:rPr>
     </w:lvl>
     <w:lvl w:ilvl="2">
@@ -2682,7 +2885,7 @@
         <w:ind w:left="2160" w:hanging="360"/>
       </w:pPr>
       <w:rPr>
-        <w:rFonts w:ascii="Wingdings" w:hAnsi="Wingdings" w:cs="Wingdings" w:hint="default"/>
+        <w:rFonts w:ascii="Wingdings" w:hAnsi="Wingdings" w:cs="Wingdings" w:hint="default" w:eastAsia="黑体"/>
       </w:rPr>
     </w:lvl>
     <w:lvl w:ilvl="3">
@@ -2693,7 +2896,7 @@
         <w:ind w:left="2880" w:hanging="360"/>
       </w:pPr>
       <w:rPr>
-        <w:rFonts w:ascii="Symbol" w:hAnsi="Symbol" w:cs="Symbol" w:hint="default"/>
+        <w:rFonts w:ascii="Symbol" w:hAnsi="Symbol" w:cs="Symbol" w:hint="default" w:eastAsia="黑体"/>
       </w:rPr>
     </w:lvl>
     <w:lvl w:ilvl="4">
@@ -2704,7 +2907,7 @@
         <w:ind w:left="3600" w:hanging="360"/>
       </w:pPr>
       <w:rPr>
-        <w:rFonts w:ascii="Courier New" w:hAnsi="Courier New" w:cs="Courier New" w:hint="default"/>
+        <w:rFonts w:ascii="Courier New" w:hAnsi="Courier New" w:cs="Courier New" w:hint="default" w:eastAsia="黑体"/>
       </w:rPr>
     </w:lvl>
     <w:lvl w:ilvl="5">
@@ -2715,7 +2918,7 @@
         <w:ind w:left="4320" w:hanging="360"/>
       </w:pPr>
       <w:rPr>
-        <w:rFonts w:ascii="Wingdings" w:hAnsi="Wingdings" w:cs="Wingdings" w:hint="default"/>
+        <w:rFonts w:ascii="Wingdings" w:hAnsi="Wingdings" w:cs="Wingdings" w:hint="default" w:eastAsia="黑体"/>
       </w:rPr>
     </w:lvl>
     <w:lvl w:ilvl="6">
@@ -2726,7 +2929,7 @@
         <w:ind w:left="5040" w:hanging="360"/>
       </w:pPr>
       <w:rPr>
-        <w:rFonts w:ascii="Symbol" w:hAnsi="Symbol" w:cs="Symbol" w:hint="default"/>
+        <w:rFonts w:ascii="Symbol" w:hAnsi="Symbol" w:cs="Symbol" w:hint="default" w:eastAsia="黑体"/>
       </w:rPr>
     </w:lvl>
     <w:lvl w:ilvl="7">
@@ -2737,7 +2940,7 @@
         <w:ind w:left="5760" w:hanging="360"/>
       </w:pPr>
       <w:rPr>
-        <w:rFonts w:ascii="Courier New" w:hAnsi="Courier New" w:cs="Courier New" w:hint="default"/>
+        <w:rFonts w:ascii="Courier New" w:hAnsi="Courier New" w:cs="Courier New" w:hint="default" w:eastAsia="黑体"/>
       </w:rPr>
     </w:lvl>
     <w:lvl w:ilvl="8">
@@ -2748,7 +2951,7 @@
         <w:ind w:left="6480" w:hanging="360"/>
       </w:pPr>
       <w:rPr>
-        <w:rFonts w:ascii="Wingdings" w:hAnsi="Wingdings" w:cs="Wingdings" w:hint="default"/>
+        <w:rFonts w:ascii="Wingdings" w:hAnsi="Wingdings" w:cs="Wingdings" w:hint="default" w:eastAsia="黑体"/>
       </w:rPr>
     </w:lvl>
   </w:abstractNum>
@@ -2804,11 +3007,11 @@
 </file>
 
 <file path=word/styles.xml><?xml version="1.0" encoding="utf-8"?>
-<w:styles xmlns:mc="http://schemas.openxmlformats.org/markup-compatibility/2006" xmlns:r="http://schemas.openxmlformats.org/officeDocument/2006/relationships" xmlns:w="http://schemas.openxmlformats.org/wordprocessingml/2006/main" xmlns:w14="http://schemas.microsoft.com/office/word/2010/wordml" mc:Ignorable="w14">
+<w:styles xmlns:mc="http://schemas.openxmlformats.org/markup-compatibility/2006" xmlns:w="http://schemas.openxmlformats.org/wordprocessingml/2006/main" xmlns:r="http://schemas.openxmlformats.org/officeDocument/2006/relationships" xmlns:w14="http://schemas.microsoft.com/office/word/2010/wordml" mc:Ignorable="w14">
   <w:docDefaults>
     <w:rPrDefault>
       <w:rPr>
-        <w:rFonts w:asciiTheme="minorHAnsi" w:cstheme="minorBidi" w:eastAsiaTheme="minorEastAsia" w:hAnsiTheme="minorHAnsi"/>
+        <w:rFonts w:asciiTheme="minorHAnsi" w:cstheme="minorBidi" w:hAnsiTheme="minorHAnsi" w:eastAsia="黑体"/>
         <w:sz w:val="22"/>
         <w:szCs w:val="22"/>
         <w:lang w:bidi="ar-SA" w:eastAsia="en-US" w:val="en-US"/>
@@ -3030,7 +3233,7 @@
       <w:outlineLvl w:val="0"/>
     </w:pPr>
     <w:rPr>
-      <w:rFonts w:ascii="Times New Roman" w:asciiTheme="majorHAnsi" w:cstheme="majorBidi" w:eastAsia="黑体" w:eastAsiaTheme="majorEastAsia" w:hAnsi="Times New Roman" w:hAnsiTheme="majorHAnsi"/>
+      <w:rFonts w:ascii="Times New Roman" w:asciiTheme="majorHAnsi" w:cstheme="majorBidi" w:eastAsia="黑体" w:hAnsi="Times New Roman" w:hAnsiTheme="majorHAnsi"/>
       <w:b/>
       <w:bCs/>
       <w:color w:val="1F3864"/>
@@ -3054,7 +3257,7 @@
       <w:outlineLvl w:val="1"/>
     </w:pPr>
     <w:rPr>
-      <w:rFonts w:ascii="Times New Roman" w:asciiTheme="majorHAnsi" w:cstheme="majorBidi" w:eastAsia="黑体" w:eastAsiaTheme="majorEastAsia" w:hAnsi="Times New Roman" w:hAnsiTheme="majorHAnsi"/>
+      <w:rFonts w:ascii="Times New Roman" w:asciiTheme="majorHAnsi" w:cstheme="majorBidi" w:eastAsia="黑体" w:hAnsi="Times New Roman" w:hAnsiTheme="majorHAnsi"/>
       <w:b/>
       <w:bCs/>
       <w:color w:val="2E4E7E"/>
@@ -3078,7 +3281,7 @@
       <w:outlineLvl w:val="2"/>
     </w:pPr>
     <w:rPr>
-      <w:rFonts w:ascii="Times New Roman" w:asciiTheme="majorHAnsi" w:cstheme="majorBidi" w:eastAsia="黑体" w:eastAsiaTheme="majorEastAsia" w:hAnsi="Times New Roman" w:hAnsiTheme="majorHAnsi"/>
+      <w:rFonts w:ascii="Times New Roman" w:asciiTheme="majorHAnsi" w:cstheme="majorBidi" w:eastAsia="黑体" w:hAnsi="Times New Roman" w:hAnsiTheme="majorHAnsi"/>
       <w:b/>
       <w:bCs/>
       <w:color w:val="2E4E7E"/>
@@ -3102,7 +3305,7 @@
       <w:outlineLvl w:val="3"/>
     </w:pPr>
     <w:rPr>
-      <w:rFonts w:ascii="Times New Roman" w:asciiTheme="majorHAnsi" w:cstheme="majorBidi" w:eastAsia="黑体" w:eastAsiaTheme="majorEastAsia" w:hAnsi="Times New Roman" w:hAnsiTheme="majorHAnsi"/>
+      <w:rFonts w:ascii="Times New Roman" w:asciiTheme="majorHAnsi" w:cstheme="majorBidi" w:eastAsia="黑体" w:hAnsi="Times New Roman" w:hAnsiTheme="majorHAnsi"/>
       <w:b/>
       <w:bCs/>
       <w:i/>
@@ -3128,7 +3331,7 @@
       <w:outlineLvl w:val="4"/>
     </w:pPr>
     <w:rPr>
-      <w:rFonts w:ascii="Times New Roman" w:asciiTheme="majorHAnsi" w:cstheme="majorBidi" w:eastAsia="黑体" w:eastAsiaTheme="majorEastAsia" w:hAnsi="Times New Roman" w:hAnsiTheme="majorHAnsi"/>
+      <w:rFonts w:ascii="Times New Roman" w:asciiTheme="majorHAnsi" w:cstheme="majorBidi" w:eastAsia="黑体" w:hAnsi="Times New Roman" w:hAnsiTheme="majorHAnsi"/>
       <w:b/>
       <w:color w:val="333333"/>
       <w:sz w:val="22"/>
@@ -3151,7 +3354,7 @@
       <w:outlineLvl w:val="5"/>
     </w:pPr>
     <w:rPr>
-      <w:rFonts w:asciiTheme="majorHAnsi" w:cstheme="majorBidi" w:eastAsiaTheme="majorEastAsia" w:hAnsiTheme="majorHAnsi"/>
+      <w:rFonts w:asciiTheme="majorHAnsi" w:cstheme="majorBidi" w:hAnsiTheme="majorHAnsi" w:eastAsia="黑体"/>
       <w:i/>
       <w:iCs/>
       <w:color w:themeColor="accent1" w:themeShade="7F" w:val="243F60"/>
@@ -3174,7 +3377,7 @@
       <w:outlineLvl w:val="6"/>
     </w:pPr>
     <w:rPr>
-      <w:rFonts w:asciiTheme="majorHAnsi" w:cstheme="majorBidi" w:eastAsiaTheme="majorEastAsia" w:hAnsiTheme="majorHAnsi"/>
+      <w:rFonts w:asciiTheme="majorHAnsi" w:cstheme="majorBidi" w:hAnsiTheme="majorHAnsi" w:eastAsia="黑体"/>
       <w:i/>
       <w:iCs/>
       <w:color w:themeColor="text1" w:themeTint="BF" w:val="404040"/>
@@ -3197,7 +3400,7 @@
       <w:outlineLvl w:val="7"/>
     </w:pPr>
     <w:rPr>
-      <w:rFonts w:asciiTheme="majorHAnsi" w:cstheme="majorBidi" w:eastAsiaTheme="majorEastAsia" w:hAnsiTheme="majorHAnsi"/>
+      <w:rFonts w:asciiTheme="majorHAnsi" w:cstheme="majorBidi" w:hAnsiTheme="majorHAnsi" w:eastAsia="黑体"/>
       <w:color w:themeColor="accent1" w:val="4F81BD"/>
       <w:sz w:val="20"/>
       <w:szCs w:val="20"/>
@@ -3220,7 +3423,7 @@
       <w:outlineLvl w:val="8"/>
     </w:pPr>
     <w:rPr>
-      <w:rFonts w:asciiTheme="majorHAnsi" w:cstheme="majorBidi" w:eastAsiaTheme="majorEastAsia" w:hAnsiTheme="majorHAnsi"/>
+      <w:rFonts w:asciiTheme="majorHAnsi" w:cstheme="majorBidi" w:hAnsiTheme="majorHAnsi" w:eastAsia="黑体"/>
       <w:i/>
       <w:iCs/>
       <w:color w:themeColor="text1" w:themeTint="BF" w:val="404040"/>
@@ -3271,7 +3474,7 @@
     <w:uiPriority w:val="9"/>
     <w:rsid w:val="00FC693F"/>
     <w:rPr>
-      <w:rFonts w:asciiTheme="majorHAnsi" w:cstheme="majorBidi" w:eastAsiaTheme="majorEastAsia" w:hAnsiTheme="majorHAnsi"/>
+      <w:rFonts w:asciiTheme="majorHAnsi" w:cstheme="majorBidi" w:hAnsiTheme="majorHAnsi" w:eastAsia="黑体"/>
       <w:b/>
       <w:bCs/>
       <w:color w:themeColor="accent1" w:themeShade="BF" w:val="365F91"/>
@@ -3286,7 +3489,7 @@
     <w:uiPriority w:val="9"/>
     <w:rsid w:val="00FC693F"/>
     <w:rPr>
-      <w:rFonts w:asciiTheme="majorHAnsi" w:cstheme="majorBidi" w:eastAsiaTheme="majorEastAsia" w:hAnsiTheme="majorHAnsi"/>
+      <w:rFonts w:asciiTheme="majorHAnsi" w:cstheme="majorBidi" w:hAnsiTheme="majorHAnsi" w:eastAsia="黑体"/>
       <w:b/>
       <w:bCs/>
       <w:color w:themeColor="accent1" w:val="4F81BD"/>
@@ -3301,7 +3504,7 @@
     <w:uiPriority w:val="9"/>
     <w:rsid w:val="00FC693F"/>
     <w:rPr>
-      <w:rFonts w:asciiTheme="majorHAnsi" w:cstheme="majorBidi" w:eastAsiaTheme="majorEastAsia" w:hAnsiTheme="majorHAnsi"/>
+      <w:rFonts w:asciiTheme="majorHAnsi" w:cstheme="majorBidi" w:hAnsiTheme="majorHAnsi" w:eastAsia="黑体"/>
       <w:b/>
       <w:bCs/>
       <w:color w:themeColor="accent1" w:val="4F81BD"/>
@@ -3324,7 +3527,7 @@
       <w:contextualSpacing/>
     </w:pPr>
     <w:rPr>
-      <w:rFonts w:ascii="Times New Roman" w:asciiTheme="majorHAnsi" w:cstheme="majorBidi" w:eastAsia="黑体" w:eastAsiaTheme="majorEastAsia" w:hAnsi="Times New Roman" w:hAnsiTheme="majorHAnsi"/>
+      <w:rFonts w:ascii="Times New Roman" w:asciiTheme="majorHAnsi" w:cstheme="majorBidi" w:eastAsia="黑体" w:hAnsi="Times New Roman" w:hAnsiTheme="majorHAnsi"/>
       <w:b/>
       <w:color w:val="1F3864"/>
       <w:spacing w:val="5"/>
@@ -3340,7 +3543,7 @@
     <w:uiPriority w:val="10"/>
     <w:rsid w:val="00FC693F"/>
     <w:rPr>
-      <w:rFonts w:asciiTheme="majorHAnsi" w:cstheme="majorBidi" w:eastAsiaTheme="majorEastAsia" w:hAnsiTheme="majorHAnsi"/>
+      <w:rFonts w:asciiTheme="majorHAnsi" w:cstheme="majorBidi" w:hAnsiTheme="majorHAnsi" w:eastAsia="黑体"/>
       <w:color w:themeColor="text2" w:themeShade="BF" w:val="17365D"/>
       <w:spacing w:val="5"/>
       <w:kern w:val="28"/>
@@ -3362,7 +3565,7 @@
       </w:numPr>
     </w:pPr>
     <w:rPr>
-      <w:rFonts w:asciiTheme="majorHAnsi" w:cstheme="majorBidi" w:eastAsiaTheme="majorEastAsia" w:hAnsiTheme="majorHAnsi"/>
+      <w:rFonts w:asciiTheme="majorHAnsi" w:cstheme="majorBidi" w:hAnsiTheme="majorHAnsi" w:eastAsia="黑体"/>
       <w:i/>
       <w:iCs/>
       <w:color w:themeColor="accent1" w:val="4F81BD"/>
@@ -3378,7 +3581,7 @@
     <w:uiPriority w:val="11"/>
     <w:rsid w:val="00FC693F"/>
     <w:rPr>
-      <w:rFonts w:asciiTheme="majorHAnsi" w:cstheme="majorBidi" w:eastAsiaTheme="majorEastAsia" w:hAnsiTheme="majorHAnsi"/>
+      <w:rFonts w:asciiTheme="majorHAnsi" w:cstheme="majorBidi" w:hAnsiTheme="majorHAnsi" w:eastAsia="黑体"/>
       <w:i/>
       <w:iCs/>
       <w:color w:themeColor="accent1" w:val="4F81BD"/>
@@ -3445,6 +3648,7 @@
       <w:spacing w:after="120"/>
     </w:pPr>
     <w:rPr>
+      <w:rFonts w:eastAsia="黑体"/>
       <w:sz w:val="16"/>
       <w:szCs w:val="16"/>
     </w:rPr>
@@ -3456,6 +3660,7 @@
     <w:uiPriority w:val="99"/>
     <w:rsid w:val="00AA1D8D"/>
     <w:rPr>
+      <w:rFonts w:eastAsia="黑体"/>
       <w:sz w:val="16"/>
       <w:szCs w:val="16"/>
     </w:rPr>
@@ -3625,7 +3830,7 @@
       </w:tabs>
     </w:pPr>
     <w:rPr>
-      <w:rFonts w:ascii="Courier" w:hAnsi="Courier"/>
+      <w:rFonts w:ascii="Courier" w:hAnsi="Courier" w:eastAsia="黑体"/>
       <w:sz w:val="20"/>
       <w:szCs w:val="20"/>
     </w:rPr>
@@ -3637,7 +3842,7 @@
     <w:uiPriority w:val="99"/>
     <w:rsid w:val="0029639D"/>
     <w:rPr>
-      <w:rFonts w:ascii="Courier" w:hAnsi="Courier"/>
+      <w:rFonts w:ascii="Courier" w:hAnsi="Courier" w:eastAsia="黑体"/>
       <w:sz w:val="20"/>
       <w:szCs w:val="20"/>
     </w:rPr>
@@ -3673,6 +3878,7 @@
     <w:uiPriority w:val="29"/>
     <w:rsid w:val="00FC693F"/>
     <w:rPr>
+      <w:rFonts w:eastAsia="黑体"/>
       <w:i/>
       <w:iCs/>
       <w:color w:themeColor="text1" w:val="000000"/>
@@ -3686,7 +3892,7 @@
     <w:semiHidden/>
     <w:rsid w:val="00FC693F"/>
     <w:rPr>
-      <w:rFonts w:asciiTheme="majorHAnsi" w:cstheme="majorBidi" w:eastAsiaTheme="majorEastAsia" w:hAnsiTheme="majorHAnsi"/>
+      <w:rFonts w:asciiTheme="majorHAnsi" w:cstheme="majorBidi" w:hAnsiTheme="majorHAnsi" w:eastAsia="黑体"/>
       <w:b/>
       <w:bCs/>
       <w:i/>
@@ -3702,7 +3908,7 @@
     <w:semiHidden/>
     <w:rsid w:val="00FC693F"/>
     <w:rPr>
-      <w:rFonts w:asciiTheme="majorHAnsi" w:cstheme="majorBidi" w:eastAsiaTheme="majorEastAsia" w:hAnsiTheme="majorHAnsi"/>
+      <w:rFonts w:asciiTheme="majorHAnsi" w:cstheme="majorBidi" w:hAnsiTheme="majorHAnsi" w:eastAsia="黑体"/>
       <w:color w:themeColor="accent1" w:themeShade="7F" w:val="243F60"/>
     </w:rPr>
   </w:style>
@@ -3714,7 +3920,7 @@
     <w:semiHidden/>
     <w:rsid w:val="00FC693F"/>
     <w:rPr>
-      <w:rFonts w:asciiTheme="majorHAnsi" w:cstheme="majorBidi" w:eastAsiaTheme="majorEastAsia" w:hAnsiTheme="majorHAnsi"/>
+      <w:rFonts w:asciiTheme="majorHAnsi" w:cstheme="majorBidi" w:hAnsiTheme="majorHAnsi" w:eastAsia="黑体"/>
       <w:i/>
       <w:iCs/>
       <w:color w:themeColor="accent1" w:themeShade="7F" w:val="243F60"/>
@@ -3728,7 +3934,7 @@
     <w:semiHidden/>
     <w:rsid w:val="00FC693F"/>
     <w:rPr>
-      <w:rFonts w:asciiTheme="majorHAnsi" w:cstheme="majorBidi" w:eastAsiaTheme="majorEastAsia" w:hAnsiTheme="majorHAnsi"/>
+      <w:rFonts w:asciiTheme="majorHAnsi" w:cstheme="majorBidi" w:hAnsiTheme="majorHAnsi" w:eastAsia="黑体"/>
       <w:i/>
       <w:iCs/>
       <w:color w:themeColor="text1" w:themeTint="BF" w:val="404040"/>
@@ -3742,7 +3948,7 @@
     <w:semiHidden/>
     <w:rsid w:val="00FC693F"/>
     <w:rPr>
-      <w:rFonts w:asciiTheme="majorHAnsi" w:cstheme="majorBidi" w:eastAsiaTheme="majorEastAsia" w:hAnsiTheme="majorHAnsi"/>
+      <w:rFonts w:asciiTheme="majorHAnsi" w:cstheme="majorBidi" w:hAnsiTheme="majorHAnsi" w:eastAsia="黑体"/>
       <w:color w:themeColor="accent1" w:val="4F81BD"/>
       <w:sz w:val="20"/>
       <w:szCs w:val="20"/>
@@ -3756,7 +3962,7 @@
     <w:semiHidden/>
     <w:rsid w:val="00FC693F"/>
     <w:rPr>
-      <w:rFonts w:asciiTheme="majorHAnsi" w:cstheme="majorBidi" w:eastAsiaTheme="majorEastAsia" w:hAnsiTheme="majorHAnsi"/>
+      <w:rFonts w:asciiTheme="majorHAnsi" w:cstheme="majorBidi" w:hAnsiTheme="majorHAnsi" w:eastAsia="黑体"/>
       <w:i/>
       <w:iCs/>
       <w:color w:themeColor="text1" w:themeTint="BF" w:val="404040"/>
@@ -3777,6 +3983,7 @@
       <w:spacing w:line="240" w:lineRule="auto"/>
     </w:pPr>
     <w:rPr>
+      <w:rFonts w:eastAsia="黑体"/>
       <w:b/>
       <w:bCs/>
       <w:color w:themeColor="accent1" w:val="4F81BD"/>
@@ -3791,6 +3998,7 @@
     <w:qFormat/>
     <w:rsid w:val="00FC693F"/>
     <w:rPr>
+      <w:rFonts w:eastAsia="黑体"/>
       <w:b/>
       <w:bCs/>
     </w:rPr>
@@ -3802,6 +4010,7 @@
     <w:qFormat/>
     <w:rsid w:val="00FC693F"/>
     <w:rPr>
+      <w:rFonts w:eastAsia="黑体"/>
       <w:i/>
       <w:iCs/>
     </w:rPr>
@@ -3822,6 +4031,7 @@
       <w:ind w:left="936" w:right="936"/>
     </w:pPr>
     <w:rPr>
+      <w:rFonts w:eastAsia="黑体"/>
       <w:b/>
       <w:bCs/>
       <w:i/>
@@ -3836,6 +4046,7 @@
     <w:uiPriority w:val="30"/>
     <w:rsid w:val="00FC693F"/>
     <w:rPr>
+      <w:rFonts w:eastAsia="黑体"/>
       <w:b/>
       <w:bCs/>
       <w:i/>
@@ -3850,6 +4061,7 @@
     <w:qFormat/>
     <w:rsid w:val="00FC693F"/>
     <w:rPr>
+      <w:rFonts w:eastAsia="黑体"/>
       <w:i/>
       <w:iCs/>
       <w:color w:themeColor="text1" w:themeTint="7F" w:val="808080"/>
@@ -3862,6 +4074,7 @@
     <w:qFormat/>
     <w:rsid w:val="00FC693F"/>
     <w:rPr>
+      <w:rFonts w:eastAsia="黑体"/>
       <w:b/>
       <w:bCs/>
       <w:i/>
@@ -3876,6 +4089,7 @@
     <w:qFormat/>
     <w:rsid w:val="00FC693F"/>
     <w:rPr>
+      <w:rFonts w:eastAsia="黑体"/>
       <w:smallCaps/>
       <w:color w:themeColor="accent2" w:val="C0504D"/>
       <w:u w:val="single"/>
@@ -3888,6 +4102,7 @@
     <w:qFormat/>
     <w:rsid w:val="00FC693F"/>
     <w:rPr>
+      <w:rFonts w:eastAsia="黑体"/>
       <w:b/>
       <w:bCs/>
       <w:smallCaps/>
@@ -3903,6 +4118,7 @@
     <w:qFormat/>
     <w:rsid w:val="00FC693F"/>
     <w:rPr>
+      <w:rFonts w:eastAsia="黑体"/>
       <w:b/>
       <w:bCs/>
       <w:smallCaps/>
@@ -3957,6 +4173,7 @@
       <w:spacing w:after="0" w:line="240" w:lineRule="auto"/>
     </w:pPr>
     <w:rPr>
+      <w:rFonts w:eastAsia="黑体"/>
       <w:color w:themeColor="text1" w:themeShade="BF" w:val="000000"/>
     </w:rPr>
     <w:tblPr>
@@ -3979,6 +4196,7 @@
         <w:spacing w:after="0" w:before="0" w:line="240" w:lineRule="auto"/>
       </w:pPr>
       <w:rPr>
+        <w:rFonts w:eastAsia="黑体"/>
         <w:b/>
         <w:bCs/>
       </w:rPr>
@@ -3999,6 +4217,7 @@
         <w:spacing w:after="0" w:before="0" w:line="240" w:lineRule="auto"/>
       </w:pPr>
       <w:rPr>
+        <w:rFonts w:eastAsia="黑体"/>
         <w:b/>
         <w:bCs/>
       </w:rPr>
@@ -4016,12 +4235,14 @@
     </w:tblStylePr>
     <w:tblStylePr w:type="firstCol">
       <w:rPr>
+        <w:rFonts w:eastAsia="黑体"/>
         <w:b/>
         <w:bCs/>
       </w:rPr>
     </w:tblStylePr>
     <w:tblStylePr w:type="lastCol">
       <w:rPr>
+        <w:rFonts w:eastAsia="黑体"/>
         <w:b/>
         <w:bCs/>
       </w:rPr>
@@ -4060,6 +4281,7 @@
       <w:spacing w:after="0" w:line="240" w:lineRule="auto"/>
     </w:pPr>
     <w:rPr>
+      <w:rFonts w:eastAsia="黑体"/>
       <w:color w:themeColor="accent1" w:themeShade="BF" w:val="365F91"/>
     </w:rPr>
     <w:tblPr>
@@ -4082,6 +4304,7 @@
         <w:spacing w:after="0" w:before="0" w:line="240" w:lineRule="auto"/>
       </w:pPr>
       <w:rPr>
+        <w:rFonts w:eastAsia="黑体"/>
         <w:b/>
         <w:bCs/>
       </w:rPr>
@@ -4102,6 +4325,7 @@
         <w:spacing w:after="0" w:before="0" w:line="240" w:lineRule="auto"/>
       </w:pPr>
       <w:rPr>
+        <w:rFonts w:eastAsia="黑体"/>
         <w:b/>
         <w:bCs/>
       </w:rPr>
@@ -4119,12 +4343,14 @@
     </w:tblStylePr>
     <w:tblStylePr w:type="firstCol">
       <w:rPr>
+        <w:rFonts w:eastAsia="黑体"/>
         <w:b/>
         <w:bCs/>
       </w:rPr>
     </w:tblStylePr>
     <w:tblStylePr w:type="lastCol">
       <w:rPr>
+        <w:rFonts w:eastAsia="黑体"/>
         <w:b/>
         <w:bCs/>
       </w:rPr>
@@ -4163,6 +4389,7 @@
       <w:spacing w:after="0" w:line="240" w:lineRule="auto"/>
     </w:pPr>
     <w:rPr>
+      <w:rFonts w:eastAsia="黑体"/>
       <w:color w:themeColor="accent2" w:themeShade="BF" w:val="943634"/>
     </w:rPr>
     <w:tblPr>
@@ -4185,6 +4412,7 @@
         <w:spacing w:after="0" w:before="0" w:line="240" w:lineRule="auto"/>
       </w:pPr>
       <w:rPr>
+        <w:rFonts w:eastAsia="黑体"/>
         <w:b/>
         <w:bCs/>
       </w:rPr>
@@ -4205,6 +4433,7 @@
         <w:spacing w:after="0" w:before="0" w:line="240" w:lineRule="auto"/>
       </w:pPr>
       <w:rPr>
+        <w:rFonts w:eastAsia="黑体"/>
         <w:b/>
         <w:bCs/>
       </w:rPr>
@@ -4222,12 +4451,14 @@
     </w:tblStylePr>
     <w:tblStylePr w:type="firstCol">
       <w:rPr>
+        <w:rFonts w:eastAsia="黑体"/>
         <w:b/>
         <w:bCs/>
       </w:rPr>
     </w:tblStylePr>
     <w:tblStylePr w:type="lastCol">
       <w:rPr>
+        <w:rFonts w:eastAsia="黑体"/>
         <w:b/>
         <w:bCs/>
       </w:rPr>
@@ -4266,6 +4497,7 @@
       <w:spacing w:after="0" w:line="240" w:lineRule="auto"/>
     </w:pPr>
     <w:rPr>
+      <w:rFonts w:eastAsia="黑体"/>
       <w:color w:themeColor="accent3" w:themeShade="BF" w:val="76923C"/>
     </w:rPr>
     <w:tblPr>
@@ -4288,6 +4520,7 @@
         <w:spacing w:after="0" w:before="0" w:line="240" w:lineRule="auto"/>
       </w:pPr>
       <w:rPr>
+        <w:rFonts w:eastAsia="黑体"/>
         <w:b/>
         <w:bCs/>
       </w:rPr>
@@ -4308,6 +4541,7 @@
         <w:spacing w:after="0" w:before="0" w:line="240" w:lineRule="auto"/>
       </w:pPr>
       <w:rPr>
+        <w:rFonts w:eastAsia="黑体"/>
         <w:b/>
         <w:bCs/>
       </w:rPr>
@@ -4325,12 +4559,14 @@
     </w:tblStylePr>
     <w:tblStylePr w:type="firstCol">
       <w:rPr>
+        <w:rFonts w:eastAsia="黑体"/>
         <w:b/>
         <w:bCs/>
       </w:rPr>
     </w:tblStylePr>
     <w:tblStylePr w:type="lastCol">
       <w:rPr>
+        <w:rFonts w:eastAsia="黑体"/>
         <w:b/>
         <w:bCs/>
       </w:rPr>
@@ -4369,6 +4605,7 @@
       <w:spacing w:after="0" w:line="240" w:lineRule="auto"/>
     </w:pPr>
     <w:rPr>
+      <w:rFonts w:eastAsia="黑体"/>
       <w:color w:themeColor="accent4" w:themeShade="BF" w:val="5F497A"/>
     </w:rPr>
     <w:tblPr>
@@ -4391,6 +4628,7 @@
         <w:spacing w:after="0" w:before="0" w:line="240" w:lineRule="auto"/>
       </w:pPr>
       <w:rPr>
+        <w:rFonts w:eastAsia="黑体"/>
         <w:b/>
         <w:bCs/>
       </w:rPr>
@@ -4411,6 +4649,7 @@
         <w:spacing w:after="0" w:before="0" w:line="240" w:lineRule="auto"/>
       </w:pPr>
       <w:rPr>
+        <w:rFonts w:eastAsia="黑体"/>
         <w:b/>
         <w:bCs/>
       </w:rPr>
@@ -4428,12 +4667,14 @@
     </w:tblStylePr>
     <w:tblStylePr w:type="firstCol">
       <w:rPr>
+        <w:rFonts w:eastAsia="黑体"/>
         <w:b/>
         <w:bCs/>
       </w:rPr>
     </w:tblStylePr>
     <w:tblStylePr w:type="lastCol">
       <w:rPr>
+        <w:rFonts w:eastAsia="黑体"/>
         <w:b/>
         <w:bCs/>
       </w:rPr>
@@ -4472,6 +4713,7 @@
       <w:spacing w:after="0" w:line="240" w:lineRule="auto"/>
     </w:pPr>
     <w:rPr>
+      <w:rFonts w:eastAsia="黑体"/>
       <w:color w:themeColor="accent5" w:themeShade="BF" w:val="31849B"/>
     </w:rPr>
     <w:tblPr>
@@ -4494,6 +4736,7 @@
         <w:spacing w:after="0" w:before="0" w:line="240" w:lineRule="auto"/>
       </w:pPr>
       <w:rPr>
+        <w:rFonts w:eastAsia="黑体"/>
         <w:b/>
         <w:bCs/>
       </w:rPr>
@@ -4514,6 +4757,7 @@
         <w:spacing w:after="0" w:before="0" w:line="240" w:lineRule="auto"/>
       </w:pPr>
       <w:rPr>
+        <w:rFonts w:eastAsia="黑体"/>
         <w:b/>
         <w:bCs/>
       </w:rPr>
@@ -4531,12 +4775,14 @@
     </w:tblStylePr>
     <w:tblStylePr w:type="firstCol">
       <w:rPr>
+        <w:rFonts w:eastAsia="黑体"/>
         <w:b/>
         <w:bCs/>
       </w:rPr>
     </w:tblStylePr>
     <w:tblStylePr w:type="lastCol">
       <w:rPr>
+        <w:rFonts w:eastAsia="黑体"/>
         <w:b/>
         <w:bCs/>
       </w:rPr>
@@ -4575,6 +4821,7 @@
       <w:spacing w:after="0" w:line="240" w:lineRule="auto"/>
     </w:pPr>
     <w:rPr>
+      <w:rFonts w:eastAsia="黑体"/>
       <w:color w:themeColor="accent6" w:themeShade="BF" w:val="E36C0A"/>
     </w:rPr>
     <w:tblPr>
@@ -4597,6 +4844,7 @@
         <w:spacing w:after="0" w:before="0" w:line="240" w:lineRule="auto"/>
       </w:pPr>
       <w:rPr>
+        <w:rFonts w:eastAsia="黑体"/>
         <w:b/>
         <w:bCs/>
       </w:rPr>
@@ -4617,6 +4865,7 @@
         <w:spacing w:after="0" w:before="0" w:line="240" w:lineRule="auto"/>
       </w:pPr>
       <w:rPr>
+        <w:rFonts w:eastAsia="黑体"/>
         <w:b/>
         <w:bCs/>
       </w:rPr>
@@ -4634,12 +4883,14 @@
     </w:tblStylePr>
     <w:tblStylePr w:type="firstCol">
       <w:rPr>
+        <w:rFonts w:eastAsia="黑体"/>
         <w:b/>
         <w:bCs/>
       </w:rPr>
     </w:tblStylePr>
     <w:tblStylePr w:type="lastCol">
       <w:rPr>
+        <w:rFonts w:eastAsia="黑体"/>
         <w:b/>
         <w:bCs/>
       </w:rPr>
@@ -4699,6 +4950,7 @@
         <w:spacing w:after="0" w:before="0" w:line="240" w:lineRule="auto"/>
       </w:pPr>
       <w:rPr>
+        <w:rFonts w:eastAsia="黑体"/>
         <w:b/>
         <w:bCs/>
         <w:color w:themeColor="background1" w:val="FFFFFF"/>
@@ -4713,6 +4965,7 @@
         <w:spacing w:after="0" w:before="0" w:line="240" w:lineRule="auto"/>
       </w:pPr>
       <w:rPr>
+        <w:rFonts w:eastAsia="黑体"/>
         <w:b/>
         <w:bCs/>
       </w:rPr>
@@ -4728,12 +4981,14 @@
     </w:tblStylePr>
     <w:tblStylePr w:type="firstCol">
       <w:rPr>
+        <w:rFonts w:eastAsia="黑体"/>
         <w:b/>
         <w:bCs/>
       </w:rPr>
     </w:tblStylePr>
     <w:tblStylePr w:type="lastCol">
       <w:rPr>
+        <w:rFonts w:eastAsia="黑体"/>
         <w:b/>
         <w:bCs/>
       </w:rPr>
@@ -4791,6 +5046,7 @@
         <w:spacing w:after="0" w:before="0" w:line="240" w:lineRule="auto"/>
       </w:pPr>
       <w:rPr>
+        <w:rFonts w:eastAsia="黑体"/>
         <w:b/>
         <w:bCs/>
         <w:color w:themeColor="background1" w:val="FFFFFF"/>
@@ -4805,6 +5061,7 @@
         <w:spacing w:after="0" w:before="0" w:line="240" w:lineRule="auto"/>
       </w:pPr>
       <w:rPr>
+        <w:rFonts w:eastAsia="黑体"/>
         <w:b/>
         <w:bCs/>
       </w:rPr>
@@ -4820,12 +5077,14 @@
     </w:tblStylePr>
     <w:tblStylePr w:type="firstCol">
       <w:rPr>
+        <w:rFonts w:eastAsia="黑体"/>
         <w:b/>
         <w:bCs/>
       </w:rPr>
     </w:tblStylePr>
     <w:tblStylePr w:type="lastCol">
       <w:rPr>
+        <w:rFonts w:eastAsia="黑体"/>
         <w:b/>
         <w:bCs/>
       </w:rPr>
@@ -4883,6 +5142,7 @@
         <w:spacing w:after="0" w:before="0" w:line="240" w:lineRule="auto"/>
       </w:pPr>
       <w:rPr>
+        <w:rFonts w:eastAsia="黑体"/>
         <w:b/>
         <w:bCs/>
         <w:color w:themeColor="background1" w:val="FFFFFF"/>
@@ -4897,6 +5157,7 @@
         <w:spacing w:after="0" w:before="0" w:line="240" w:lineRule="auto"/>
       </w:pPr>
       <w:rPr>
+        <w:rFonts w:eastAsia="黑体"/>
         <w:b/>
         <w:bCs/>
       </w:rPr>
@@ -4912,12 +5173,14 @@
     </w:tblStylePr>
     <w:tblStylePr w:type="firstCol">
       <w:rPr>
+        <w:rFonts w:eastAsia="黑体"/>
         <w:b/>
         <w:bCs/>
       </w:rPr>
     </w:tblStylePr>
     <w:tblStylePr w:type="lastCol">
       <w:rPr>
+        <w:rFonts w:eastAsia="黑体"/>
         <w:b/>
         <w:bCs/>
       </w:rPr>
@@ -4975,6 +5238,7 @@
         <w:spacing w:after="0" w:before="0" w:line="240" w:lineRule="auto"/>
       </w:pPr>
       <w:rPr>
+        <w:rFonts w:eastAsia="黑体"/>
         <w:b/>
         <w:bCs/>
         <w:color w:themeColor="background1" w:val="FFFFFF"/>
@@ -4989,6 +5253,7 @@
         <w:spacing w:after="0" w:before="0" w:line="240" w:lineRule="auto"/>
       </w:pPr>
       <w:rPr>
+        <w:rFonts w:eastAsia="黑体"/>
         <w:b/>
         <w:bCs/>
       </w:rPr>
@@ -5004,12 +5269,14 @@
     </w:tblStylePr>
     <w:tblStylePr w:type="firstCol">
       <w:rPr>
+        <w:rFonts w:eastAsia="黑体"/>
         <w:b/>
         <w:bCs/>
       </w:rPr>
     </w:tblStylePr>
     <w:tblStylePr w:type="lastCol">
       <w:rPr>
+        <w:rFonts w:eastAsia="黑体"/>
         <w:b/>
         <w:bCs/>
       </w:rPr>
@@ -5067,6 +5334,7 @@
         <w:spacing w:after="0" w:before="0" w:line="240" w:lineRule="auto"/>
       </w:pPr>
       <w:rPr>
+        <w:rFonts w:eastAsia="黑体"/>
         <w:b/>
         <w:bCs/>
         <w:color w:themeColor="background1" w:val="FFFFFF"/>
@@ -5081,6 +5349,7 @@
         <w:spacing w:after="0" w:before="0" w:line="240" w:lineRule="auto"/>
       </w:pPr>
       <w:rPr>
+        <w:rFonts w:eastAsia="黑体"/>
         <w:b/>
         <w:bCs/>
       </w:rPr>
@@ -5096,12 +5365,14 @@
     </w:tblStylePr>
     <w:tblStylePr w:type="firstCol">
       <w:rPr>
+        <w:rFonts w:eastAsia="黑体"/>
         <w:b/>
         <w:bCs/>
       </w:rPr>
     </w:tblStylePr>
     <w:tblStylePr w:type="lastCol">
       <w:rPr>
+        <w:rFonts w:eastAsia="黑体"/>
         <w:b/>
         <w:bCs/>
       </w:rPr>
@@ -5159,6 +5430,7 @@
         <w:spacing w:after="0" w:before="0" w:line="240" w:lineRule="auto"/>
       </w:pPr>
       <w:rPr>
+        <w:rFonts w:eastAsia="黑体"/>
         <w:b/>
         <w:bCs/>
         <w:color w:themeColor="background1" w:val="FFFFFF"/>
@@ -5173,6 +5445,7 @@
         <w:spacing w:after="0" w:before="0" w:line="240" w:lineRule="auto"/>
       </w:pPr>
       <w:rPr>
+        <w:rFonts w:eastAsia="黑体"/>
         <w:b/>
         <w:bCs/>
       </w:rPr>
@@ -5188,12 +5461,14 @@
     </w:tblStylePr>
     <w:tblStylePr w:type="firstCol">
       <w:rPr>
+        <w:rFonts w:eastAsia="黑体"/>
         <w:b/>
         <w:bCs/>
       </w:rPr>
     </w:tblStylePr>
     <w:tblStylePr w:type="lastCol">
       <w:rPr>
+        <w:rFonts w:eastAsia="黑体"/>
         <w:b/>
         <w:bCs/>
       </w:rPr>
@@ -5251,6 +5526,7 @@
         <w:spacing w:after="0" w:before="0" w:line="240" w:lineRule="auto"/>
       </w:pPr>
       <w:rPr>
+        <w:rFonts w:eastAsia="黑体"/>
         <w:b/>
         <w:bCs/>
         <w:color w:themeColor="background1" w:val="FFFFFF"/>
@@ -5265,6 +5541,7 @@
         <w:spacing w:after="0" w:before="0" w:line="240" w:lineRule="auto"/>
       </w:pPr>
       <w:rPr>
+        <w:rFonts w:eastAsia="黑体"/>
         <w:b/>
         <w:bCs/>
       </w:rPr>
@@ -5280,12 +5557,14 @@
     </w:tblStylePr>
     <w:tblStylePr w:type="firstCol">
       <w:rPr>
+        <w:rFonts w:eastAsia="黑体"/>
         <w:b/>
         <w:bCs/>
       </w:rPr>
     </w:tblStylePr>
     <w:tblStylePr w:type="lastCol">
       <w:rPr>
+        <w:rFonts w:eastAsia="黑体"/>
         <w:b/>
         <w:bCs/>
       </w:rPr>
@@ -5345,7 +5624,7 @@
         <w:spacing w:after="0" w:before="0" w:line="240" w:lineRule="auto"/>
       </w:pPr>
       <w:rPr>
-        <w:rFonts w:asciiTheme="majorHAnsi" w:cstheme="majorBidi" w:eastAsiaTheme="majorEastAsia" w:hAnsiTheme="majorHAnsi"/>
+        <w:rFonts w:asciiTheme="majorHAnsi" w:cstheme="majorBidi" w:hAnsiTheme="majorHAnsi" w:eastAsia="黑体"/>
         <w:b/>
         <w:bCs/>
       </w:rPr>
@@ -5366,7 +5645,7 @@
         <w:spacing w:after="0" w:before="0" w:line="240" w:lineRule="auto"/>
       </w:pPr>
       <w:rPr>
-        <w:rFonts w:asciiTheme="majorHAnsi" w:cstheme="majorBidi" w:eastAsiaTheme="majorEastAsia" w:hAnsiTheme="majorHAnsi"/>
+        <w:rFonts w:asciiTheme="majorHAnsi" w:cstheme="majorBidi" w:hAnsiTheme="majorHAnsi" w:eastAsia="黑体"/>
         <w:b/>
         <w:bCs/>
       </w:rPr>
@@ -5384,14 +5663,14 @@
     </w:tblStylePr>
     <w:tblStylePr w:type="firstCol">
       <w:rPr>
-        <w:rFonts w:asciiTheme="majorHAnsi" w:cstheme="majorBidi" w:eastAsiaTheme="majorEastAsia" w:hAnsiTheme="majorHAnsi"/>
+        <w:rFonts w:asciiTheme="majorHAnsi" w:cstheme="majorBidi" w:hAnsiTheme="majorHAnsi" w:eastAsia="黑体"/>
         <w:b/>
         <w:bCs/>
       </w:rPr>
     </w:tblStylePr>
     <w:tblStylePr w:type="lastCol">
       <w:rPr>
-        <w:rFonts w:asciiTheme="majorHAnsi" w:cstheme="majorBidi" w:eastAsiaTheme="majorEastAsia" w:hAnsiTheme="majorHAnsi"/>
+        <w:rFonts w:asciiTheme="majorHAnsi" w:cstheme="majorBidi" w:hAnsiTheme="majorHAnsi" w:eastAsia="黑体"/>
         <w:b/>
         <w:bCs/>
       </w:rPr>
@@ -5475,7 +5754,7 @@
         <w:spacing w:after="0" w:before="0" w:line="240" w:lineRule="auto"/>
       </w:pPr>
       <w:rPr>
-        <w:rFonts w:asciiTheme="majorHAnsi" w:cstheme="majorBidi" w:eastAsiaTheme="majorEastAsia" w:hAnsiTheme="majorHAnsi"/>
+        <w:rFonts w:asciiTheme="majorHAnsi" w:cstheme="majorBidi" w:hAnsiTheme="majorHAnsi" w:eastAsia="黑体"/>
         <w:b/>
         <w:bCs/>
       </w:rPr>
@@ -5496,7 +5775,7 @@
         <w:spacing w:after="0" w:before="0" w:line="240" w:lineRule="auto"/>
       </w:pPr>
       <w:rPr>
-        <w:rFonts w:asciiTheme="majorHAnsi" w:cstheme="majorBidi" w:eastAsiaTheme="majorEastAsia" w:hAnsiTheme="majorHAnsi"/>
+        <w:rFonts w:asciiTheme="majorHAnsi" w:cstheme="majorBidi" w:hAnsiTheme="majorHAnsi" w:eastAsia="黑体"/>
         <w:b/>
         <w:bCs/>
       </w:rPr>
@@ -5514,14 +5793,14 @@
     </w:tblStylePr>
     <w:tblStylePr w:type="firstCol">
       <w:rPr>
-        <w:rFonts w:asciiTheme="majorHAnsi" w:cstheme="majorBidi" w:eastAsiaTheme="majorEastAsia" w:hAnsiTheme="majorHAnsi"/>
+        <w:rFonts w:asciiTheme="majorHAnsi" w:cstheme="majorBidi" w:hAnsiTheme="majorHAnsi" w:eastAsia="黑体"/>
         <w:b/>
         <w:bCs/>
       </w:rPr>
     </w:tblStylePr>
     <w:tblStylePr w:type="lastCol">
       <w:rPr>
-        <w:rFonts w:asciiTheme="majorHAnsi" w:cstheme="majorBidi" w:eastAsiaTheme="majorEastAsia" w:hAnsiTheme="majorHAnsi"/>
+        <w:rFonts w:asciiTheme="majorHAnsi" w:cstheme="majorBidi" w:hAnsiTheme="majorHAnsi" w:eastAsia="黑体"/>
         <w:b/>
         <w:bCs/>
       </w:rPr>
@@ -5605,7 +5884,7 @@
         <w:spacing w:after="0" w:before="0" w:line="240" w:lineRule="auto"/>
       </w:pPr>
       <w:rPr>
-        <w:rFonts w:asciiTheme="majorHAnsi" w:cstheme="majorBidi" w:eastAsiaTheme="majorEastAsia" w:hAnsiTheme="majorHAnsi"/>
+        <w:rFonts w:asciiTheme="majorHAnsi" w:cstheme="majorBidi" w:hAnsiTheme="majorHAnsi" w:eastAsia="黑体"/>
         <w:b/>
         <w:bCs/>
       </w:rPr>
@@ -5626,7 +5905,7 @@
         <w:spacing w:after="0" w:before="0" w:line="240" w:lineRule="auto"/>
       </w:pPr>
       <w:rPr>
-        <w:rFonts w:asciiTheme="majorHAnsi" w:cstheme="majorBidi" w:eastAsiaTheme="majorEastAsia" w:hAnsiTheme="majorHAnsi"/>
+        <w:rFonts w:asciiTheme="majorHAnsi" w:cstheme="majorBidi" w:hAnsiTheme="majorHAnsi" w:eastAsia="黑体"/>
         <w:b/>
         <w:bCs/>
       </w:rPr>
@@ -5644,14 +5923,14 @@
     </w:tblStylePr>
     <w:tblStylePr w:type="firstCol">
       <w:rPr>
-        <w:rFonts w:asciiTheme="majorHAnsi" w:cstheme="majorBidi" w:eastAsiaTheme="majorEastAsia" w:hAnsiTheme="majorHAnsi"/>
+        <w:rFonts w:asciiTheme="majorHAnsi" w:cstheme="majorBidi" w:hAnsiTheme="majorHAnsi" w:eastAsia="黑体"/>
         <w:b/>
         <w:bCs/>
       </w:rPr>
     </w:tblStylePr>
     <w:tblStylePr w:type="lastCol">
       <w:rPr>
-        <w:rFonts w:asciiTheme="majorHAnsi" w:cstheme="majorBidi" w:eastAsiaTheme="majorEastAsia" w:hAnsiTheme="majorHAnsi"/>
+        <w:rFonts w:asciiTheme="majorHAnsi" w:cstheme="majorBidi" w:hAnsiTheme="majorHAnsi" w:eastAsia="黑体"/>
         <w:b/>
         <w:bCs/>
       </w:rPr>
@@ -5735,7 +6014,7 @@
         <w:spacing w:after="0" w:before="0" w:line="240" w:lineRule="auto"/>
       </w:pPr>
       <w:rPr>
-        <w:rFonts w:asciiTheme="majorHAnsi" w:cstheme="majorBidi" w:eastAsiaTheme="majorEastAsia" w:hAnsiTheme="majorHAnsi"/>
+        <w:rFonts w:asciiTheme="majorHAnsi" w:cstheme="majorBidi" w:hAnsiTheme="majorHAnsi" w:eastAsia="黑体"/>
         <w:b/>
         <w:bCs/>
       </w:rPr>
@@ -5756,7 +6035,7 @@
         <w:spacing w:after="0" w:before="0" w:line="240" w:lineRule="auto"/>
       </w:pPr>
       <w:rPr>
-        <w:rFonts w:asciiTheme="majorHAnsi" w:cstheme="majorBidi" w:eastAsiaTheme="majorEastAsia" w:hAnsiTheme="majorHAnsi"/>
+        <w:rFonts w:asciiTheme="majorHAnsi" w:cstheme="majorBidi" w:hAnsiTheme="majorHAnsi" w:eastAsia="黑体"/>
         <w:b/>
         <w:bCs/>
       </w:rPr>
@@ -5774,14 +6053,14 @@
     </w:tblStylePr>
     <w:tblStylePr w:type="firstCol">
       <w:rPr>
-        <w:rFonts w:asciiTheme="majorHAnsi" w:cstheme="majorBidi" w:eastAsiaTheme="majorEastAsia" w:hAnsiTheme="majorHAnsi"/>
+        <w:rFonts w:asciiTheme="majorHAnsi" w:cstheme="majorBidi" w:hAnsiTheme="majorHAnsi" w:eastAsia="黑体"/>
         <w:b/>
         <w:bCs/>
       </w:rPr>
     </w:tblStylePr>
     <w:tblStylePr w:type="lastCol">
       <w:rPr>
-        <w:rFonts w:asciiTheme="majorHAnsi" w:cstheme="majorBidi" w:eastAsiaTheme="majorEastAsia" w:hAnsiTheme="majorHAnsi"/>
+        <w:rFonts w:asciiTheme="majorHAnsi" w:cstheme="majorBidi" w:hAnsiTheme="majorHAnsi" w:eastAsia="黑体"/>
         <w:b/>
         <w:bCs/>
       </w:rPr>
@@ -5865,7 +6144,7 @@
         <w:spacing w:after="0" w:before="0" w:line="240" w:lineRule="auto"/>
       </w:pPr>
       <w:rPr>
-        <w:rFonts w:asciiTheme="majorHAnsi" w:cstheme="majorBidi" w:eastAsiaTheme="majorEastAsia" w:hAnsiTheme="majorHAnsi"/>
+        <w:rFonts w:asciiTheme="majorHAnsi" w:cstheme="majorBidi" w:hAnsiTheme="majorHAnsi" w:eastAsia="黑体"/>
         <w:b/>
         <w:bCs/>
       </w:rPr>
@@ -5886,7 +6165,7 @@
         <w:spacing w:after="0" w:before="0" w:line="240" w:lineRule="auto"/>
       </w:pPr>
       <w:rPr>
-        <w:rFonts w:asciiTheme="majorHAnsi" w:cstheme="majorBidi" w:eastAsiaTheme="majorEastAsia" w:hAnsiTheme="majorHAnsi"/>
+        <w:rFonts w:asciiTheme="majorHAnsi" w:cstheme="majorBidi" w:hAnsiTheme="majorHAnsi" w:eastAsia="黑体"/>
         <w:b/>
         <w:bCs/>
       </w:rPr>
@@ -5904,14 +6183,14 @@
     </w:tblStylePr>
     <w:tblStylePr w:type="firstCol">
       <w:rPr>
-        <w:rFonts w:asciiTheme="majorHAnsi" w:cstheme="majorBidi" w:eastAsiaTheme="majorEastAsia" w:hAnsiTheme="majorHAnsi"/>
+        <w:rFonts w:asciiTheme="majorHAnsi" w:cstheme="majorBidi" w:hAnsiTheme="majorHAnsi" w:eastAsia="黑体"/>
         <w:b/>
         <w:bCs/>
       </w:rPr>
     </w:tblStylePr>
     <w:tblStylePr w:type="lastCol">
       <w:rPr>
-        <w:rFonts w:asciiTheme="majorHAnsi" w:cstheme="majorBidi" w:eastAsiaTheme="majorEastAsia" w:hAnsiTheme="majorHAnsi"/>
+        <w:rFonts w:asciiTheme="majorHAnsi" w:cstheme="majorBidi" w:hAnsiTheme="majorHAnsi" w:eastAsia="黑体"/>
         <w:b/>
         <w:bCs/>
       </w:rPr>
@@ -5995,7 +6274,7 @@
         <w:spacing w:after="0" w:before="0" w:line="240" w:lineRule="auto"/>
       </w:pPr>
       <w:rPr>
-        <w:rFonts w:asciiTheme="majorHAnsi" w:cstheme="majorBidi" w:eastAsiaTheme="majorEastAsia" w:hAnsiTheme="majorHAnsi"/>
+        <w:rFonts w:asciiTheme="majorHAnsi" w:cstheme="majorBidi" w:hAnsiTheme="majorHAnsi" w:eastAsia="黑体"/>
         <w:b/>
         <w:bCs/>
       </w:rPr>
@@ -6016,7 +6295,7 @@
         <w:spacing w:after="0" w:before="0" w:line="240" w:lineRule="auto"/>
       </w:pPr>
       <w:rPr>
-        <w:rFonts w:asciiTheme="majorHAnsi" w:cstheme="majorBidi" w:eastAsiaTheme="majorEastAsia" w:hAnsiTheme="majorHAnsi"/>
+        <w:rFonts w:asciiTheme="majorHAnsi" w:cstheme="majorBidi" w:hAnsiTheme="majorHAnsi" w:eastAsia="黑体"/>
         <w:b/>
         <w:bCs/>
       </w:rPr>
@@ -6034,14 +6313,14 @@
     </w:tblStylePr>
     <w:tblStylePr w:type="firstCol">
       <w:rPr>
-        <w:rFonts w:asciiTheme="majorHAnsi" w:cstheme="majorBidi" w:eastAsiaTheme="majorEastAsia" w:hAnsiTheme="majorHAnsi"/>
+        <w:rFonts w:asciiTheme="majorHAnsi" w:cstheme="majorBidi" w:hAnsiTheme="majorHAnsi" w:eastAsia="黑体"/>
         <w:b/>
         <w:bCs/>
       </w:rPr>
     </w:tblStylePr>
     <w:tblStylePr w:type="lastCol">
       <w:rPr>
-        <w:rFonts w:asciiTheme="majorHAnsi" w:cstheme="majorBidi" w:eastAsiaTheme="majorEastAsia" w:hAnsiTheme="majorHAnsi"/>
+        <w:rFonts w:asciiTheme="majorHAnsi" w:cstheme="majorBidi" w:hAnsiTheme="majorHAnsi" w:eastAsia="黑体"/>
         <w:b/>
         <w:bCs/>
       </w:rPr>
@@ -6125,7 +6404,7 @@
         <w:spacing w:after="0" w:before="0" w:line="240" w:lineRule="auto"/>
       </w:pPr>
       <w:rPr>
-        <w:rFonts w:asciiTheme="majorHAnsi" w:cstheme="majorBidi" w:eastAsiaTheme="majorEastAsia" w:hAnsiTheme="majorHAnsi"/>
+        <w:rFonts w:asciiTheme="majorHAnsi" w:cstheme="majorBidi" w:hAnsiTheme="majorHAnsi" w:eastAsia="黑体"/>
         <w:b/>
         <w:bCs/>
       </w:rPr>
@@ -6146,7 +6425,7 @@
         <w:spacing w:after="0" w:before="0" w:line="240" w:lineRule="auto"/>
       </w:pPr>
       <w:rPr>
-        <w:rFonts w:asciiTheme="majorHAnsi" w:cstheme="majorBidi" w:eastAsiaTheme="majorEastAsia" w:hAnsiTheme="majorHAnsi"/>
+        <w:rFonts w:asciiTheme="majorHAnsi" w:cstheme="majorBidi" w:hAnsiTheme="majorHAnsi" w:eastAsia="黑体"/>
         <w:b/>
         <w:bCs/>
       </w:rPr>
@@ -6164,14 +6443,14 @@
     </w:tblStylePr>
     <w:tblStylePr w:type="firstCol">
       <w:rPr>
-        <w:rFonts w:asciiTheme="majorHAnsi" w:cstheme="majorBidi" w:eastAsiaTheme="majorEastAsia" w:hAnsiTheme="majorHAnsi"/>
+        <w:rFonts w:asciiTheme="majorHAnsi" w:cstheme="majorBidi" w:hAnsiTheme="majorHAnsi" w:eastAsia="黑体"/>
         <w:b/>
         <w:bCs/>
       </w:rPr>
     </w:tblStylePr>
     <w:tblStylePr w:type="lastCol">
       <w:rPr>
-        <w:rFonts w:asciiTheme="majorHAnsi" w:cstheme="majorBidi" w:eastAsiaTheme="majorEastAsia" w:hAnsiTheme="majorHAnsi"/>
+        <w:rFonts w:asciiTheme="majorHAnsi" w:cstheme="majorBidi" w:hAnsiTheme="majorHAnsi" w:eastAsia="黑体"/>
         <w:b/>
         <w:bCs/>
       </w:rPr>
@@ -6254,6 +6533,7 @@
         <w:spacing w:after="0" w:before="0" w:line="240" w:lineRule="auto"/>
       </w:pPr>
       <w:rPr>
+        <w:rFonts w:eastAsia="黑体"/>
         <w:b/>
         <w:bCs/>
         <w:color w:themeColor="background1" w:val="FFFFFF"/>
@@ -6276,6 +6556,7 @@
         <w:spacing w:after="0" w:before="0" w:line="240" w:lineRule="auto"/>
       </w:pPr>
       <w:rPr>
+        <w:rFonts w:eastAsia="黑体"/>
         <w:b/>
         <w:bCs/>
       </w:rPr>
@@ -6293,12 +6574,14 @@
     </w:tblStylePr>
     <w:tblStylePr w:type="firstCol">
       <w:rPr>
+        <w:rFonts w:eastAsia="黑体"/>
         <w:b/>
         <w:bCs/>
       </w:rPr>
     </w:tblStylePr>
     <w:tblStylePr w:type="lastCol">
       <w:rPr>
+        <w:rFonts w:eastAsia="黑体"/>
         <w:b/>
         <w:bCs/>
       </w:rPr>
@@ -6360,6 +6643,7 @@
         <w:spacing w:after="0" w:before="0" w:line="240" w:lineRule="auto"/>
       </w:pPr>
       <w:rPr>
+        <w:rFonts w:eastAsia="黑体"/>
         <w:b/>
         <w:bCs/>
         <w:color w:themeColor="background1" w:val="FFFFFF"/>
@@ -6382,6 +6666,7 @@
         <w:spacing w:after="0" w:before="0" w:line="240" w:lineRule="auto"/>
       </w:pPr>
       <w:rPr>
+        <w:rFonts w:eastAsia="黑体"/>
         <w:b/>
         <w:bCs/>
       </w:rPr>
@@ -6399,12 +6684,14 @@
     </w:tblStylePr>
     <w:tblStylePr w:type="firstCol">
       <w:rPr>
+        <w:rFonts w:eastAsia="黑体"/>
         <w:b/>
         <w:bCs/>
       </w:rPr>
     </w:tblStylePr>
     <w:tblStylePr w:type="lastCol">
       <w:rPr>
+        <w:rFonts w:eastAsia="黑体"/>
         <w:b/>
         <w:bCs/>
       </w:rPr>
@@ -6466,6 +6753,7 @@
         <w:spacing w:after="0" w:before="0" w:line="240" w:lineRule="auto"/>
       </w:pPr>
       <w:rPr>
+        <w:rFonts w:eastAsia="黑体"/>
         <w:b/>
         <w:bCs/>
         <w:color w:themeColor="background1" w:val="FFFFFF"/>
@@ -6488,6 +6776,7 @@
         <w:spacing w:after="0" w:before="0" w:line="240" w:lineRule="auto"/>
       </w:pPr>
       <w:rPr>
+        <w:rFonts w:eastAsia="黑体"/>
         <w:b/>
         <w:bCs/>
       </w:rPr>
@@ -6505,12 +6794,14 @@
     </w:tblStylePr>
     <w:tblStylePr w:type="firstCol">
       <w:rPr>
+        <w:rFonts w:eastAsia="黑体"/>
         <w:b/>
         <w:bCs/>
       </w:rPr>
     </w:tblStylePr>
     <w:tblStylePr w:type="lastCol">
       <w:rPr>
+        <w:rFonts w:eastAsia="黑体"/>
         <w:b/>
         <w:bCs/>
       </w:rPr>
@@ -6572,6 +6863,7 @@
         <w:spacing w:after="0" w:before="0" w:line="240" w:lineRule="auto"/>
       </w:pPr>
       <w:rPr>
+        <w:rFonts w:eastAsia="黑体"/>
         <w:b/>
         <w:bCs/>
         <w:color w:themeColor="background1" w:val="FFFFFF"/>
@@ -6594,6 +6886,7 @@
         <w:spacing w:after="0" w:before="0" w:line="240" w:lineRule="auto"/>
       </w:pPr>
       <w:rPr>
+        <w:rFonts w:eastAsia="黑体"/>
         <w:b/>
         <w:bCs/>
       </w:rPr>
@@ -6611,12 +6904,14 @@
     </w:tblStylePr>
     <w:tblStylePr w:type="firstCol">
       <w:rPr>
+        <w:rFonts w:eastAsia="黑体"/>
         <w:b/>
         <w:bCs/>
       </w:rPr>
     </w:tblStylePr>
     <w:tblStylePr w:type="lastCol">
       <w:rPr>
+        <w:rFonts w:eastAsia="黑体"/>
         <w:b/>
         <w:bCs/>
       </w:rPr>
@@ -6678,6 +6973,7 @@
         <w:spacing w:after="0" w:before="0" w:line="240" w:lineRule="auto"/>
       </w:pPr>
       <w:rPr>
+        <w:rFonts w:eastAsia="黑体"/>
         <w:b/>
         <w:bCs/>
         <w:color w:themeColor="background1" w:val="FFFFFF"/>
@@ -6700,6 +6996,7 @@
         <w:spacing w:after="0" w:before="0" w:line="240" w:lineRule="auto"/>
       </w:pPr>
       <w:rPr>
+        <w:rFonts w:eastAsia="黑体"/>
         <w:b/>
         <w:bCs/>
       </w:rPr>
@@ -6717,12 +7014,14 @@
     </w:tblStylePr>
     <w:tblStylePr w:type="firstCol">
       <w:rPr>
+        <w:rFonts w:eastAsia="黑体"/>
         <w:b/>
         <w:bCs/>
       </w:rPr>
     </w:tblStylePr>
     <w:tblStylePr w:type="lastCol">
       <w:rPr>
+        <w:rFonts w:eastAsia="黑体"/>
         <w:b/>
         <w:bCs/>
       </w:rPr>
@@ -6784,6 +7083,7 @@
         <w:spacing w:after="0" w:before="0" w:line="240" w:lineRule="auto"/>
       </w:pPr>
       <w:rPr>
+        <w:rFonts w:eastAsia="黑体"/>
         <w:b/>
         <w:bCs/>
         <w:color w:themeColor="background1" w:val="FFFFFF"/>
@@ -6806,6 +7106,7 @@
         <w:spacing w:after="0" w:before="0" w:line="240" w:lineRule="auto"/>
       </w:pPr>
       <w:rPr>
+        <w:rFonts w:eastAsia="黑体"/>
         <w:b/>
         <w:bCs/>
       </w:rPr>
@@ -6823,12 +7124,14 @@
     </w:tblStylePr>
     <w:tblStylePr w:type="firstCol">
       <w:rPr>
+        <w:rFonts w:eastAsia="黑体"/>
         <w:b/>
         <w:bCs/>
       </w:rPr>
     </w:tblStylePr>
     <w:tblStylePr w:type="lastCol">
       <w:rPr>
+        <w:rFonts w:eastAsia="黑体"/>
         <w:b/>
         <w:bCs/>
       </w:rPr>
@@ -6890,6 +7193,7 @@
         <w:spacing w:after="0" w:before="0" w:line="240" w:lineRule="auto"/>
       </w:pPr>
       <w:rPr>
+        <w:rFonts w:eastAsia="黑体"/>
         <w:b/>
         <w:bCs/>
         <w:color w:themeColor="background1" w:val="FFFFFF"/>
@@ -6912,6 +7216,7 @@
         <w:spacing w:after="0" w:before="0" w:line="240" w:lineRule="auto"/>
       </w:pPr>
       <w:rPr>
+        <w:rFonts w:eastAsia="黑体"/>
         <w:b/>
         <w:bCs/>
       </w:rPr>
@@ -6929,12 +7234,14 @@
     </w:tblStylePr>
     <w:tblStylePr w:type="firstCol">
       <w:rPr>
+        <w:rFonts w:eastAsia="黑体"/>
         <w:b/>
         <w:bCs/>
       </w:rPr>
     </w:tblStylePr>
     <w:tblStylePr w:type="lastCol">
       <w:rPr>
+        <w:rFonts w:eastAsia="黑体"/>
         <w:b/>
         <w:bCs/>
       </w:rPr>
@@ -6993,6 +7300,7 @@
         <w:spacing w:after="0" w:before="0" w:line="240" w:lineRule="auto"/>
       </w:pPr>
       <w:rPr>
+        <w:rFonts w:eastAsia="黑体"/>
         <w:b/>
         <w:bCs/>
         <w:color w:themeColor="background1" w:val="FFFFFF"/>
@@ -7015,6 +7323,7 @@
         <w:spacing w:after="0" w:before="0" w:line="240" w:lineRule="auto"/>
       </w:pPr>
       <w:rPr>
+        <w:rFonts w:eastAsia="黑体"/>
         <w:color w:val="auto"/>
       </w:rPr>
       <w:tblPr/>
@@ -7032,6 +7341,7 @@
     </w:tblStylePr>
     <w:tblStylePr w:type="firstCol">
       <w:rPr>
+        <w:rFonts w:eastAsia="黑体"/>
         <w:b/>
         <w:bCs/>
         <w:color w:themeColor="background1" w:val="FFFFFF"/>
@@ -7051,6 +7361,7 @@
     </w:tblStylePr>
     <w:tblStylePr w:type="lastCol">
       <w:rPr>
+        <w:rFonts w:eastAsia="黑体"/>
         <w:b/>
         <w:bCs/>
         <w:color w:themeColor="background1" w:val="FFFFFF"/>
@@ -7099,6 +7410,7 @@
     </w:tblStylePr>
     <w:tblStylePr w:type="nwCell">
       <w:rPr>
+        <w:rFonts w:eastAsia="黑体"/>
         <w:color w:themeColor="background1" w:val="FFFFFF"/>
       </w:rPr>
       <w:tblPr/>
@@ -7142,6 +7454,7 @@
         <w:spacing w:after="0" w:before="0" w:line="240" w:lineRule="auto"/>
       </w:pPr>
       <w:rPr>
+        <w:rFonts w:eastAsia="黑体"/>
         <w:b/>
         <w:bCs/>
         <w:color w:themeColor="background1" w:val="FFFFFF"/>
@@ -7164,6 +7477,7 @@
         <w:spacing w:after="0" w:before="0" w:line="240" w:lineRule="auto"/>
       </w:pPr>
       <w:rPr>
+        <w:rFonts w:eastAsia="黑体"/>
         <w:color w:val="auto"/>
       </w:rPr>
       <w:tblPr/>
@@ -7181,6 +7495,7 @@
     </w:tblStylePr>
     <w:tblStylePr w:type="firstCol">
       <w:rPr>
+        <w:rFonts w:eastAsia="黑体"/>
         <w:b/>
         <w:bCs/>
         <w:color w:themeColor="background1" w:val="FFFFFF"/>
@@ -7200,6 +7515,7 @@
     </w:tblStylePr>
     <w:tblStylePr w:type="lastCol">
       <w:rPr>
+        <w:rFonts w:eastAsia="黑体"/>
         <w:b/>
         <w:bCs/>
         <w:color w:themeColor="background1" w:val="FFFFFF"/>
@@ -7248,6 +7564,7 @@
     </w:tblStylePr>
     <w:tblStylePr w:type="nwCell">
       <w:rPr>
+        <w:rFonts w:eastAsia="黑体"/>
         <w:color w:themeColor="background1" w:val="FFFFFF"/>
       </w:rPr>
       <w:tblPr/>
@@ -7291,6 +7608,7 @@
         <w:spacing w:after="0" w:before="0" w:line="240" w:lineRule="auto"/>
       </w:pPr>
       <w:rPr>
+        <w:rFonts w:eastAsia="黑体"/>
         <w:b/>
         <w:bCs/>
         <w:color w:themeColor="background1" w:val="FFFFFF"/>
@@ -7313,6 +7631,7 @@
         <w:spacing w:after="0" w:before="0" w:line="240" w:lineRule="auto"/>
       </w:pPr>
       <w:rPr>
+        <w:rFonts w:eastAsia="黑体"/>
         <w:color w:val="auto"/>
       </w:rPr>
       <w:tblPr/>
@@ -7330,6 +7649,7 @@
     </w:tblStylePr>
     <w:tblStylePr w:type="firstCol">
       <w:rPr>
+        <w:rFonts w:eastAsia="黑体"/>
         <w:b/>
         <w:bCs/>
         <w:color w:themeColor="background1" w:val="FFFFFF"/>
@@ -7349,6 +7669,7 @@
     </w:tblStylePr>
     <w:tblStylePr w:type="lastCol">
       <w:rPr>
+        <w:rFonts w:eastAsia="黑体"/>
         <w:b/>
         <w:bCs/>
         <w:color w:themeColor="background1" w:val="FFFFFF"/>
@@ -7397,6 +7718,7 @@
     </w:tblStylePr>
     <w:tblStylePr w:type="nwCell">
       <w:rPr>
+        <w:rFonts w:eastAsia="黑体"/>
         <w:color w:themeColor="background1" w:val="FFFFFF"/>
       </w:rPr>
       <w:tblPr/>
@@ -7440,6 +7762,7 @@
         <w:spacing w:after="0" w:before="0" w:line="240" w:lineRule="auto"/>
       </w:pPr>
       <w:rPr>
+        <w:rFonts w:eastAsia="黑体"/>
         <w:b/>
         <w:bCs/>
         <w:color w:themeColor="background1" w:val="FFFFFF"/>
@@ -7462,6 +7785,7 @@
         <w:spacing w:after="0" w:before="0" w:line="240" w:lineRule="auto"/>
       </w:pPr>
       <w:rPr>
+        <w:rFonts w:eastAsia="黑体"/>
         <w:color w:val="auto"/>
       </w:rPr>
       <w:tblPr/>
@@ -7479,6 +7803,7 @@
     </w:tblStylePr>
     <w:tblStylePr w:type="firstCol">
       <w:rPr>
+        <w:rFonts w:eastAsia="黑体"/>
         <w:b/>
         <w:bCs/>
         <w:color w:themeColor="background1" w:val="FFFFFF"/>
@@ -7498,6 +7823,7 @@
     </w:tblStylePr>
     <w:tblStylePr w:type="lastCol">
       <w:rPr>
+        <w:rFonts w:eastAsia="黑体"/>
         <w:b/>
         <w:bCs/>
         <w:color w:themeColor="background1" w:val="FFFFFF"/>
@@ -7546,6 +7872,7 @@
     </w:tblStylePr>
     <w:tblStylePr w:type="nwCell">
       <w:rPr>
+        <w:rFonts w:eastAsia="黑体"/>
         <w:color w:themeColor="background1" w:val="FFFFFF"/>
       </w:rPr>
       <w:tblPr/>
@@ -7589,6 +7916,7 @@
         <w:spacing w:after="0" w:before="0" w:line="240" w:lineRule="auto"/>
       </w:pPr>
       <w:rPr>
+        <w:rFonts w:eastAsia="黑体"/>
         <w:b/>
         <w:bCs/>
         <w:color w:themeColor="background1" w:val="FFFFFF"/>
@@ -7611,6 +7939,7 @@
         <w:spacing w:after="0" w:before="0" w:line="240" w:lineRule="auto"/>
       </w:pPr>
       <w:rPr>
+        <w:rFonts w:eastAsia="黑体"/>
         <w:color w:val="auto"/>
       </w:rPr>
       <w:tblPr/>
@@ -7628,6 +7957,7 @@
     </w:tblStylePr>
     <w:tblStylePr w:type="firstCol">
       <w:rPr>
+        <w:rFonts w:eastAsia="黑体"/>
         <w:b/>
         <w:bCs/>
         <w:color w:themeColor="background1" w:val="FFFFFF"/>
@@ -7647,6 +7977,7 @@
     </w:tblStylePr>
     <w:tblStylePr w:type="lastCol">
       <w:rPr>
+        <w:rFonts w:eastAsia="黑体"/>
         <w:b/>
         <w:bCs/>
         <w:color w:themeColor="background1" w:val="FFFFFF"/>
@@ -7695,6 +8026,7 @@
     </w:tblStylePr>
     <w:tblStylePr w:type="nwCell">
       <w:rPr>
+        <w:rFonts w:eastAsia="黑体"/>
         <w:color w:themeColor="background1" w:val="FFFFFF"/>
       </w:rPr>
       <w:tblPr/>
@@ -7738,6 +8070,7 @@
         <w:spacing w:after="0" w:before="0" w:line="240" w:lineRule="auto"/>
       </w:pPr>
       <w:rPr>
+        <w:rFonts w:eastAsia="黑体"/>
         <w:b/>
         <w:bCs/>
         <w:color w:themeColor="background1" w:val="FFFFFF"/>
@@ -7760,6 +8093,7 @@
         <w:spacing w:after="0" w:before="0" w:line="240" w:lineRule="auto"/>
       </w:pPr>
       <w:rPr>
+        <w:rFonts w:eastAsia="黑体"/>
         <w:color w:val="auto"/>
       </w:rPr>
       <w:tblPr/>
@@ -7777,6 +8111,7 @@
     </w:tblStylePr>
     <w:tblStylePr w:type="firstCol">
       <w:rPr>
+        <w:rFonts w:eastAsia="黑体"/>
         <w:b/>
         <w:bCs/>
         <w:color w:themeColor="background1" w:val="FFFFFF"/>
@@ -7796,6 +8131,7 @@
     </w:tblStylePr>
     <w:tblStylePr w:type="lastCol">
       <w:rPr>
+        <w:rFonts w:eastAsia="黑体"/>
         <w:b/>
         <w:bCs/>
         <w:color w:themeColor="background1" w:val="FFFFFF"/>
@@ -7844,6 +8180,7 @@
     </w:tblStylePr>
     <w:tblStylePr w:type="nwCell">
       <w:rPr>
+        <w:rFonts w:eastAsia="黑体"/>
         <w:color w:themeColor="background1" w:val="FFFFFF"/>
       </w:rPr>
       <w:tblPr/>
@@ -7887,6 +8224,7 @@
         <w:spacing w:after="0" w:before="0" w:line="240" w:lineRule="auto"/>
       </w:pPr>
       <w:rPr>
+        <w:rFonts w:eastAsia="黑体"/>
         <w:b/>
         <w:bCs/>
         <w:color w:themeColor="background1" w:val="FFFFFF"/>
@@ -7909,6 +8247,7 @@
         <w:spacing w:after="0" w:before="0" w:line="240" w:lineRule="auto"/>
       </w:pPr>
       <w:rPr>
+        <w:rFonts w:eastAsia="黑体"/>
         <w:color w:val="auto"/>
       </w:rPr>
       <w:tblPr/>
@@ -7926,6 +8265,7 @@
     </w:tblStylePr>
     <w:tblStylePr w:type="firstCol">
       <w:rPr>
+        <w:rFonts w:eastAsia="黑体"/>
         <w:b/>
         <w:bCs/>
         <w:color w:themeColor="background1" w:val="FFFFFF"/>
@@ -7945,6 +8285,7 @@
     </w:tblStylePr>
     <w:tblStylePr w:type="lastCol">
       <w:rPr>
+        <w:rFonts w:eastAsia="黑体"/>
         <w:b/>
         <w:bCs/>
         <w:color w:themeColor="background1" w:val="FFFFFF"/>
@@ -7993,6 +8334,7 @@
     </w:tblStylePr>
     <w:tblStylePr w:type="nwCell">
       <w:rPr>
+        <w:rFonts w:eastAsia="黑体"/>
         <w:color w:themeColor="background1" w:val="FFFFFF"/>
       </w:rPr>
       <w:tblPr/>
@@ -8017,6 +8359,7 @@
       <w:spacing w:after="0" w:line="240" w:lineRule="auto"/>
     </w:pPr>
     <w:rPr>
+      <w:rFonts w:eastAsia="黑体"/>
       <w:color w:themeColor="text1" w:val="000000"/>
     </w:rPr>
     <w:tblPr>
@@ -8036,7 +8379,7 @@
     </w:tblPr>
     <w:tblStylePr w:type="firstRow">
       <w:rPr>
-        <w:rFonts w:asciiTheme="majorHAnsi" w:cstheme="majorBidi" w:eastAsiaTheme="majorEastAsia" w:hAnsiTheme="majorHAnsi"/>
+        <w:rFonts w:asciiTheme="majorHAnsi" w:cstheme="majorBidi" w:hAnsiTheme="majorHAnsi" w:eastAsia="黑体"/>
       </w:rPr>
       <w:tblPr/>
       <w:tcPr>
@@ -8048,6 +8391,7 @@
     </w:tblStylePr>
     <w:tblStylePr w:type="lastRow">
       <w:rPr>
+        <w:rFonts w:eastAsia="黑体"/>
         <w:b/>
         <w:bCs/>
         <w:color w:themeColor="text2" w:val="1F497D"/>
@@ -8062,12 +8406,14 @@
     </w:tblStylePr>
     <w:tblStylePr w:type="firstCol">
       <w:rPr>
+        <w:rFonts w:eastAsia="黑体"/>
         <w:b/>
         <w:bCs/>
       </w:rPr>
     </w:tblStylePr>
     <w:tblStylePr w:type="lastCol">
       <w:rPr>
+        <w:rFonts w:eastAsia="黑体"/>
         <w:b/>
         <w:bCs/>
       </w:rPr>
@@ -8101,6 +8447,7 @@
       <w:spacing w:after="0" w:line="240" w:lineRule="auto"/>
     </w:pPr>
     <w:rPr>
+      <w:rFonts w:eastAsia="黑体"/>
       <w:color w:themeColor="text1" w:val="000000"/>
     </w:rPr>
     <w:tblPr>
@@ -8120,7 +8467,7 @@
     </w:tblPr>
     <w:tblStylePr w:type="firstRow">
       <w:rPr>
-        <w:rFonts w:asciiTheme="majorHAnsi" w:cstheme="majorBidi" w:eastAsiaTheme="majorEastAsia" w:hAnsiTheme="majorHAnsi"/>
+        <w:rFonts w:asciiTheme="majorHAnsi" w:cstheme="majorBidi" w:hAnsiTheme="majorHAnsi" w:eastAsia="黑体"/>
       </w:rPr>
       <w:tblPr/>
       <w:tcPr>
@@ -8132,6 +8479,7 @@
     </w:tblStylePr>
     <w:tblStylePr w:type="lastRow">
       <w:rPr>
+        <w:rFonts w:eastAsia="黑体"/>
         <w:b/>
         <w:bCs/>
         <w:color w:themeColor="text2" w:val="1F497D"/>
@@ -8146,12 +8494,14 @@
     </w:tblStylePr>
     <w:tblStylePr w:type="firstCol">
       <w:rPr>
+        <w:rFonts w:eastAsia="黑体"/>
         <w:b/>
         <w:bCs/>
       </w:rPr>
     </w:tblStylePr>
     <w:tblStylePr w:type="lastCol">
       <w:rPr>
+        <w:rFonts w:eastAsia="黑体"/>
         <w:b/>
         <w:bCs/>
       </w:rPr>
@@ -8185,6 +8535,7 @@
       <w:spacing w:after="0" w:line="240" w:lineRule="auto"/>
     </w:pPr>
     <w:rPr>
+      <w:rFonts w:eastAsia="黑体"/>
       <w:color w:themeColor="text1" w:val="000000"/>
     </w:rPr>
     <w:tblPr>
@@ -8204,7 +8555,7 @@
     </w:tblPr>
     <w:tblStylePr w:type="firstRow">
       <w:rPr>
-        <w:rFonts w:asciiTheme="majorHAnsi" w:cstheme="majorBidi" w:eastAsiaTheme="majorEastAsia" w:hAnsiTheme="majorHAnsi"/>
+        <w:rFonts w:asciiTheme="majorHAnsi" w:cstheme="majorBidi" w:hAnsiTheme="majorHAnsi" w:eastAsia="黑体"/>
       </w:rPr>
       <w:tblPr/>
       <w:tcPr>
@@ -8216,6 +8567,7 @@
     </w:tblStylePr>
     <w:tblStylePr w:type="lastRow">
       <w:rPr>
+        <w:rFonts w:eastAsia="黑体"/>
         <w:b/>
         <w:bCs/>
         <w:color w:themeColor="text2" w:val="1F497D"/>
@@ -8230,12 +8582,14 @@
     </w:tblStylePr>
     <w:tblStylePr w:type="firstCol">
       <w:rPr>
+        <w:rFonts w:eastAsia="黑体"/>
         <w:b/>
         <w:bCs/>
       </w:rPr>
     </w:tblStylePr>
     <w:tblStylePr w:type="lastCol">
       <w:rPr>
+        <w:rFonts w:eastAsia="黑体"/>
         <w:b/>
         <w:bCs/>
       </w:rPr>
@@ -8269,6 +8623,7 @@
       <w:spacing w:after="0" w:line="240" w:lineRule="auto"/>
     </w:pPr>
     <w:rPr>
+      <w:rFonts w:eastAsia="黑体"/>
       <w:color w:themeColor="text1" w:val="000000"/>
     </w:rPr>
     <w:tblPr>
@@ -8288,7 +8643,7 @@
     </w:tblPr>
     <w:tblStylePr w:type="firstRow">
       <w:rPr>
-        <w:rFonts w:asciiTheme="majorHAnsi" w:cstheme="majorBidi" w:eastAsiaTheme="majorEastAsia" w:hAnsiTheme="majorHAnsi"/>
+        <w:rFonts w:asciiTheme="majorHAnsi" w:cstheme="majorBidi" w:hAnsiTheme="majorHAnsi" w:eastAsia="黑体"/>
       </w:rPr>
       <w:tblPr/>
       <w:tcPr>
@@ -8300,6 +8655,7 @@
     </w:tblStylePr>
     <w:tblStylePr w:type="lastRow">
       <w:rPr>
+        <w:rFonts w:eastAsia="黑体"/>
         <w:b/>
         <w:bCs/>
         <w:color w:themeColor="text2" w:val="1F497D"/>
@@ -8314,12 +8670,14 @@
     </w:tblStylePr>
     <w:tblStylePr w:type="firstCol">
       <w:rPr>
+        <w:rFonts w:eastAsia="黑体"/>
         <w:b/>
         <w:bCs/>
       </w:rPr>
     </w:tblStylePr>
     <w:tblStylePr w:type="lastCol">
       <w:rPr>
+        <w:rFonts w:eastAsia="黑体"/>
         <w:b/>
         <w:bCs/>
       </w:rPr>
@@ -8353,6 +8711,7 @@
       <w:spacing w:after="0" w:line="240" w:lineRule="auto"/>
     </w:pPr>
     <w:rPr>
+      <w:rFonts w:eastAsia="黑体"/>
       <w:color w:themeColor="text1" w:val="000000"/>
     </w:rPr>
     <w:tblPr>
@@ -8372,7 +8731,7 @@
     </w:tblPr>
     <w:tblStylePr w:type="firstRow">
       <w:rPr>
-        <w:rFonts w:asciiTheme="majorHAnsi" w:cstheme="majorBidi" w:eastAsiaTheme="majorEastAsia" w:hAnsiTheme="majorHAnsi"/>
+        <w:rFonts w:asciiTheme="majorHAnsi" w:cstheme="majorBidi" w:hAnsiTheme="majorHAnsi" w:eastAsia="黑体"/>
       </w:rPr>
       <w:tblPr/>
       <w:tcPr>
@@ -8384,6 +8743,7 @@
     </w:tblStylePr>
     <w:tblStylePr w:type="lastRow">
       <w:rPr>
+        <w:rFonts w:eastAsia="黑体"/>
         <w:b/>
         <w:bCs/>
         <w:color w:themeColor="text2" w:val="1F497D"/>
@@ -8398,12 +8758,14 @@
     </w:tblStylePr>
     <w:tblStylePr w:type="firstCol">
       <w:rPr>
+        <w:rFonts w:eastAsia="黑体"/>
         <w:b/>
         <w:bCs/>
       </w:rPr>
     </w:tblStylePr>
     <w:tblStylePr w:type="lastCol">
       <w:rPr>
+        <w:rFonts w:eastAsia="黑体"/>
         <w:b/>
         <w:bCs/>
       </w:rPr>
@@ -8437,6 +8799,7 @@
       <w:spacing w:after="0" w:line="240" w:lineRule="auto"/>
     </w:pPr>
     <w:rPr>
+      <w:rFonts w:eastAsia="黑体"/>
       <w:color w:themeColor="text1" w:val="000000"/>
     </w:rPr>
     <w:tblPr>
@@ -8456,7 +8819,7 @@
     </w:tblPr>
     <w:tblStylePr w:type="firstRow">
       <w:rPr>
-        <w:rFonts w:asciiTheme="majorHAnsi" w:cstheme="majorBidi" w:eastAsiaTheme="majorEastAsia" w:hAnsiTheme="majorHAnsi"/>
+        <w:rFonts w:asciiTheme="majorHAnsi" w:cstheme="majorBidi" w:hAnsiTheme="majorHAnsi" w:eastAsia="黑体"/>
       </w:rPr>
       <w:tblPr/>
       <w:tcPr>
@@ -8468,6 +8831,7 @@
     </w:tblStylePr>
     <w:tblStylePr w:type="lastRow">
       <w:rPr>
+        <w:rFonts w:eastAsia="黑体"/>
         <w:b/>
         <w:bCs/>
         <w:color w:themeColor="text2" w:val="1F497D"/>
@@ -8482,12 +8846,14 @@
     </w:tblStylePr>
     <w:tblStylePr w:type="firstCol">
       <w:rPr>
+        <w:rFonts w:eastAsia="黑体"/>
         <w:b/>
         <w:bCs/>
       </w:rPr>
     </w:tblStylePr>
     <w:tblStylePr w:type="lastCol">
       <w:rPr>
+        <w:rFonts w:eastAsia="黑体"/>
         <w:b/>
         <w:bCs/>
       </w:rPr>
@@ -8521,6 +8887,7 @@
       <w:spacing w:after="0" w:line="240" w:lineRule="auto"/>
     </w:pPr>
     <w:rPr>
+      <w:rFonts w:eastAsia="黑体"/>
       <w:color w:themeColor="text1" w:val="000000"/>
     </w:rPr>
     <w:tblPr>
@@ -8540,7 +8907,7 @@
     </w:tblPr>
     <w:tblStylePr w:type="firstRow">
       <w:rPr>
-        <w:rFonts w:asciiTheme="majorHAnsi" w:cstheme="majorBidi" w:eastAsiaTheme="majorEastAsia" w:hAnsiTheme="majorHAnsi"/>
+        <w:rFonts w:asciiTheme="majorHAnsi" w:cstheme="majorBidi" w:hAnsiTheme="majorHAnsi" w:eastAsia="黑体"/>
       </w:rPr>
       <w:tblPr/>
       <w:tcPr>
@@ -8552,6 +8919,7 @@
     </w:tblStylePr>
     <w:tblStylePr w:type="lastRow">
       <w:rPr>
+        <w:rFonts w:eastAsia="黑体"/>
         <w:b/>
         <w:bCs/>
         <w:color w:themeColor="text2" w:val="1F497D"/>
@@ -8566,12 +8934,14 @@
     </w:tblStylePr>
     <w:tblStylePr w:type="firstCol">
       <w:rPr>
+        <w:rFonts w:eastAsia="黑体"/>
         <w:b/>
         <w:bCs/>
       </w:rPr>
     </w:tblStylePr>
     <w:tblStylePr w:type="lastCol">
       <w:rPr>
+        <w:rFonts w:eastAsia="黑体"/>
         <w:b/>
         <w:bCs/>
       </w:rPr>
@@ -8605,7 +8975,7 @@
       <w:spacing w:after="0" w:line="240" w:lineRule="auto"/>
     </w:pPr>
     <w:rPr>
-      <w:rFonts w:asciiTheme="majorHAnsi" w:cstheme="majorBidi" w:eastAsiaTheme="majorEastAsia" w:hAnsiTheme="majorHAnsi"/>
+      <w:rFonts w:asciiTheme="majorHAnsi" w:cstheme="majorBidi" w:hAnsiTheme="majorHAnsi" w:eastAsia="黑体"/>
       <w:color w:themeColor="text1" w:val="000000"/>
     </w:rPr>
     <w:tblPr>
@@ -8627,6 +8997,7 @@
     </w:tblPr>
     <w:tblStylePr w:type="firstRow">
       <w:rPr>
+        <w:rFonts w:eastAsia="黑体"/>
         <w:sz w:val="24"/>
         <w:szCs w:val="24"/>
       </w:rPr>
@@ -8733,7 +9104,7 @@
       <w:spacing w:after="0" w:line="240" w:lineRule="auto"/>
     </w:pPr>
     <w:rPr>
-      <w:rFonts w:asciiTheme="majorHAnsi" w:cstheme="majorBidi" w:eastAsiaTheme="majorEastAsia" w:hAnsiTheme="majorHAnsi"/>
+      <w:rFonts w:asciiTheme="majorHAnsi" w:cstheme="majorBidi" w:hAnsiTheme="majorHAnsi" w:eastAsia="黑体"/>
       <w:color w:themeColor="text1" w:val="000000"/>
     </w:rPr>
     <w:tblPr>
@@ -8755,6 +9126,7 @@
     </w:tblPr>
     <w:tblStylePr w:type="firstRow">
       <w:rPr>
+        <w:rFonts w:eastAsia="黑体"/>
         <w:sz w:val="24"/>
         <w:szCs w:val="24"/>
       </w:rPr>
@@ -8861,7 +9233,7 @@
       <w:spacing w:after="0" w:line="240" w:lineRule="auto"/>
     </w:pPr>
     <w:rPr>
-      <w:rFonts w:asciiTheme="majorHAnsi" w:cstheme="majorBidi" w:eastAsiaTheme="majorEastAsia" w:hAnsiTheme="majorHAnsi"/>
+      <w:rFonts w:asciiTheme="majorHAnsi" w:cstheme="majorBidi" w:hAnsiTheme="majorHAnsi" w:eastAsia="黑体"/>
       <w:color w:themeColor="text1" w:val="000000"/>
     </w:rPr>
     <w:tblPr>
@@ -8883,6 +9255,7 @@
     </w:tblPr>
     <w:tblStylePr w:type="firstRow">
       <w:rPr>
+        <w:rFonts w:eastAsia="黑体"/>
         <w:sz w:val="24"/>
         <w:szCs w:val="24"/>
       </w:rPr>
@@ -8989,7 +9362,7 @@
       <w:spacing w:after="0" w:line="240" w:lineRule="auto"/>
     </w:pPr>
     <w:rPr>
-      <w:rFonts w:asciiTheme="majorHAnsi" w:cstheme="majorBidi" w:eastAsiaTheme="majorEastAsia" w:hAnsiTheme="majorHAnsi"/>
+      <w:rFonts w:asciiTheme="majorHAnsi" w:cstheme="majorBidi" w:hAnsiTheme="majorHAnsi" w:eastAsia="黑体"/>
       <w:color w:themeColor="text1" w:val="000000"/>
     </w:rPr>
     <w:tblPr>
@@ -9011,6 +9384,7 @@
     </w:tblPr>
     <w:tblStylePr w:type="firstRow">
       <w:rPr>
+        <w:rFonts w:eastAsia="黑体"/>
         <w:sz w:val="24"/>
         <w:szCs w:val="24"/>
       </w:rPr>
@@ -9117,7 +9491,7 @@
       <w:spacing w:after="0" w:line="240" w:lineRule="auto"/>
     </w:pPr>
     <w:rPr>
-      <w:rFonts w:asciiTheme="majorHAnsi" w:cstheme="majorBidi" w:eastAsiaTheme="majorEastAsia" w:hAnsiTheme="majorHAnsi"/>
+      <w:rFonts w:asciiTheme="majorHAnsi" w:cstheme="majorBidi" w:hAnsiTheme="majorHAnsi" w:eastAsia="黑体"/>
       <w:color w:themeColor="text1" w:val="000000"/>
     </w:rPr>
     <w:tblPr>
@@ -9139,6 +9513,7 @@
     </w:tblPr>
     <w:tblStylePr w:type="firstRow">
       <w:rPr>
+        <w:rFonts w:eastAsia="黑体"/>
         <w:sz w:val="24"/>
         <w:szCs w:val="24"/>
       </w:rPr>
@@ -9245,7 +9620,7 @@
       <w:spacing w:after="0" w:line="240" w:lineRule="auto"/>
     </w:pPr>
     <w:rPr>
-      <w:rFonts w:asciiTheme="majorHAnsi" w:cstheme="majorBidi" w:eastAsiaTheme="majorEastAsia" w:hAnsiTheme="majorHAnsi"/>
+      <w:rFonts w:asciiTheme="majorHAnsi" w:cstheme="majorBidi" w:hAnsiTheme="majorHAnsi" w:eastAsia="黑体"/>
       <w:color w:themeColor="text1" w:val="000000"/>
     </w:rPr>
     <w:tblPr>
@@ -9267,6 +9642,7 @@
     </w:tblPr>
     <w:tblStylePr w:type="firstRow">
       <w:rPr>
+        <w:rFonts w:eastAsia="黑体"/>
         <w:sz w:val="24"/>
         <w:szCs w:val="24"/>
       </w:rPr>
@@ -9373,7 +9749,7 @@
       <w:spacing w:after="0" w:line="240" w:lineRule="auto"/>
     </w:pPr>
     <w:rPr>
-      <w:rFonts w:asciiTheme="majorHAnsi" w:cstheme="majorBidi" w:eastAsiaTheme="majorEastAsia" w:hAnsiTheme="majorHAnsi"/>
+      <w:rFonts w:asciiTheme="majorHAnsi" w:cstheme="majorBidi" w:hAnsiTheme="majorHAnsi" w:eastAsia="黑体"/>
       <w:color w:themeColor="text1" w:val="000000"/>
     </w:rPr>
     <w:tblPr>
@@ -9395,6 +9771,7 @@
     </w:tblPr>
     <w:tblStylePr w:type="firstRow">
       <w:rPr>
+        <w:rFonts w:eastAsia="黑体"/>
         <w:sz w:val="24"/>
         <w:szCs w:val="24"/>
       </w:rPr>
@@ -9524,12 +9901,14 @@
     </w:tcPr>
     <w:tblStylePr w:type="firstRow">
       <w:rPr>
+        <w:rFonts w:eastAsia="黑体"/>
         <w:b/>
         <w:bCs/>
       </w:rPr>
     </w:tblStylePr>
     <w:tblStylePr w:type="lastRow">
       <w:rPr>
+        <w:rFonts w:eastAsia="黑体"/>
         <w:b/>
         <w:bCs/>
       </w:rPr>
@@ -9542,12 +9921,14 @@
     </w:tblStylePr>
     <w:tblStylePr w:type="firstCol">
       <w:rPr>
+        <w:rFonts w:eastAsia="黑体"/>
         <w:b/>
         <w:bCs/>
       </w:rPr>
     </w:tblStylePr>
     <w:tblStylePr w:type="lastCol">
       <w:rPr>
+        <w:rFonts w:eastAsia="黑体"/>
         <w:b/>
         <w:bCs/>
       </w:rPr>
@@ -9597,12 +9978,14 @@
     </w:tcPr>
     <w:tblStylePr w:type="firstRow">
       <w:rPr>
+        <w:rFonts w:eastAsia="黑体"/>
         <w:b/>
         <w:bCs/>
       </w:rPr>
     </w:tblStylePr>
     <w:tblStylePr w:type="lastRow">
       <w:rPr>
+        <w:rFonts w:eastAsia="黑体"/>
         <w:b/>
         <w:bCs/>
       </w:rPr>
@@ -9615,12 +9998,14 @@
     </w:tblStylePr>
     <w:tblStylePr w:type="firstCol">
       <w:rPr>
+        <w:rFonts w:eastAsia="黑体"/>
         <w:b/>
         <w:bCs/>
       </w:rPr>
     </w:tblStylePr>
     <w:tblStylePr w:type="lastCol">
       <w:rPr>
+        <w:rFonts w:eastAsia="黑体"/>
         <w:b/>
         <w:bCs/>
       </w:rPr>
@@ -9670,12 +10055,14 @@
     </w:tcPr>
     <w:tblStylePr w:type="firstRow">
       <w:rPr>
+        <w:rFonts w:eastAsia="黑体"/>
         <w:b/>
         <w:bCs/>
       </w:rPr>
     </w:tblStylePr>
     <w:tblStylePr w:type="lastRow">
       <w:rPr>
+        <w:rFonts w:eastAsia="黑体"/>
         <w:b/>
         <w:bCs/>
       </w:rPr>
@@ -9688,12 +10075,14 @@
     </w:tblStylePr>
     <w:tblStylePr w:type="firstCol">
       <w:rPr>
+        <w:rFonts w:eastAsia="黑体"/>
         <w:b/>
         <w:bCs/>
       </w:rPr>
     </w:tblStylePr>
     <w:tblStylePr w:type="lastCol">
       <w:rPr>
+        <w:rFonts w:eastAsia="黑体"/>
         <w:b/>
         <w:bCs/>
       </w:rPr>
@@ -9743,12 +10132,14 @@
     </w:tcPr>
     <w:tblStylePr w:type="firstRow">
       <w:rPr>
+        <w:rFonts w:eastAsia="黑体"/>
         <w:b/>
         <w:bCs/>
       </w:rPr>
     </w:tblStylePr>
     <w:tblStylePr w:type="lastRow">
       <w:rPr>
+        <w:rFonts w:eastAsia="黑体"/>
         <w:b/>
         <w:bCs/>
       </w:rPr>
@@ -9761,12 +10152,14 @@
     </w:tblStylePr>
     <w:tblStylePr w:type="firstCol">
       <w:rPr>
+        <w:rFonts w:eastAsia="黑体"/>
         <w:b/>
         <w:bCs/>
       </w:rPr>
     </w:tblStylePr>
     <w:tblStylePr w:type="lastCol">
       <w:rPr>
+        <w:rFonts w:eastAsia="黑体"/>
         <w:b/>
         <w:bCs/>
       </w:rPr>
@@ -9816,12 +10209,14 @@
     </w:tcPr>
     <w:tblStylePr w:type="firstRow">
       <w:rPr>
+        <w:rFonts w:eastAsia="黑体"/>
         <w:b/>
         <w:bCs/>
       </w:rPr>
     </w:tblStylePr>
     <w:tblStylePr w:type="lastRow">
       <w:rPr>
+        <w:rFonts w:eastAsia="黑体"/>
         <w:b/>
         <w:bCs/>
       </w:rPr>
@@ -9834,12 +10229,14 @@
     </w:tblStylePr>
     <w:tblStylePr w:type="firstCol">
       <w:rPr>
+        <w:rFonts w:eastAsia="黑体"/>
         <w:b/>
         <w:bCs/>
       </w:rPr>
     </w:tblStylePr>
     <w:tblStylePr w:type="lastCol">
       <w:rPr>
+        <w:rFonts w:eastAsia="黑体"/>
         <w:b/>
         <w:bCs/>
       </w:rPr>
@@ -9889,12 +10286,14 @@
     </w:tcPr>
     <w:tblStylePr w:type="firstRow">
       <w:rPr>
+        <w:rFonts w:eastAsia="黑体"/>
         <w:b/>
         <w:bCs/>
       </w:rPr>
     </w:tblStylePr>
     <w:tblStylePr w:type="lastRow">
       <w:rPr>
+        <w:rFonts w:eastAsia="黑体"/>
         <w:b/>
         <w:bCs/>
       </w:rPr>
@@ -9907,12 +10306,14 @@
     </w:tblStylePr>
     <w:tblStylePr w:type="firstCol">
       <w:rPr>
+        <w:rFonts w:eastAsia="黑体"/>
         <w:b/>
         <w:bCs/>
       </w:rPr>
     </w:tblStylePr>
     <w:tblStylePr w:type="lastCol">
       <w:rPr>
+        <w:rFonts w:eastAsia="黑体"/>
         <w:b/>
         <w:bCs/>
       </w:rPr>
@@ -9962,12 +10363,14 @@
     </w:tcPr>
     <w:tblStylePr w:type="firstRow">
       <w:rPr>
+        <w:rFonts w:eastAsia="黑体"/>
         <w:b/>
         <w:bCs/>
       </w:rPr>
     </w:tblStylePr>
     <w:tblStylePr w:type="lastRow">
       <w:rPr>
+        <w:rFonts w:eastAsia="黑体"/>
         <w:b/>
         <w:bCs/>
       </w:rPr>
@@ -9980,12 +10383,14 @@
     </w:tblStylePr>
     <w:tblStylePr w:type="firstCol">
       <w:rPr>
+        <w:rFonts w:eastAsia="黑体"/>
         <w:b/>
         <w:bCs/>
       </w:rPr>
     </w:tblStylePr>
     <w:tblStylePr w:type="lastCol">
       <w:rPr>
+        <w:rFonts w:eastAsia="黑体"/>
         <w:b/>
         <w:bCs/>
       </w:rPr>
@@ -10012,7 +10417,7 @@
       <w:spacing w:after="0" w:line="240" w:lineRule="auto"/>
     </w:pPr>
     <w:rPr>
-      <w:rFonts w:asciiTheme="majorHAnsi" w:cstheme="majorBidi" w:eastAsiaTheme="majorEastAsia" w:hAnsiTheme="majorHAnsi"/>
+      <w:rFonts w:asciiTheme="majorHAnsi" w:cstheme="majorBidi" w:hAnsiTheme="majorHAnsi" w:eastAsia="黑体"/>
       <w:color w:themeColor="text1" w:val="000000"/>
     </w:rPr>
     <w:tblPr>
@@ -10039,6 +10444,7 @@
     </w:tcPr>
     <w:tblStylePr w:type="firstRow">
       <w:rPr>
+        <w:rFonts w:eastAsia="黑体"/>
         <w:b/>
         <w:bCs/>
         <w:color w:themeColor="text1" w:val="000000"/>
@@ -10050,6 +10456,7 @@
     </w:tblStylePr>
     <w:tblStylePr w:type="lastRow">
       <w:rPr>
+        <w:rFonts w:eastAsia="黑体"/>
         <w:b/>
         <w:bCs/>
         <w:color w:themeColor="text1" w:val="000000"/>
@@ -10069,6 +10476,7 @@
     </w:tblStylePr>
     <w:tblStylePr w:type="firstCol">
       <w:rPr>
+        <w:rFonts w:eastAsia="黑体"/>
         <w:b/>
         <w:bCs/>
         <w:color w:themeColor="text1" w:val="000000"/>
@@ -10088,6 +10496,7 @@
     </w:tblStylePr>
     <w:tblStylePr w:type="lastCol">
       <w:rPr>
+        <w:rFonts w:eastAsia="黑体"/>
         <w:b w:val="0"/>
         <w:bCs w:val="0"/>
         <w:color w:themeColor="text1" w:val="000000"/>
@@ -10137,7 +10546,7 @@
       <w:spacing w:after="0" w:line="240" w:lineRule="auto"/>
     </w:pPr>
     <w:rPr>
-      <w:rFonts w:asciiTheme="majorHAnsi" w:cstheme="majorBidi" w:eastAsiaTheme="majorEastAsia" w:hAnsiTheme="majorHAnsi"/>
+      <w:rFonts w:asciiTheme="majorHAnsi" w:cstheme="majorBidi" w:hAnsiTheme="majorHAnsi" w:eastAsia="黑体"/>
       <w:color w:themeColor="text1" w:val="000000"/>
     </w:rPr>
     <w:tblPr>
@@ -10164,6 +10573,7 @@
     </w:tcPr>
     <w:tblStylePr w:type="firstRow">
       <w:rPr>
+        <w:rFonts w:eastAsia="黑体"/>
         <w:b/>
         <w:bCs/>
         <w:color w:themeColor="text1" w:val="000000"/>
@@ -10175,6 +10585,7 @@
     </w:tblStylePr>
     <w:tblStylePr w:type="lastRow">
       <w:rPr>
+        <w:rFonts w:eastAsia="黑体"/>
         <w:b/>
         <w:bCs/>
         <w:color w:themeColor="text1" w:val="000000"/>
@@ -10194,6 +10605,7 @@
     </w:tblStylePr>
     <w:tblStylePr w:type="firstCol">
       <w:rPr>
+        <w:rFonts w:eastAsia="黑体"/>
         <w:b/>
         <w:bCs/>
         <w:color w:themeColor="text1" w:val="000000"/>
@@ -10213,6 +10625,7 @@
     </w:tblStylePr>
     <w:tblStylePr w:type="lastCol">
       <w:rPr>
+        <w:rFonts w:eastAsia="黑体"/>
         <w:b w:val="0"/>
         <w:bCs w:val="0"/>
         <w:color w:themeColor="text1" w:val="000000"/>
@@ -10262,7 +10675,7 @@
       <w:spacing w:after="0" w:line="240" w:lineRule="auto"/>
     </w:pPr>
     <w:rPr>
-      <w:rFonts w:asciiTheme="majorHAnsi" w:cstheme="majorBidi" w:eastAsiaTheme="majorEastAsia" w:hAnsiTheme="majorHAnsi"/>
+      <w:rFonts w:asciiTheme="majorHAnsi" w:cstheme="majorBidi" w:hAnsiTheme="majorHAnsi" w:eastAsia="黑体"/>
       <w:color w:themeColor="text1" w:val="000000"/>
     </w:rPr>
     <w:tblPr>
@@ -10289,6 +10702,7 @@
     </w:tcPr>
     <w:tblStylePr w:type="firstRow">
       <w:rPr>
+        <w:rFonts w:eastAsia="黑体"/>
         <w:b/>
         <w:bCs/>
         <w:color w:themeColor="text1" w:val="000000"/>
@@ -10300,6 +10714,7 @@
     </w:tblStylePr>
     <w:tblStylePr w:type="lastRow">
       <w:rPr>
+        <w:rFonts w:eastAsia="黑体"/>
         <w:b/>
         <w:bCs/>
         <w:color w:themeColor="text1" w:val="000000"/>
@@ -10319,6 +10734,7 @@
     </w:tblStylePr>
     <w:tblStylePr w:type="firstCol">
       <w:rPr>
+        <w:rFonts w:eastAsia="黑体"/>
         <w:b/>
         <w:bCs/>
         <w:color w:themeColor="text1" w:val="000000"/>
@@ -10338,6 +10754,7 @@
     </w:tblStylePr>
     <w:tblStylePr w:type="lastCol">
       <w:rPr>
+        <w:rFonts w:eastAsia="黑体"/>
         <w:b w:val="0"/>
         <w:bCs w:val="0"/>
         <w:color w:themeColor="text1" w:val="000000"/>
@@ -10387,7 +10804,7 @@
       <w:spacing w:after="0" w:line="240" w:lineRule="auto"/>
     </w:pPr>
     <w:rPr>
-      <w:rFonts w:asciiTheme="majorHAnsi" w:cstheme="majorBidi" w:eastAsiaTheme="majorEastAsia" w:hAnsiTheme="majorHAnsi"/>
+      <w:rFonts w:asciiTheme="majorHAnsi" w:cstheme="majorBidi" w:hAnsiTheme="majorHAnsi" w:eastAsia="黑体"/>
       <w:color w:themeColor="text1" w:val="000000"/>
     </w:rPr>
     <w:tblPr>
@@ -10414,6 +10831,7 @@
     </w:tcPr>
     <w:tblStylePr w:type="firstRow">
       <w:rPr>
+        <w:rFonts w:eastAsia="黑体"/>
         <w:b/>
         <w:bCs/>
         <w:color w:themeColor="text1" w:val="000000"/>
@@ -10425,6 +10843,7 @@
     </w:tblStylePr>
     <w:tblStylePr w:type="lastRow">
       <w:rPr>
+        <w:rFonts w:eastAsia="黑体"/>
         <w:b/>
         <w:bCs/>
         <w:color w:themeColor="text1" w:val="000000"/>
@@ -10444,6 +10863,7 @@
     </w:tblStylePr>
     <w:tblStylePr w:type="firstCol">
       <w:rPr>
+        <w:rFonts w:eastAsia="黑体"/>
         <w:b/>
         <w:bCs/>
         <w:color w:themeColor="text1" w:val="000000"/>
@@ -10463,6 +10883,7 @@
     </w:tblStylePr>
     <w:tblStylePr w:type="lastCol">
       <w:rPr>
+        <w:rFonts w:eastAsia="黑体"/>
         <w:b w:val="0"/>
         <w:bCs w:val="0"/>
         <w:color w:themeColor="text1" w:val="000000"/>
@@ -10512,7 +10933,7 @@
       <w:spacing w:after="0" w:line="240" w:lineRule="auto"/>
     </w:pPr>
     <w:rPr>
-      <w:rFonts w:asciiTheme="majorHAnsi" w:cstheme="majorBidi" w:eastAsiaTheme="majorEastAsia" w:hAnsiTheme="majorHAnsi"/>
+      <w:rFonts w:asciiTheme="majorHAnsi" w:cstheme="majorBidi" w:hAnsiTheme="majorHAnsi" w:eastAsia="黑体"/>
       <w:color w:themeColor="text1" w:val="000000"/>
     </w:rPr>
     <w:tblPr>
@@ -10539,6 +10960,7 @@
     </w:tcPr>
     <w:tblStylePr w:type="firstRow">
       <w:rPr>
+        <w:rFonts w:eastAsia="黑体"/>
         <w:b/>
         <w:bCs/>
         <w:color w:themeColor="text1" w:val="000000"/>
@@ -10550,6 +10972,7 @@
     </w:tblStylePr>
     <w:tblStylePr w:type="lastRow">
       <w:rPr>
+        <w:rFonts w:eastAsia="黑体"/>
         <w:b/>
         <w:bCs/>
         <w:color w:themeColor="text1" w:val="000000"/>
@@ -10569,6 +10992,7 @@
     </w:tblStylePr>
     <w:tblStylePr w:type="firstCol">
       <w:rPr>
+        <w:rFonts w:eastAsia="黑体"/>
         <w:b/>
         <w:bCs/>
         <w:color w:themeColor="text1" w:val="000000"/>
@@ -10588,6 +11012,7 @@
     </w:tblStylePr>
     <w:tblStylePr w:type="lastCol">
       <w:rPr>
+        <w:rFonts w:eastAsia="黑体"/>
         <w:b w:val="0"/>
         <w:bCs w:val="0"/>
         <w:color w:themeColor="text1" w:val="000000"/>
@@ -10637,7 +11062,7 @@
       <w:spacing w:after="0" w:line="240" w:lineRule="auto"/>
     </w:pPr>
     <w:rPr>
-      <w:rFonts w:asciiTheme="majorHAnsi" w:cstheme="majorBidi" w:eastAsiaTheme="majorEastAsia" w:hAnsiTheme="majorHAnsi"/>
+      <w:rFonts w:asciiTheme="majorHAnsi" w:cstheme="majorBidi" w:hAnsiTheme="majorHAnsi" w:eastAsia="黑体"/>
       <w:color w:themeColor="text1" w:val="000000"/>
     </w:rPr>
     <w:tblPr>
@@ -10664,6 +11089,7 @@
     </w:tcPr>
     <w:tblStylePr w:type="firstRow">
       <w:rPr>
+        <w:rFonts w:eastAsia="黑体"/>
         <w:b/>
         <w:bCs/>
         <w:color w:themeColor="text1" w:val="000000"/>
@@ -10675,6 +11101,7 @@
     </w:tblStylePr>
     <w:tblStylePr w:type="lastRow">
       <w:rPr>
+        <w:rFonts w:eastAsia="黑体"/>
         <w:b/>
         <w:bCs/>
         <w:color w:themeColor="text1" w:val="000000"/>
@@ -10694,6 +11121,7 @@
     </w:tblStylePr>
     <w:tblStylePr w:type="firstCol">
       <w:rPr>
+        <w:rFonts w:eastAsia="黑体"/>
         <w:b/>
         <w:bCs/>
         <w:color w:themeColor="text1" w:val="000000"/>
@@ -10713,6 +11141,7 @@
     </w:tblStylePr>
     <w:tblStylePr w:type="lastCol">
       <w:rPr>
+        <w:rFonts w:eastAsia="黑体"/>
         <w:b w:val="0"/>
         <w:bCs w:val="0"/>
         <w:color w:themeColor="text1" w:val="000000"/>
@@ -10762,7 +11191,7 @@
       <w:spacing w:after="0" w:line="240" w:lineRule="auto"/>
     </w:pPr>
     <w:rPr>
-      <w:rFonts w:asciiTheme="majorHAnsi" w:cstheme="majorBidi" w:eastAsiaTheme="majorEastAsia" w:hAnsiTheme="majorHAnsi"/>
+      <w:rFonts w:asciiTheme="majorHAnsi" w:cstheme="majorBidi" w:hAnsiTheme="majorHAnsi" w:eastAsia="黑体"/>
       <w:color w:themeColor="text1" w:val="000000"/>
     </w:rPr>
     <w:tblPr>
@@ -10789,6 +11218,7 @@
     </w:tcPr>
     <w:tblStylePr w:type="firstRow">
       <w:rPr>
+        <w:rFonts w:eastAsia="黑体"/>
         <w:b/>
         <w:bCs/>
         <w:color w:themeColor="text1" w:val="000000"/>
@@ -10800,6 +11230,7 @@
     </w:tblStylePr>
     <w:tblStylePr w:type="lastRow">
       <w:rPr>
+        <w:rFonts w:eastAsia="黑体"/>
         <w:b/>
         <w:bCs/>
         <w:color w:themeColor="text1" w:val="000000"/>
@@ -10819,6 +11250,7 @@
     </w:tblStylePr>
     <w:tblStylePr w:type="firstCol">
       <w:rPr>
+        <w:rFonts w:eastAsia="黑体"/>
         <w:b/>
         <w:bCs/>
         <w:color w:themeColor="text1" w:val="000000"/>
@@ -10838,6 +11270,7 @@
     </w:tblStylePr>
     <w:tblStylePr w:type="lastCol">
       <w:rPr>
+        <w:rFonts w:eastAsia="黑体"/>
         <w:b w:val="0"/>
         <w:bCs w:val="0"/>
         <w:color w:themeColor="text1" w:val="000000"/>
@@ -10910,6 +11343,7 @@
     </w:tcPr>
     <w:tblStylePr w:type="firstRow">
       <w:rPr>
+        <w:rFonts w:eastAsia="黑体"/>
         <w:b/>
         <w:bCs/>
         <w:i w:val="0"/>
@@ -10931,6 +11365,7 @@
     </w:tblStylePr>
     <w:tblStylePr w:type="lastRow">
       <w:rPr>
+        <w:rFonts w:eastAsia="黑体"/>
         <w:b/>
         <w:bCs/>
         <w:i w:val="0"/>
@@ -10952,6 +11387,7 @@
     </w:tblStylePr>
     <w:tblStylePr w:type="firstCol">
       <w:rPr>
+        <w:rFonts w:eastAsia="黑体"/>
         <w:b/>
         <w:bCs/>
         <w:i w:val="0"/>
@@ -10971,6 +11407,7 @@
     </w:tblStylePr>
     <w:tblStylePr w:type="lastCol">
       <w:rPr>
+        <w:rFonts w:eastAsia="黑体"/>
         <w:b/>
         <w:bCs/>
         <w:i w:val="0"/>
@@ -11051,6 +11488,7 @@
     </w:tcPr>
     <w:tblStylePr w:type="firstRow">
       <w:rPr>
+        <w:rFonts w:eastAsia="黑体"/>
         <w:b/>
         <w:bCs/>
         <w:i w:val="0"/>
@@ -11072,6 +11510,7 @@
     </w:tblStylePr>
     <w:tblStylePr w:type="lastRow">
       <w:rPr>
+        <w:rFonts w:eastAsia="黑体"/>
         <w:b/>
         <w:bCs/>
         <w:i w:val="0"/>
@@ -11093,6 +11532,7 @@
     </w:tblStylePr>
     <w:tblStylePr w:type="firstCol">
       <w:rPr>
+        <w:rFonts w:eastAsia="黑体"/>
         <w:b/>
         <w:bCs/>
         <w:i w:val="0"/>
@@ -11112,6 +11552,7 @@
     </w:tblStylePr>
     <w:tblStylePr w:type="lastCol">
       <w:rPr>
+        <w:rFonts w:eastAsia="黑体"/>
         <w:b/>
         <w:bCs/>
         <w:i w:val="0"/>
@@ -11192,6 +11633,7 @@
     </w:tcPr>
     <w:tblStylePr w:type="firstRow">
       <w:rPr>
+        <w:rFonts w:eastAsia="黑体"/>
         <w:b/>
         <w:bCs/>
         <w:i w:val="0"/>
@@ -11213,6 +11655,7 @@
     </w:tblStylePr>
     <w:tblStylePr w:type="lastRow">
       <w:rPr>
+        <w:rFonts w:eastAsia="黑体"/>
         <w:b/>
         <w:bCs/>
         <w:i w:val="0"/>
@@ -11234,6 +11677,7 @@
     </w:tblStylePr>
     <w:tblStylePr w:type="firstCol">
       <w:rPr>
+        <w:rFonts w:eastAsia="黑体"/>
         <w:b/>
         <w:bCs/>
         <w:i w:val="0"/>
@@ -11253,6 +11697,7 @@
     </w:tblStylePr>
     <w:tblStylePr w:type="lastCol">
       <w:rPr>
+        <w:rFonts w:eastAsia="黑体"/>
         <w:b/>
         <w:bCs/>
         <w:i w:val="0"/>
@@ -11333,6 +11778,7 @@
     </w:tcPr>
     <w:tblStylePr w:type="firstRow">
       <w:rPr>
+        <w:rFonts w:eastAsia="黑体"/>
         <w:b/>
         <w:bCs/>
         <w:i w:val="0"/>
@@ -11354,6 +11800,7 @@
     </w:tblStylePr>
     <w:tblStylePr w:type="lastRow">
       <w:rPr>
+        <w:rFonts w:eastAsia="黑体"/>
         <w:b/>
         <w:bCs/>
         <w:i w:val="0"/>
@@ -11375,6 +11822,7 @@
     </w:tblStylePr>
     <w:tblStylePr w:type="firstCol">
       <w:rPr>
+        <w:rFonts w:eastAsia="黑体"/>
         <w:b/>
         <w:bCs/>
         <w:i w:val="0"/>
@@ -11394,6 +11842,7 @@
     </w:tblStylePr>
     <w:tblStylePr w:type="lastCol">
       <w:rPr>
+        <w:rFonts w:eastAsia="黑体"/>
         <w:b/>
         <w:bCs/>
         <w:i w:val="0"/>
@@ -11474,6 +11923,7 @@
     </w:tcPr>
     <w:tblStylePr w:type="firstRow">
       <w:rPr>
+        <w:rFonts w:eastAsia="黑体"/>
         <w:b/>
         <w:bCs/>
         <w:i w:val="0"/>
@@ -11495,6 +11945,7 @@
     </w:tblStylePr>
     <w:tblStylePr w:type="lastRow">
       <w:rPr>
+        <w:rFonts w:eastAsia="黑体"/>
         <w:b/>
         <w:bCs/>
         <w:i w:val="0"/>
@@ -11516,6 +11967,7 @@
     </w:tblStylePr>
     <w:tblStylePr w:type="firstCol">
       <w:rPr>
+        <w:rFonts w:eastAsia="黑体"/>
         <w:b/>
         <w:bCs/>
         <w:i w:val="0"/>
@@ -11535,6 +11987,7 @@
     </w:tblStylePr>
     <w:tblStylePr w:type="lastCol">
       <w:rPr>
+        <w:rFonts w:eastAsia="黑体"/>
         <w:b/>
         <w:bCs/>
         <w:i w:val="0"/>
@@ -11615,6 +12068,7 @@
     </w:tcPr>
     <w:tblStylePr w:type="firstRow">
       <w:rPr>
+        <w:rFonts w:eastAsia="黑体"/>
         <w:b/>
         <w:bCs/>
         <w:i w:val="0"/>
@@ -11636,6 +12090,7 @@
     </w:tblStylePr>
     <w:tblStylePr w:type="lastRow">
       <w:rPr>
+        <w:rFonts w:eastAsia="黑体"/>
         <w:b/>
         <w:bCs/>
         <w:i w:val="0"/>
@@ -11657,6 +12112,7 @@
     </w:tblStylePr>
     <w:tblStylePr w:type="firstCol">
       <w:rPr>
+        <w:rFonts w:eastAsia="黑体"/>
         <w:b/>
         <w:bCs/>
         <w:i w:val="0"/>
@@ -11676,6 +12132,7 @@
     </w:tblStylePr>
     <w:tblStylePr w:type="lastCol">
       <w:rPr>
+        <w:rFonts w:eastAsia="黑体"/>
         <w:b/>
         <w:bCs/>
         <w:i w:val="0"/>
@@ -11756,6 +12213,7 @@
     </w:tcPr>
     <w:tblStylePr w:type="firstRow">
       <w:rPr>
+        <w:rFonts w:eastAsia="黑体"/>
         <w:b/>
         <w:bCs/>
         <w:i w:val="0"/>
@@ -11777,6 +12235,7 @@
     </w:tblStylePr>
     <w:tblStylePr w:type="lastRow">
       <w:rPr>
+        <w:rFonts w:eastAsia="黑体"/>
         <w:b/>
         <w:bCs/>
         <w:i w:val="0"/>
@@ -11798,6 +12257,7 @@
     </w:tblStylePr>
     <w:tblStylePr w:type="firstCol">
       <w:rPr>
+        <w:rFonts w:eastAsia="黑体"/>
         <w:b/>
         <w:bCs/>
         <w:i w:val="0"/>
@@ -11817,6 +12277,7 @@
     </w:tblStylePr>
     <w:tblStylePr w:type="lastCol">
       <w:rPr>
+        <w:rFonts w:eastAsia="黑体"/>
         <w:b/>
         <w:bCs/>
         <w:i w:val="0"/>
@@ -11874,6 +12335,7 @@
       <w:spacing w:after="0" w:line="240" w:lineRule="auto"/>
     </w:pPr>
     <w:rPr>
+      <w:rFonts w:eastAsia="黑体"/>
       <w:color w:themeColor="background1" w:val="FFFFFF"/>
     </w:rPr>
     <w:tblPr>
@@ -11892,6 +12354,7 @@
     </w:tcPr>
     <w:tblStylePr w:type="firstRow">
       <w:rPr>
+        <w:rFonts w:eastAsia="黑体"/>
         <w:b/>
         <w:bCs/>
       </w:rPr>
@@ -11988,6 +12451,7 @@
       <w:spacing w:after="0" w:line="240" w:lineRule="auto"/>
     </w:pPr>
     <w:rPr>
+      <w:rFonts w:eastAsia="黑体"/>
       <w:color w:themeColor="background1" w:val="FFFFFF"/>
     </w:rPr>
     <w:tblPr>
@@ -12006,6 +12470,7 @@
     </w:tcPr>
     <w:tblStylePr w:type="firstRow">
       <w:rPr>
+        <w:rFonts w:eastAsia="黑体"/>
         <w:b/>
         <w:bCs/>
       </w:rPr>
@@ -12102,6 +12567,7 @@
       <w:spacing w:after="0" w:line="240" w:lineRule="auto"/>
     </w:pPr>
     <w:rPr>
+      <w:rFonts w:eastAsia="黑体"/>
       <w:color w:themeColor="background1" w:val="FFFFFF"/>
     </w:rPr>
     <w:tblPr>
@@ -12120,6 +12586,7 @@
     </w:tcPr>
     <w:tblStylePr w:type="firstRow">
       <w:rPr>
+        <w:rFonts w:eastAsia="黑体"/>
         <w:b/>
         <w:bCs/>
       </w:rPr>
@@ -12216,6 +12683,7 @@
       <w:spacing w:after="0" w:line="240" w:lineRule="auto"/>
     </w:pPr>
     <w:rPr>
+      <w:rFonts w:eastAsia="黑体"/>
       <w:color w:themeColor="background1" w:val="FFFFFF"/>
     </w:rPr>
     <w:tblPr>
@@ -12234,6 +12702,7 @@
     </w:tcPr>
     <w:tblStylePr w:type="firstRow">
       <w:rPr>
+        <w:rFonts w:eastAsia="黑体"/>
         <w:b/>
         <w:bCs/>
       </w:rPr>
@@ -12330,6 +12799,7 @@
       <w:spacing w:after="0" w:line="240" w:lineRule="auto"/>
     </w:pPr>
     <w:rPr>
+      <w:rFonts w:eastAsia="黑体"/>
       <w:color w:themeColor="background1" w:val="FFFFFF"/>
     </w:rPr>
     <w:tblPr>
@@ -12348,6 +12818,7 @@
     </w:tcPr>
     <w:tblStylePr w:type="firstRow">
       <w:rPr>
+        <w:rFonts w:eastAsia="黑体"/>
         <w:b/>
         <w:bCs/>
       </w:rPr>
@@ -12444,6 +12915,7 @@
       <w:spacing w:after="0" w:line="240" w:lineRule="auto"/>
     </w:pPr>
     <w:rPr>
+      <w:rFonts w:eastAsia="黑体"/>
       <w:color w:themeColor="background1" w:val="FFFFFF"/>
     </w:rPr>
     <w:tblPr>
@@ -12462,6 +12934,7 @@
     </w:tcPr>
     <w:tblStylePr w:type="firstRow">
       <w:rPr>
+        <w:rFonts w:eastAsia="黑体"/>
         <w:b/>
         <w:bCs/>
       </w:rPr>
@@ -12558,6 +13031,7 @@
       <w:spacing w:after="0" w:line="240" w:lineRule="auto"/>
     </w:pPr>
     <w:rPr>
+      <w:rFonts w:eastAsia="黑体"/>
       <w:color w:themeColor="background1" w:val="FFFFFF"/>
     </w:rPr>
     <w:tblPr>
@@ -12576,6 +13050,7 @@
     </w:tcPr>
     <w:tblStylePr w:type="firstRow">
       <w:rPr>
+        <w:rFonts w:eastAsia="黑体"/>
         <w:b/>
         <w:bCs/>
       </w:rPr>
@@ -12672,6 +13147,7 @@
       <w:spacing w:after="0" w:line="240" w:lineRule="auto"/>
     </w:pPr>
     <w:rPr>
+      <w:rFonts w:eastAsia="黑体"/>
       <w:color w:themeColor="text1" w:val="000000"/>
     </w:rPr>
     <w:tblPr>
@@ -12698,6 +13174,7 @@
     </w:tcPr>
     <w:tblStylePr w:type="firstRow">
       <w:rPr>
+        <w:rFonts w:eastAsia="黑体"/>
         <w:b/>
         <w:bCs/>
       </w:rPr>
@@ -12716,6 +13193,7 @@
     </w:tblStylePr>
     <w:tblStylePr w:type="lastRow">
       <w:rPr>
+        <w:rFonts w:eastAsia="黑体"/>
         <w:b/>
         <w:bCs/>
         <w:color w:themeColor="background1" w:val="FFFFFF"/>
@@ -12730,6 +13208,7 @@
     </w:tblStylePr>
     <w:tblStylePr w:type="firstCol">
       <w:rPr>
+        <w:rFonts w:eastAsia="黑体"/>
         <w:color w:themeColor="background1" w:val="FFFFFF"/>
       </w:rPr>
       <w:tblPr/>
@@ -12747,6 +13226,7 @@
     </w:tblStylePr>
     <w:tblStylePr w:type="lastCol">
       <w:rPr>
+        <w:rFonts w:eastAsia="黑体"/>
         <w:color w:themeColor="background1" w:val="FFFFFF"/>
       </w:rPr>
       <w:tblPr/>
@@ -12776,11 +13256,13 @@
     </w:tblStylePr>
     <w:tblStylePr w:type="neCell">
       <w:rPr>
+        <w:rFonts w:eastAsia="黑体"/>
         <w:color w:themeColor="text1" w:val="000000"/>
       </w:rPr>
     </w:tblStylePr>
     <w:tblStylePr w:type="nwCell">
       <w:rPr>
+        <w:rFonts w:eastAsia="黑体"/>
         <w:color w:themeColor="text1" w:val="000000"/>
       </w:rPr>
     </w:tblStylePr>
@@ -12794,6 +13276,7 @@
       <w:spacing w:after="0" w:line="240" w:lineRule="auto"/>
     </w:pPr>
     <w:rPr>
+      <w:rFonts w:eastAsia="黑体"/>
       <w:color w:themeColor="text1" w:val="000000"/>
     </w:rPr>
     <w:tblPr>
@@ -12820,6 +13303,7 @@
     </w:tcPr>
     <w:tblStylePr w:type="firstRow">
       <w:rPr>
+        <w:rFonts w:eastAsia="黑体"/>
         <w:b/>
         <w:bCs/>
       </w:rPr>
@@ -12838,6 +13322,7 @@
     </w:tblStylePr>
     <w:tblStylePr w:type="lastRow">
       <w:rPr>
+        <w:rFonts w:eastAsia="黑体"/>
         <w:b/>
         <w:bCs/>
         <w:color w:themeColor="background1" w:val="FFFFFF"/>
@@ -12852,6 +13337,7 @@
     </w:tblStylePr>
     <w:tblStylePr w:type="firstCol">
       <w:rPr>
+        <w:rFonts w:eastAsia="黑体"/>
         <w:color w:themeColor="background1" w:val="FFFFFF"/>
       </w:rPr>
       <w:tblPr/>
@@ -12869,6 +13355,7 @@
     </w:tblStylePr>
     <w:tblStylePr w:type="lastCol">
       <w:rPr>
+        <w:rFonts w:eastAsia="黑体"/>
         <w:color w:themeColor="background1" w:val="FFFFFF"/>
       </w:rPr>
       <w:tblPr/>
@@ -12898,11 +13385,13 @@
     </w:tblStylePr>
     <w:tblStylePr w:type="neCell">
       <w:rPr>
+        <w:rFonts w:eastAsia="黑体"/>
         <w:color w:themeColor="text1" w:val="000000"/>
       </w:rPr>
     </w:tblStylePr>
     <w:tblStylePr w:type="nwCell">
       <w:rPr>
+        <w:rFonts w:eastAsia="黑体"/>
         <w:color w:themeColor="text1" w:val="000000"/>
       </w:rPr>
     </w:tblStylePr>
@@ -12916,6 +13405,7 @@
       <w:spacing w:after="0" w:line="240" w:lineRule="auto"/>
     </w:pPr>
     <w:rPr>
+      <w:rFonts w:eastAsia="黑体"/>
       <w:color w:themeColor="text1" w:val="000000"/>
     </w:rPr>
     <w:tblPr>
@@ -12942,6 +13432,7 @@
     </w:tcPr>
     <w:tblStylePr w:type="firstRow">
       <w:rPr>
+        <w:rFonts w:eastAsia="黑体"/>
         <w:b/>
         <w:bCs/>
       </w:rPr>
@@ -12960,6 +13451,7 @@
     </w:tblStylePr>
     <w:tblStylePr w:type="lastRow">
       <w:rPr>
+        <w:rFonts w:eastAsia="黑体"/>
         <w:b/>
         <w:bCs/>
         <w:color w:themeColor="background1" w:val="FFFFFF"/>
@@ -12974,6 +13466,7 @@
     </w:tblStylePr>
     <w:tblStylePr w:type="firstCol">
       <w:rPr>
+        <w:rFonts w:eastAsia="黑体"/>
         <w:color w:themeColor="background1" w:val="FFFFFF"/>
       </w:rPr>
       <w:tblPr/>
@@ -12991,6 +13484,7 @@
     </w:tblStylePr>
     <w:tblStylePr w:type="lastCol">
       <w:rPr>
+        <w:rFonts w:eastAsia="黑体"/>
         <w:color w:themeColor="background1" w:val="FFFFFF"/>
       </w:rPr>
       <w:tblPr/>
@@ -13020,11 +13514,13 @@
     </w:tblStylePr>
     <w:tblStylePr w:type="neCell">
       <w:rPr>
+        <w:rFonts w:eastAsia="黑体"/>
         <w:color w:themeColor="text1" w:val="000000"/>
       </w:rPr>
     </w:tblStylePr>
     <w:tblStylePr w:type="nwCell">
       <w:rPr>
+        <w:rFonts w:eastAsia="黑体"/>
         <w:color w:themeColor="text1" w:val="000000"/>
       </w:rPr>
     </w:tblStylePr>
@@ -13038,6 +13534,7 @@
       <w:spacing w:after="0" w:line="240" w:lineRule="auto"/>
     </w:pPr>
     <w:rPr>
+      <w:rFonts w:eastAsia="黑体"/>
       <w:color w:themeColor="text1" w:val="000000"/>
     </w:rPr>
     <w:tblPr>
@@ -13064,6 +13561,7 @@
     </w:tcPr>
     <w:tblStylePr w:type="firstRow">
       <w:rPr>
+        <w:rFonts w:eastAsia="黑体"/>
         <w:b/>
         <w:bCs/>
       </w:rPr>
@@ -13082,6 +13580,7 @@
     </w:tblStylePr>
     <w:tblStylePr w:type="lastRow">
       <w:rPr>
+        <w:rFonts w:eastAsia="黑体"/>
         <w:b/>
         <w:bCs/>
         <w:color w:themeColor="background1" w:val="FFFFFF"/>
@@ -13096,6 +13595,7 @@
     </w:tblStylePr>
     <w:tblStylePr w:type="firstCol">
       <w:rPr>
+        <w:rFonts w:eastAsia="黑体"/>
         <w:color w:themeColor="background1" w:val="FFFFFF"/>
       </w:rPr>
       <w:tblPr/>
@@ -13113,6 +13613,7 @@
     </w:tblStylePr>
     <w:tblStylePr w:type="lastCol">
       <w:rPr>
+        <w:rFonts w:eastAsia="黑体"/>
         <w:color w:themeColor="background1" w:val="FFFFFF"/>
       </w:rPr>
       <w:tblPr/>
@@ -13150,6 +13651,7 @@
       <w:spacing w:after="0" w:line="240" w:lineRule="auto"/>
     </w:pPr>
     <w:rPr>
+      <w:rFonts w:eastAsia="黑体"/>
       <w:color w:themeColor="text1" w:val="000000"/>
     </w:rPr>
     <w:tblPr>
@@ -13176,6 +13678,7 @@
     </w:tcPr>
     <w:tblStylePr w:type="firstRow">
       <w:rPr>
+        <w:rFonts w:eastAsia="黑体"/>
         <w:b/>
         <w:bCs/>
       </w:rPr>
@@ -13194,6 +13697,7 @@
     </w:tblStylePr>
     <w:tblStylePr w:type="lastRow">
       <w:rPr>
+        <w:rFonts w:eastAsia="黑体"/>
         <w:b/>
         <w:bCs/>
         <w:color w:themeColor="background1" w:val="FFFFFF"/>
@@ -13208,6 +13712,7 @@
     </w:tblStylePr>
     <w:tblStylePr w:type="firstCol">
       <w:rPr>
+        <w:rFonts w:eastAsia="黑体"/>
         <w:color w:themeColor="background1" w:val="FFFFFF"/>
       </w:rPr>
       <w:tblPr/>
@@ -13225,6 +13730,7 @@
     </w:tblStylePr>
     <w:tblStylePr w:type="lastCol">
       <w:rPr>
+        <w:rFonts w:eastAsia="黑体"/>
         <w:color w:themeColor="background1" w:val="FFFFFF"/>
       </w:rPr>
       <w:tblPr/>
@@ -13254,11 +13760,13 @@
     </w:tblStylePr>
     <w:tblStylePr w:type="neCell">
       <w:rPr>
+        <w:rFonts w:eastAsia="黑体"/>
         <w:color w:themeColor="text1" w:val="000000"/>
       </w:rPr>
     </w:tblStylePr>
     <w:tblStylePr w:type="nwCell">
       <w:rPr>
+        <w:rFonts w:eastAsia="黑体"/>
         <w:color w:themeColor="text1" w:val="000000"/>
       </w:rPr>
     </w:tblStylePr>
@@ -13272,6 +13780,7 @@
       <w:spacing w:after="0" w:line="240" w:lineRule="auto"/>
     </w:pPr>
     <w:rPr>
+      <w:rFonts w:eastAsia="黑体"/>
       <w:color w:themeColor="text1" w:val="000000"/>
     </w:rPr>
     <w:tblPr>
@@ -13298,6 +13807,7 @@
     </w:tcPr>
     <w:tblStylePr w:type="firstRow">
       <w:rPr>
+        <w:rFonts w:eastAsia="黑体"/>
         <w:b/>
         <w:bCs/>
       </w:rPr>
@@ -13316,6 +13826,7 @@
     </w:tblStylePr>
     <w:tblStylePr w:type="lastRow">
       <w:rPr>
+        <w:rFonts w:eastAsia="黑体"/>
         <w:b/>
         <w:bCs/>
         <w:color w:themeColor="background1" w:val="FFFFFF"/>
@@ -13330,6 +13841,7 @@
     </w:tblStylePr>
     <w:tblStylePr w:type="firstCol">
       <w:rPr>
+        <w:rFonts w:eastAsia="黑体"/>
         <w:color w:themeColor="background1" w:val="FFFFFF"/>
       </w:rPr>
       <w:tblPr/>
@@ -13347,6 +13859,7 @@
     </w:tblStylePr>
     <w:tblStylePr w:type="lastCol">
       <w:rPr>
+        <w:rFonts w:eastAsia="黑体"/>
         <w:color w:themeColor="background1" w:val="FFFFFF"/>
       </w:rPr>
       <w:tblPr/>
@@ -13376,11 +13889,13 @@
     </w:tblStylePr>
     <w:tblStylePr w:type="neCell">
       <w:rPr>
+        <w:rFonts w:eastAsia="黑体"/>
         <w:color w:themeColor="text1" w:val="000000"/>
       </w:rPr>
     </w:tblStylePr>
     <w:tblStylePr w:type="nwCell">
       <w:rPr>
+        <w:rFonts w:eastAsia="黑体"/>
         <w:color w:themeColor="text1" w:val="000000"/>
       </w:rPr>
     </w:tblStylePr>
@@ -13394,6 +13909,7 @@
       <w:spacing w:after="0" w:line="240" w:lineRule="auto"/>
     </w:pPr>
     <w:rPr>
+      <w:rFonts w:eastAsia="黑体"/>
       <w:color w:themeColor="text1" w:val="000000"/>
     </w:rPr>
     <w:tblPr>
@@ -13420,6 +13936,7 @@
     </w:tcPr>
     <w:tblStylePr w:type="firstRow">
       <w:rPr>
+        <w:rFonts w:eastAsia="黑体"/>
         <w:b/>
         <w:bCs/>
       </w:rPr>
@@ -13438,6 +13955,7 @@
     </w:tblStylePr>
     <w:tblStylePr w:type="lastRow">
       <w:rPr>
+        <w:rFonts w:eastAsia="黑体"/>
         <w:b/>
         <w:bCs/>
         <w:color w:themeColor="background1" w:val="FFFFFF"/>
@@ -13452,6 +13970,7 @@
     </w:tblStylePr>
     <w:tblStylePr w:type="firstCol">
       <w:rPr>
+        <w:rFonts w:eastAsia="黑体"/>
         <w:color w:themeColor="background1" w:val="FFFFFF"/>
       </w:rPr>
       <w:tblPr/>
@@ -13469,6 +13988,7 @@
     </w:tblStylePr>
     <w:tblStylePr w:type="lastCol">
       <w:rPr>
+        <w:rFonts w:eastAsia="黑体"/>
         <w:color w:themeColor="background1" w:val="FFFFFF"/>
       </w:rPr>
       <w:tblPr/>
@@ -13498,11 +14018,13 @@
     </w:tblStylePr>
     <w:tblStylePr w:type="neCell">
       <w:rPr>
+        <w:rFonts w:eastAsia="黑体"/>
         <w:color w:themeColor="text1" w:val="000000"/>
       </w:rPr>
     </w:tblStylePr>
     <w:tblStylePr w:type="nwCell">
       <w:rPr>
+        <w:rFonts w:eastAsia="黑体"/>
         <w:color w:themeColor="text1" w:val="000000"/>
       </w:rPr>
     </w:tblStylePr>
@@ -13516,6 +14038,7 @@
       <w:spacing w:after="0" w:line="240" w:lineRule="auto"/>
     </w:pPr>
     <w:rPr>
+      <w:rFonts w:eastAsia="黑体"/>
       <w:color w:themeColor="text1" w:val="000000"/>
     </w:rPr>
     <w:tblPr>
@@ -13534,6 +14057,7 @@
     </w:tcPr>
     <w:tblStylePr w:type="firstRow">
       <w:rPr>
+        <w:rFonts w:eastAsia="黑体"/>
         <w:b/>
         <w:bCs/>
         <w:color w:themeColor="background1" w:val="FFFFFF"/>
@@ -13548,6 +14072,7 @@
     </w:tblStylePr>
     <w:tblStylePr w:type="lastRow">
       <w:rPr>
+        <w:rFonts w:eastAsia="黑体"/>
         <w:b/>
         <w:bCs/>
         <w:color w:themeColor="accent2" w:themeShade="CC" w:val="9E3A38"/>
@@ -13562,12 +14087,14 @@
     </w:tblStylePr>
     <w:tblStylePr w:type="firstCol">
       <w:rPr>
+        <w:rFonts w:eastAsia="黑体"/>
         <w:b/>
         <w:bCs/>
       </w:rPr>
     </w:tblStylePr>
     <w:tblStylePr w:type="lastCol">
       <w:rPr>
+        <w:rFonts w:eastAsia="黑体"/>
         <w:b/>
         <w:bCs/>
       </w:rPr>
@@ -13602,6 +14129,7 @@
       <w:spacing w:after="0" w:line="240" w:lineRule="auto"/>
     </w:pPr>
     <w:rPr>
+      <w:rFonts w:eastAsia="黑体"/>
       <w:color w:themeColor="text1" w:val="000000"/>
     </w:rPr>
     <w:tblPr>
@@ -13620,6 +14148,7 @@
     </w:tcPr>
     <w:tblStylePr w:type="firstRow">
       <w:rPr>
+        <w:rFonts w:eastAsia="黑体"/>
         <w:b/>
         <w:bCs/>
         <w:color w:themeColor="background1" w:val="FFFFFF"/>
@@ -13634,6 +14163,7 @@
     </w:tblStylePr>
     <w:tblStylePr w:type="lastRow">
       <w:rPr>
+        <w:rFonts w:eastAsia="黑体"/>
         <w:b/>
         <w:bCs/>
         <w:color w:themeColor="accent2" w:themeShade="CC" w:val="9E3A38"/>
@@ -13648,12 +14178,14 @@
     </w:tblStylePr>
     <w:tblStylePr w:type="firstCol">
       <w:rPr>
+        <w:rFonts w:eastAsia="黑体"/>
         <w:b/>
         <w:bCs/>
       </w:rPr>
     </w:tblStylePr>
     <w:tblStylePr w:type="lastCol">
       <w:rPr>
+        <w:rFonts w:eastAsia="黑体"/>
         <w:b/>
         <w:bCs/>
       </w:rPr>
@@ -13688,6 +14220,7 @@
       <w:spacing w:after="0" w:line="240" w:lineRule="auto"/>
     </w:pPr>
     <w:rPr>
+      <w:rFonts w:eastAsia="黑体"/>
       <w:color w:themeColor="text1" w:val="000000"/>
     </w:rPr>
     <w:tblPr>
@@ -13706,6 +14239,7 @@
     </w:tcPr>
     <w:tblStylePr w:type="firstRow">
       <w:rPr>
+        <w:rFonts w:eastAsia="黑体"/>
         <w:b/>
         <w:bCs/>
         <w:color w:themeColor="background1" w:val="FFFFFF"/>
@@ -13720,6 +14254,7 @@
     </w:tblStylePr>
     <w:tblStylePr w:type="lastRow">
       <w:rPr>
+        <w:rFonts w:eastAsia="黑体"/>
         <w:b/>
         <w:bCs/>
         <w:color w:themeColor="accent2" w:themeShade="CC" w:val="9E3A38"/>
@@ -13734,12 +14269,14 @@
     </w:tblStylePr>
     <w:tblStylePr w:type="firstCol">
       <w:rPr>
+        <w:rFonts w:eastAsia="黑体"/>
         <w:b/>
         <w:bCs/>
       </w:rPr>
     </w:tblStylePr>
     <w:tblStylePr w:type="lastCol">
       <w:rPr>
+        <w:rFonts w:eastAsia="黑体"/>
         <w:b/>
         <w:bCs/>
       </w:rPr>
@@ -13774,6 +14311,7 @@
       <w:spacing w:after="0" w:line="240" w:lineRule="auto"/>
     </w:pPr>
     <w:rPr>
+      <w:rFonts w:eastAsia="黑体"/>
       <w:color w:themeColor="text1" w:val="000000"/>
     </w:rPr>
     <w:tblPr>
@@ -13792,6 +14330,7 @@
     </w:tcPr>
     <w:tblStylePr w:type="firstRow">
       <w:rPr>
+        <w:rFonts w:eastAsia="黑体"/>
         <w:b/>
         <w:bCs/>
         <w:color w:themeColor="background1" w:val="FFFFFF"/>
@@ -13806,6 +14345,7 @@
     </w:tblStylePr>
     <w:tblStylePr w:type="lastRow">
       <w:rPr>
+        <w:rFonts w:eastAsia="黑体"/>
         <w:b/>
         <w:bCs/>
         <w:color w:themeColor="accent4" w:themeShade="CC" w:val="664E82"/>
@@ -13820,12 +14360,14 @@
     </w:tblStylePr>
     <w:tblStylePr w:type="firstCol">
       <w:rPr>
+        <w:rFonts w:eastAsia="黑体"/>
         <w:b/>
         <w:bCs/>
       </w:rPr>
     </w:tblStylePr>
     <w:tblStylePr w:type="lastCol">
       <w:rPr>
+        <w:rFonts w:eastAsia="黑体"/>
         <w:b/>
         <w:bCs/>
       </w:rPr>
@@ -13860,6 +14402,7 @@
       <w:spacing w:after="0" w:line="240" w:lineRule="auto"/>
     </w:pPr>
     <w:rPr>
+      <w:rFonts w:eastAsia="黑体"/>
       <w:color w:themeColor="text1" w:val="000000"/>
     </w:rPr>
     <w:tblPr>
@@ -13878,6 +14421,7 @@
     </w:tcPr>
     <w:tblStylePr w:type="firstRow">
       <w:rPr>
+        <w:rFonts w:eastAsia="黑体"/>
         <w:b/>
         <w:bCs/>
         <w:color w:themeColor="background1" w:val="FFFFFF"/>
@@ -13892,6 +14436,7 @@
     </w:tblStylePr>
     <w:tblStylePr w:type="lastRow">
       <w:rPr>
+        <w:rFonts w:eastAsia="黑体"/>
         <w:b/>
         <w:bCs/>
         <w:color w:themeColor="accent3" w:themeShade="CC" w:val="7E9C40"/>
@@ -13906,12 +14451,14 @@
     </w:tblStylePr>
     <w:tblStylePr w:type="firstCol">
       <w:rPr>
+        <w:rFonts w:eastAsia="黑体"/>
         <w:b/>
         <w:bCs/>
       </w:rPr>
     </w:tblStylePr>
     <w:tblStylePr w:type="lastCol">
       <w:rPr>
+        <w:rFonts w:eastAsia="黑体"/>
         <w:b/>
         <w:bCs/>
       </w:rPr>
@@ -13946,6 +14493,7 @@
       <w:spacing w:after="0" w:line="240" w:lineRule="auto"/>
     </w:pPr>
     <w:rPr>
+      <w:rFonts w:eastAsia="黑体"/>
       <w:color w:themeColor="text1" w:val="000000"/>
     </w:rPr>
     <w:tblPr>
@@ -13964,6 +14512,7 @@
     </w:tcPr>
     <w:tblStylePr w:type="firstRow">
       <w:rPr>
+        <w:rFonts w:eastAsia="黑体"/>
         <w:b/>
         <w:bCs/>
         <w:color w:themeColor="background1" w:val="FFFFFF"/>
@@ -13978,6 +14527,7 @@
     </w:tblStylePr>
     <w:tblStylePr w:type="lastRow">
       <w:rPr>
+        <w:rFonts w:eastAsia="黑体"/>
         <w:b/>
         <w:bCs/>
         <w:color w:themeColor="accent6" w:themeShade="CC" w:val="F2730A"/>
@@ -13992,12 +14542,14 @@
     </w:tblStylePr>
     <w:tblStylePr w:type="firstCol">
       <w:rPr>
+        <w:rFonts w:eastAsia="黑体"/>
         <w:b/>
         <w:bCs/>
       </w:rPr>
     </w:tblStylePr>
     <w:tblStylePr w:type="lastCol">
       <w:rPr>
+        <w:rFonts w:eastAsia="黑体"/>
         <w:b/>
         <w:bCs/>
       </w:rPr>
@@ -14032,6 +14584,7 @@
       <w:spacing w:after="0" w:line="240" w:lineRule="auto"/>
     </w:pPr>
     <w:rPr>
+      <w:rFonts w:eastAsia="黑体"/>
       <w:color w:themeColor="text1" w:val="000000"/>
     </w:rPr>
     <w:tblPr>
@@ -14050,6 +14603,7 @@
     </w:tcPr>
     <w:tblStylePr w:type="firstRow">
       <w:rPr>
+        <w:rFonts w:eastAsia="黑体"/>
         <w:b/>
         <w:bCs/>
         <w:color w:themeColor="background1" w:val="FFFFFF"/>
@@ -14064,6 +14618,7 @@
     </w:tblStylePr>
     <w:tblStylePr w:type="lastRow">
       <w:rPr>
+        <w:rFonts w:eastAsia="黑体"/>
         <w:b/>
         <w:bCs/>
         <w:color w:themeColor="accent5" w:themeShade="CC" w:val="348DA5"/>
@@ -14078,12 +14633,14 @@
     </w:tblStylePr>
     <w:tblStylePr w:type="firstCol">
       <w:rPr>
+        <w:rFonts w:eastAsia="黑体"/>
         <w:b/>
         <w:bCs/>
       </w:rPr>
     </w:tblStylePr>
     <w:tblStylePr w:type="lastCol">
       <w:rPr>
+        <w:rFonts w:eastAsia="黑体"/>
         <w:b/>
         <w:bCs/>
       </w:rPr>
@@ -14118,6 +14675,7 @@
       <w:spacing w:after="0" w:line="240" w:lineRule="auto"/>
     </w:pPr>
     <w:rPr>
+      <w:rFonts w:eastAsia="黑体"/>
       <w:color w:themeColor="text1" w:val="000000"/>
     </w:rPr>
     <w:tblPr>
@@ -14139,6 +14697,7 @@
     </w:tcPr>
     <w:tblStylePr w:type="firstRow">
       <w:rPr>
+        <w:rFonts w:eastAsia="黑体"/>
         <w:b/>
         <w:bCs/>
       </w:rPr>
@@ -14149,6 +14708,7 @@
     </w:tblStylePr>
     <w:tblStylePr w:type="lastRow">
       <w:rPr>
+        <w:rFonts w:eastAsia="黑体"/>
         <w:b/>
         <w:bCs/>
         <w:color w:themeColor="text1" w:val="000000"/>
@@ -14160,6 +14720,7 @@
     </w:tblStylePr>
     <w:tblStylePr w:type="firstCol">
       <w:rPr>
+        <w:rFonts w:eastAsia="黑体"/>
         <w:color w:themeColor="background1" w:val="FFFFFF"/>
       </w:rPr>
       <w:tblPr/>
@@ -14169,6 +14730,7 @@
     </w:tblStylePr>
     <w:tblStylePr w:type="lastCol">
       <w:rPr>
+        <w:rFonts w:eastAsia="黑体"/>
         <w:color w:themeColor="background1" w:val="FFFFFF"/>
       </w:rPr>
       <w:tblPr/>
@@ -14198,6 +14760,7 @@
       <w:spacing w:after="0" w:line="240" w:lineRule="auto"/>
     </w:pPr>
     <w:rPr>
+      <w:rFonts w:eastAsia="黑体"/>
       <w:color w:themeColor="text1" w:val="000000"/>
     </w:rPr>
     <w:tblPr>
@@ -14219,6 +14782,7 @@
     </w:tcPr>
     <w:tblStylePr w:type="firstRow">
       <w:rPr>
+        <w:rFonts w:eastAsia="黑体"/>
         <w:b/>
         <w:bCs/>
       </w:rPr>
@@ -14229,6 +14793,7 @@
     </w:tblStylePr>
     <w:tblStylePr w:type="lastRow">
       <w:rPr>
+        <w:rFonts w:eastAsia="黑体"/>
         <w:b/>
         <w:bCs/>
         <w:color w:themeColor="text1" w:val="000000"/>
@@ -14240,6 +14805,7 @@
     </w:tblStylePr>
     <w:tblStylePr w:type="firstCol">
       <w:rPr>
+        <w:rFonts w:eastAsia="黑体"/>
         <w:color w:themeColor="background1" w:val="FFFFFF"/>
       </w:rPr>
       <w:tblPr/>
@@ -14249,6 +14815,7 @@
     </w:tblStylePr>
     <w:tblStylePr w:type="lastCol">
       <w:rPr>
+        <w:rFonts w:eastAsia="黑体"/>
         <w:color w:themeColor="background1" w:val="FFFFFF"/>
       </w:rPr>
       <w:tblPr/>
@@ -14278,6 +14845,7 @@
       <w:spacing w:after="0" w:line="240" w:lineRule="auto"/>
     </w:pPr>
     <w:rPr>
+      <w:rFonts w:eastAsia="黑体"/>
       <w:color w:themeColor="text1" w:val="000000"/>
     </w:rPr>
     <w:tblPr>
@@ -14299,6 +14867,7 @@
     </w:tcPr>
     <w:tblStylePr w:type="firstRow">
       <w:rPr>
+        <w:rFonts w:eastAsia="黑体"/>
         <w:b/>
         <w:bCs/>
       </w:rPr>
@@ -14309,6 +14878,7 @@
     </w:tblStylePr>
     <w:tblStylePr w:type="lastRow">
       <w:rPr>
+        <w:rFonts w:eastAsia="黑体"/>
         <w:b/>
         <w:bCs/>
         <w:color w:themeColor="text1" w:val="000000"/>
@@ -14320,6 +14890,7 @@
     </w:tblStylePr>
     <w:tblStylePr w:type="firstCol">
       <w:rPr>
+        <w:rFonts w:eastAsia="黑体"/>
         <w:color w:themeColor="background1" w:val="FFFFFF"/>
       </w:rPr>
       <w:tblPr/>
@@ -14329,6 +14900,7 @@
     </w:tblStylePr>
     <w:tblStylePr w:type="lastCol">
       <w:rPr>
+        <w:rFonts w:eastAsia="黑体"/>
         <w:color w:themeColor="background1" w:val="FFFFFF"/>
       </w:rPr>
       <w:tblPr/>
@@ -14358,6 +14930,7 @@
       <w:spacing w:after="0" w:line="240" w:lineRule="auto"/>
     </w:pPr>
     <w:rPr>
+      <w:rFonts w:eastAsia="黑体"/>
       <w:color w:themeColor="text1" w:val="000000"/>
     </w:rPr>
     <w:tblPr>
@@ -14379,6 +14952,7 @@
     </w:tcPr>
     <w:tblStylePr w:type="firstRow">
       <w:rPr>
+        <w:rFonts w:eastAsia="黑体"/>
         <w:b/>
         <w:bCs/>
       </w:rPr>
@@ -14389,6 +14963,7 @@
     </w:tblStylePr>
     <w:tblStylePr w:type="lastRow">
       <w:rPr>
+        <w:rFonts w:eastAsia="黑体"/>
         <w:b/>
         <w:bCs/>
         <w:color w:themeColor="text1" w:val="000000"/>
@@ -14400,6 +14975,7 @@
     </w:tblStylePr>
     <w:tblStylePr w:type="firstCol">
       <w:rPr>
+        <w:rFonts w:eastAsia="黑体"/>
         <w:color w:themeColor="background1" w:val="FFFFFF"/>
       </w:rPr>
       <w:tblPr/>
@@ -14409,6 +14985,7 @@
     </w:tblStylePr>
     <w:tblStylePr w:type="lastCol">
       <w:rPr>
+        <w:rFonts w:eastAsia="黑体"/>
         <w:color w:themeColor="background1" w:val="FFFFFF"/>
       </w:rPr>
       <w:tblPr/>
@@ -14438,6 +15015,7 @@
       <w:spacing w:after="0" w:line="240" w:lineRule="auto"/>
     </w:pPr>
     <w:rPr>
+      <w:rFonts w:eastAsia="黑体"/>
       <w:color w:themeColor="text1" w:val="000000"/>
     </w:rPr>
     <w:tblPr>
@@ -14459,6 +15037,7 @@
     </w:tcPr>
     <w:tblStylePr w:type="firstRow">
       <w:rPr>
+        <w:rFonts w:eastAsia="黑体"/>
         <w:b/>
         <w:bCs/>
       </w:rPr>
@@ -14469,6 +15048,7 @@
     </w:tblStylePr>
     <w:tblStylePr w:type="lastRow">
       <w:rPr>
+        <w:rFonts w:eastAsia="黑体"/>
         <w:b/>
         <w:bCs/>
         <w:color w:themeColor="text1" w:val="000000"/>
@@ -14480,6 +15060,7 @@
     </w:tblStylePr>
     <w:tblStylePr w:type="firstCol">
       <w:rPr>
+        <w:rFonts w:eastAsia="黑体"/>
         <w:color w:themeColor="background1" w:val="FFFFFF"/>
       </w:rPr>
       <w:tblPr/>
@@ -14489,6 +15070,7 @@
     </w:tblStylePr>
     <w:tblStylePr w:type="lastCol">
       <w:rPr>
+        <w:rFonts w:eastAsia="黑体"/>
         <w:color w:themeColor="background1" w:val="FFFFFF"/>
       </w:rPr>
       <w:tblPr/>
@@ -14518,6 +15100,7 @@
       <w:spacing w:after="0" w:line="240" w:lineRule="auto"/>
     </w:pPr>
     <w:rPr>
+      <w:rFonts w:eastAsia="黑体"/>
       <w:color w:themeColor="text1" w:val="000000"/>
     </w:rPr>
     <w:tblPr>
@@ -14539,6 +15122,7 @@
     </w:tcPr>
     <w:tblStylePr w:type="firstRow">
       <w:rPr>
+        <w:rFonts w:eastAsia="黑体"/>
         <w:b/>
         <w:bCs/>
       </w:rPr>
@@ -14549,6 +15133,7 @@
     </w:tblStylePr>
     <w:tblStylePr w:type="lastRow">
       <w:rPr>
+        <w:rFonts w:eastAsia="黑体"/>
         <w:b/>
         <w:bCs/>
         <w:color w:themeColor="text1" w:val="000000"/>
@@ -14560,6 +15145,7 @@
     </w:tblStylePr>
     <w:tblStylePr w:type="firstCol">
       <w:rPr>
+        <w:rFonts w:eastAsia="黑体"/>
         <w:color w:themeColor="background1" w:val="FFFFFF"/>
       </w:rPr>
       <w:tblPr/>
@@ -14569,6 +15155,7 @@
     </w:tblStylePr>
     <w:tblStylePr w:type="lastCol">
       <w:rPr>
+        <w:rFonts w:eastAsia="黑体"/>
         <w:color w:themeColor="background1" w:val="FFFFFF"/>
       </w:rPr>
       <w:tblPr/>
@@ -14598,6 +15185,7 @@
       <w:spacing w:after="0" w:line="240" w:lineRule="auto"/>
     </w:pPr>
     <w:rPr>
+      <w:rFonts w:eastAsia="黑体"/>
       <w:color w:themeColor="text1" w:val="000000"/>
     </w:rPr>
     <w:tblPr>
@@ -14619,6 +15207,7 @@
     </w:tcPr>
     <w:tblStylePr w:type="firstRow">
       <w:rPr>
+        <w:rFonts w:eastAsia="黑体"/>
         <w:b/>
         <w:bCs/>
       </w:rPr>
@@ -14629,6 +15218,7 @@
     </w:tblStylePr>
     <w:tblStylePr w:type="lastRow">
       <w:rPr>
+        <w:rFonts w:eastAsia="黑体"/>
         <w:b/>
         <w:bCs/>
         <w:color w:themeColor="text1" w:val="000000"/>
@@ -14640,6 +15230,7 @@
     </w:tblStylePr>
     <w:tblStylePr w:type="firstCol">
       <w:rPr>
+        <w:rFonts w:eastAsia="黑体"/>
         <w:color w:themeColor="background1" w:val="FFFFFF"/>
       </w:rPr>
       <w:tblPr/>
@@ -14649,6 +15240,7 @@
     </w:tblStylePr>
     <w:tblStylePr w:type="lastCol">
       <w:rPr>
+        <w:rFonts w:eastAsia="黑体"/>
         <w:color w:themeColor="background1" w:val="FFFFFF"/>
       </w:rPr>
       <w:tblPr/>
@@ -14681,6 +15273,7 @@
     <w:name w:val="KeywordTok"/>
     <w:basedOn w:val="VerbatimChar"/>
     <w:rPr>
+      <w:rFonts w:eastAsia="黑体"/>
       <w:b/>
       <w:color w:val="007020"/>
     </w:rPr>
@@ -14689,6 +15282,7 @@
     <w:name w:val="DataTypeTok"/>
     <w:basedOn w:val="VerbatimChar"/>
     <w:rPr>
+      <w:rFonts w:eastAsia="黑体"/>
       <w:color w:val="902000"/>
     </w:rPr>
   </w:style>
@@ -14696,6 +15290,7 @@
     <w:name w:val="DecValTok"/>
     <w:basedOn w:val="VerbatimChar"/>
     <w:rPr>
+      <w:rFonts w:eastAsia="黑体"/>
       <w:color w:val="40a070"/>
     </w:rPr>
   </w:style>
@@ -14703,6 +15298,7 @@
     <w:name w:val="BaseNTok"/>
     <w:basedOn w:val="VerbatimChar"/>
     <w:rPr>
+      <w:rFonts w:eastAsia="黑体"/>
       <w:color w:val="40a070"/>
     </w:rPr>
   </w:style>
@@ -14710,6 +15306,7 @@
     <w:name w:val="FloatTok"/>
     <w:basedOn w:val="VerbatimChar"/>
     <w:rPr>
+      <w:rFonts w:eastAsia="黑体"/>
       <w:color w:val="40a070"/>
     </w:rPr>
   </w:style>
@@ -14717,6 +15314,7 @@
     <w:name w:val="ConstantTok"/>
     <w:basedOn w:val="VerbatimChar"/>
     <w:rPr>
+      <w:rFonts w:eastAsia="黑体"/>
       <w:color w:val="880000"/>
     </w:rPr>
   </w:style>
@@ -14724,6 +15322,7 @@
     <w:name w:val="CharTok"/>
     <w:basedOn w:val="VerbatimChar"/>
     <w:rPr>
+      <w:rFonts w:eastAsia="黑体"/>
       <w:color w:val="4070a0"/>
     </w:rPr>
   </w:style>
@@ -14731,6 +15330,7 @@
     <w:name w:val="SpecialCharTok"/>
     <w:basedOn w:val="VerbatimChar"/>
     <w:rPr>
+      <w:rFonts w:eastAsia="黑体"/>
       <w:color w:val="4070a0"/>
     </w:rPr>
   </w:style>
@@ -14738,6 +15338,7 @@
     <w:name w:val="StringTok"/>
     <w:basedOn w:val="VerbatimChar"/>
     <w:rPr>
+      <w:rFonts w:eastAsia="黑体"/>
       <w:color w:val="4070a0"/>
     </w:rPr>
   </w:style>
@@ -14745,6 +15346,7 @@
     <w:name w:val="VerbatimStringTok"/>
     <w:basedOn w:val="VerbatimChar"/>
     <w:rPr>
+      <w:rFonts w:eastAsia="黑体"/>
       <w:color w:val="4070a0"/>
     </w:rPr>
   </w:style>
@@ -14752,6 +15354,7 @@
     <w:name w:val="SpecialStringTok"/>
     <w:basedOn w:val="VerbatimChar"/>
     <w:rPr>
+      <w:rFonts w:eastAsia="黑体"/>
       <w:color w:val="bb6688"/>
     </w:rPr>
   </w:style>
@@ -14759,6 +15362,7 @@
     <w:name w:val="ImportTok"/>
     <w:basedOn w:val="VerbatimChar"/>
     <w:rPr>
+      <w:rFonts w:eastAsia="黑体"/>
       <w:b/>
       <w:color w:val="008000"/>
     </w:rPr>
@@ -14767,6 +15371,7 @@
     <w:name w:val="CommentTok"/>
     <w:basedOn w:val="VerbatimChar"/>
     <w:rPr>
+      <w:rFonts w:eastAsia="黑体"/>
       <w:i/>
       <w:color w:val="60a0b0"/>
     </w:rPr>
@@ -14775,6 +15380,7 @@
     <w:name w:val="DocumentationTok"/>
     <w:basedOn w:val="VerbatimChar"/>
     <w:rPr>
+      <w:rFonts w:eastAsia="黑体"/>
       <w:i/>
       <w:color w:val="ba2121"/>
     </w:rPr>
@@ -14783,6 +15389,7 @@
     <w:name w:val="AnnotationTok"/>
     <w:basedOn w:val="VerbatimChar"/>
     <w:rPr>
+      <w:rFonts w:eastAsia="黑体"/>
       <w:b/>
       <w:i/>
       <w:color w:val="60a0b0"/>
@@ -14792,6 +15399,7 @@
     <w:name w:val="CommentVarTok"/>
     <w:basedOn w:val="VerbatimChar"/>
     <w:rPr>
+      <w:rFonts w:eastAsia="黑体"/>
       <w:b/>
       <w:i/>
       <w:color w:val="60a0b0"/>
@@ -14801,6 +15409,7 @@
     <w:name w:val="OtherTok"/>
     <w:basedOn w:val="VerbatimChar"/>
     <w:rPr>
+      <w:rFonts w:eastAsia="黑体"/>
       <w:color w:val="007020"/>
     </w:rPr>
   </w:style>
@@ -14808,6 +15417,7 @@
     <w:name w:val="FunctionTok"/>
     <w:basedOn w:val="VerbatimChar"/>
     <w:rPr>
+      <w:rFonts w:eastAsia="黑体"/>
       <w:color w:val="06287e"/>
     </w:rPr>
   </w:style>
@@ -14815,6 +15425,7 @@
     <w:name w:val="VariableTok"/>
     <w:basedOn w:val="VerbatimChar"/>
     <w:rPr>
+      <w:rFonts w:eastAsia="黑体"/>
       <w:color w:val="19177c"/>
     </w:rPr>
   </w:style>
@@ -14822,6 +15433,7 @@
     <w:name w:val="ControlFlowTok"/>
     <w:basedOn w:val="VerbatimChar"/>
     <w:rPr>
+      <w:rFonts w:eastAsia="黑体"/>
       <w:b/>
       <w:color w:val="007020"/>
     </w:rPr>
@@ -14830,6 +15442,7 @@
     <w:name w:val="OperatorTok"/>
     <w:basedOn w:val="VerbatimChar"/>
     <w:rPr>
+      <w:rFonts w:eastAsia="黑体"/>
       <w:color w:val="666666"/>
     </w:rPr>
   </w:style>
@@ -14837,18 +15450,22 @@
     <w:name w:val="BuiltInTok"/>
     <w:basedOn w:val="VerbatimChar"/>
     <w:rPr>
+      <w:rFonts w:eastAsia="黑体"/>
       <w:color w:val="008000"/>
     </w:rPr>
   </w:style>
   <w:style w:type="character" w:customStyle="1" w:styleId="ExtensionTok">
     <w:name w:val="ExtensionTok"/>
     <w:basedOn w:val="VerbatimChar"/>
-    <w:rPr/>
+    <w:rPr>
+      <w:rFonts w:eastAsia="黑体"/>
+    </w:rPr>
   </w:style>
   <w:style w:type="character" w:customStyle="1" w:styleId="PreprocessorTok">
     <w:name w:val="PreprocessorTok"/>
     <w:basedOn w:val="VerbatimChar"/>
     <w:rPr>
+      <w:rFonts w:eastAsia="黑体"/>
       <w:color w:val="bc7a00"/>
     </w:rPr>
   </w:style>
@@ -14856,18 +15473,22 @@
     <w:name w:val="AttributeTok"/>
     <w:basedOn w:val="VerbatimChar"/>
     <w:rPr>
+      <w:rFonts w:eastAsia="黑体"/>
       <w:color w:val="7d9029"/>
     </w:rPr>
   </w:style>
   <w:style w:type="character" w:customStyle="1" w:styleId="RegionMarkerTok">
     <w:name w:val="RegionMarkerTok"/>
     <w:basedOn w:val="VerbatimChar"/>
-    <w:rPr/>
+    <w:rPr>
+      <w:rFonts w:eastAsia="黑体"/>
+    </w:rPr>
   </w:style>
   <w:style w:type="character" w:customStyle="1" w:styleId="InformationTok">
     <w:name w:val="InformationTok"/>
     <w:basedOn w:val="VerbatimChar"/>
     <w:rPr>
+      <w:rFonts w:eastAsia="黑体"/>
       <w:b/>
       <w:i/>
       <w:color w:val="60a0b0"/>
@@ -14877,6 +15498,7 @@
     <w:name w:val="WarningTok"/>
     <w:basedOn w:val="VerbatimChar"/>
     <w:rPr>
+      <w:rFonts w:eastAsia="黑体"/>
       <w:b/>
       <w:i/>
       <w:color w:val="60a0b0"/>
@@ -14886,6 +15508,7 @@
     <w:name w:val="AlertTok"/>
     <w:basedOn w:val="VerbatimChar"/>
     <w:rPr>
+      <w:rFonts w:eastAsia="黑体"/>
       <w:b/>
       <w:color w:val="ff0000"/>
     </w:rPr>
@@ -14894,6 +15517,7 @@
     <w:name w:val="ErrorTok"/>
     <w:basedOn w:val="VerbatimChar"/>
     <w:rPr>
+      <w:rFonts w:eastAsia="黑体"/>
       <w:b/>
       <w:color w:val="ff0000"/>
     </w:rPr>
@@ -14901,7 +15525,9 @@
   <w:style w:type="character" w:customStyle="1" w:styleId="NormalTok">
     <w:name w:val="NormalTok"/>
     <w:basedOn w:val="VerbatimChar"/>
-    <w:rPr/>
+    <w:rPr>
+      <w:rFonts w:eastAsia="黑体"/>
+    </w:rPr>
   </w:style>
 </w:styles>
 </file>
@@ -14950,12 +15576,12 @@
     <a:fontScheme name="Office">
       <a:majorFont>
         <a:latin typeface="Calibri"/>
-        <a:ea typeface=""/>
+        <a:ea typeface="黑体"/>
         <a:cs typeface=""/>
         <a:font script="Jpan" typeface="ＭＳ ゴシック"/>
         <a:font script="Hang" typeface="맑은 고딕"/>
-        <a:font script="Hans" typeface="宋体"/>
-        <a:font script="Hant" typeface="新細明體"/>
+        <a:font script="Hans" typeface="黑体"/>
+        <a:font script="Hant" typeface="黑体"/>
         <a:font script="Arab" typeface="Times New Roman"/>
         <a:font script="Hebr" typeface="Times New Roman"/>
         <a:font script="Thai" typeface="Angsana New"/>
@@ -14985,12 +15611,12 @@
       </a:majorFont>
       <a:minorFont>
         <a:latin typeface="Cambria"/>
-        <a:ea typeface=""/>
+        <a:ea typeface="黑体"/>
         <a:cs typeface=""/>
         <a:font script="Jpan" typeface="ＭＳ 明朝"/>
         <a:font script="Hang" typeface="맑은 고딕"/>
-        <a:font script="Hans" typeface="宋体"/>
-        <a:font script="Hant" typeface="新細明體"/>
+        <a:font script="Hans" typeface="黑体"/>
+        <a:font script="Hant" typeface="黑体"/>
         <a:font script="Arab" typeface="Arial"/>
         <a:font script="Hebr" typeface="Arial"/>
         <a:font script="Thai" typeface="Cordia New"/>

--- a/08-传感器电路/06-湿度传感器电路/电阻式湿度传感器电路/电阻式湿度传感器电路.docx
+++ b/08-传感器电路/06-湿度传感器电路/电阻式湿度传感器电路/电阻式湿度传感器电路.docx
@@ -2505,7 +2505,7 @@
           <w:color w:val="555555"/>
           <w:sz w:val="21"/>
         </w:rPr>
-        <w:t>材料收集者：杜文杰，WX手机：19519196569，QQ:3478827729</w:t>
+        <w:t>材料收集者：杜文杰，微信/手机：19519196569，QQ:3478827729</w:t>
       </w:r>
     </w:p>
     <w:sectPr>
